--- a/_mpi2026_group2_course_work_document.docx
+++ b/_mpi2026_group2_course_work_document.docx
@@ -334,9 +334,16 @@
         <w:p>
           <w:pPr>
             <w:pStyle w:val="TOC1"/>
-            <w:tabs>
-              <w:tab w:val="right" w:leader="dot" w:pos="9639"/>
-            </w:tabs>
+            <w:rPr>
+              <w:rFonts w:asciiTheme="minorHAnsi" w:eastAsiaTheme="minorEastAsia" w:hAnsiTheme="minorHAnsi" w:cstheme="minorBidi"/>
+              <w:b w:val="0"/>
+              <w:noProof/>
+              <w:kern w:val="2"/>
+              <w:sz w:val="24"/>
+              <w:szCs w:val="24"/>
+              <w:lang w:val="en-GB" w:eastAsia="en-GB"/>
+              <w14:ligatures w14:val="standardContextual"/>
+            </w:rPr>
           </w:pPr>
           <w:r>
             <w:fldChar w:fldCharType="begin"/>
@@ -353,208 +360,1603 @@
             </w:rPr>
             <w:fldChar w:fldCharType="separate"/>
           </w:r>
-          <w:hyperlink w:anchor="__RefHeading___Toc885_2932776666">
-            <w:r>
-              <w:rPr>
-                <w:rStyle w:val="IndexLink"/>
-              </w:rPr>
-              <w:t>1 Introduction</w:t>
-            </w:r>
-            <w:r>
-              <w:rPr>
-                <w:rStyle w:val="IndexLink"/>
+          <w:hyperlink w:anchor="_Toc243938846" w:history="1">
+            <w:r>
+              <w:rPr>
+                <w:rStyle w:val="Hyperlink"/>
+                <w:rFonts w:cs="Arial"/>
+                <w:noProof/>
+                <w:lang w:val="lv-LV"/>
+              </w:rPr>
+              <w:t>Introduction</w:t>
+            </w:r>
+            <w:r>
+              <w:rPr>
+                <w:noProof/>
               </w:rPr>
               <w:tab/>
+            </w:r>
+            <w:r>
+              <w:rPr>
+                <w:noProof/>
+              </w:rPr>
+              <w:fldChar w:fldCharType="begin"/>
+            </w:r>
+            <w:r>
+              <w:rPr>
+                <w:noProof/>
+              </w:rPr>
+              <w:instrText xml:space="preserve"> PAGEREF _Toc243938846 \h </w:instrText>
+            </w:r>
+            <w:r>
+              <w:rPr>
+                <w:noProof/>
+              </w:rPr>
+            </w:r>
+            <w:r>
+              <w:rPr>
+                <w:noProof/>
+              </w:rPr>
+              <w:fldChar w:fldCharType="separate"/>
+            </w:r>
+            <w:r>
+              <w:rPr>
+                <w:noProof/>
+              </w:rPr>
               <w:t>4</w:t>
+            </w:r>
+            <w:r>
+              <w:rPr>
+                <w:noProof/>
+              </w:rPr>
+              <w:fldChar w:fldCharType="end"/>
             </w:r>
           </w:hyperlink>
         </w:p>
         <w:p>
           <w:pPr>
             <w:pStyle w:val="TOC1"/>
-            <w:tabs>
-              <w:tab w:val="right" w:leader="dot" w:pos="9639"/>
-            </w:tabs>
+            <w:rPr>
+              <w:rFonts w:asciiTheme="minorHAnsi" w:eastAsiaTheme="minorEastAsia" w:hAnsiTheme="minorHAnsi" w:cstheme="minorBidi"/>
+              <w:b w:val="0"/>
+              <w:noProof/>
+              <w:kern w:val="2"/>
+              <w:sz w:val="24"/>
+              <w:szCs w:val="24"/>
+              <w:lang w:val="en-GB" w:eastAsia="en-GB"/>
+              <w14:ligatures w14:val="standardContextual"/>
+            </w:rPr>
           </w:pPr>
-          <w:hyperlink w:anchor="__RefHeading___Toc887_2932776666">
-            <w:r>
-              <w:rPr>
-                <w:rStyle w:val="IndexLink"/>
-              </w:rPr>
-              <w:t>2 Chapter-2</w:t>
-            </w:r>
-            <w:r>
-              <w:rPr>
-                <w:rStyle w:val="IndexLink"/>
+          <w:hyperlink w:anchor="_Toc243938847" w:history="1">
+            <w:r>
+              <w:rPr>
+                <w:rStyle w:val="Hyperlink"/>
+                <w:noProof/>
+                <w:lang w:val="lv-LV"/>
+              </w:rPr>
+              <w:t>1</w:t>
+            </w:r>
+            <w:r>
+              <w:rPr>
+                <w:rFonts w:asciiTheme="minorHAnsi" w:eastAsiaTheme="minorEastAsia" w:hAnsiTheme="minorHAnsi" w:cstheme="minorBidi"/>
+                <w:b w:val="0"/>
+                <w:noProof/>
+                <w:kern w:val="2"/>
+                <w:sz w:val="24"/>
+                <w:szCs w:val="24"/>
+                <w:lang w:val="en-GB" w:eastAsia="en-GB"/>
+                <w14:ligatures w14:val="standardContextual"/>
               </w:rPr>
               <w:tab/>
-              <w:t>4</w:t>
+            </w:r>
+            <w:r>
+              <w:rPr>
+                <w:rStyle w:val="Hyperlink"/>
+                <w:noProof/>
+              </w:rPr>
+              <w:t>Mockup</w:t>
+            </w:r>
+            <w:r>
+              <w:rPr>
+                <w:noProof/>
+              </w:rPr>
+              <w:tab/>
+            </w:r>
+            <w:r>
+              <w:rPr>
+                <w:noProof/>
+              </w:rPr>
+              <w:fldChar w:fldCharType="begin"/>
+            </w:r>
+            <w:r>
+              <w:rPr>
+                <w:noProof/>
+              </w:rPr>
+              <w:instrText xml:space="preserve"> PAGEREF _Toc243938847 \h </w:instrText>
+            </w:r>
+            <w:r>
+              <w:rPr>
+                <w:noProof/>
+              </w:rPr>
+            </w:r>
+            <w:r>
+              <w:rPr>
+                <w:noProof/>
+              </w:rPr>
+              <w:fldChar w:fldCharType="separate"/>
+            </w:r>
+            <w:r>
+              <w:rPr>
+                <w:noProof/>
+              </w:rPr>
+              <w:t>5</w:t>
+            </w:r>
+            <w:r>
+              <w:rPr>
+                <w:noProof/>
+              </w:rPr>
+              <w:fldChar w:fldCharType="end"/>
+            </w:r>
+          </w:hyperlink>
+        </w:p>
+        <w:p>
+          <w:pPr>
+            <w:pStyle w:val="TOC1"/>
+            <w:rPr>
+              <w:rFonts w:asciiTheme="minorHAnsi" w:eastAsiaTheme="minorEastAsia" w:hAnsiTheme="minorHAnsi" w:cstheme="minorBidi"/>
+              <w:b w:val="0"/>
+              <w:noProof/>
+              <w:kern w:val="2"/>
+              <w:sz w:val="24"/>
+              <w:szCs w:val="24"/>
+              <w:lang w:val="en-GB" w:eastAsia="en-GB"/>
+              <w14:ligatures w14:val="standardContextual"/>
+            </w:rPr>
+          </w:pPr>
+          <w:hyperlink w:anchor="_Toc243938848" w:history="1">
+            <w:r>
+              <w:rPr>
+                <w:rStyle w:val="Hyperlink"/>
+                <w:noProof/>
+                <w:lang w:val="lv-LV"/>
+              </w:rPr>
+              <w:t>2</w:t>
+            </w:r>
+            <w:r>
+              <w:rPr>
+                <w:rFonts w:asciiTheme="minorHAnsi" w:eastAsiaTheme="minorEastAsia" w:hAnsiTheme="minorHAnsi" w:cstheme="minorBidi"/>
+                <w:b w:val="0"/>
+                <w:noProof/>
+                <w:kern w:val="2"/>
+                <w:sz w:val="24"/>
+                <w:szCs w:val="24"/>
+                <w:lang w:val="en-GB" w:eastAsia="en-GB"/>
+                <w14:ligatures w14:val="standardContextual"/>
+              </w:rPr>
+              <w:tab/>
+            </w:r>
+            <w:r>
+              <w:rPr>
+                <w:rStyle w:val="Hyperlink"/>
+                <w:noProof/>
+              </w:rPr>
+              <w:t>Prototype &amp; Planned Functionality (Pre-Development Design)</w:t>
+            </w:r>
+            <w:r>
+              <w:rPr>
+                <w:noProof/>
+              </w:rPr>
+              <w:tab/>
+            </w:r>
+            <w:r>
+              <w:rPr>
+                <w:noProof/>
+              </w:rPr>
+              <w:fldChar w:fldCharType="begin"/>
+            </w:r>
+            <w:r>
+              <w:rPr>
+                <w:noProof/>
+              </w:rPr>
+              <w:instrText xml:space="preserve"> PAGEREF _Toc243938848 \h </w:instrText>
+            </w:r>
+            <w:r>
+              <w:rPr>
+                <w:noProof/>
+              </w:rPr>
+            </w:r>
+            <w:r>
+              <w:rPr>
+                <w:noProof/>
+              </w:rPr>
+              <w:fldChar w:fldCharType="separate"/>
+            </w:r>
+            <w:r>
+              <w:rPr>
+                <w:noProof/>
+              </w:rPr>
+              <w:t>6</w:t>
+            </w:r>
+            <w:r>
+              <w:rPr>
+                <w:noProof/>
+              </w:rPr>
+              <w:fldChar w:fldCharType="end"/>
+            </w:r>
+          </w:hyperlink>
+        </w:p>
+        <w:p>
+          <w:pPr>
+            <w:pStyle w:val="TOC1"/>
+            <w:rPr>
+              <w:rFonts w:asciiTheme="minorHAnsi" w:eastAsiaTheme="minorEastAsia" w:hAnsiTheme="minorHAnsi" w:cstheme="minorBidi"/>
+              <w:b w:val="0"/>
+              <w:noProof/>
+              <w:kern w:val="2"/>
+              <w:sz w:val="24"/>
+              <w:szCs w:val="24"/>
+              <w:lang w:val="en-GB" w:eastAsia="en-GB"/>
+              <w14:ligatures w14:val="standardContextual"/>
+            </w:rPr>
+          </w:pPr>
+          <w:hyperlink w:anchor="_Toc243938849" w:history="1">
+            <w:r>
+              <w:rPr>
+                <w:rStyle w:val="Hyperlink"/>
+                <w:noProof/>
+                <w:lang w:val="lv-LV"/>
+              </w:rPr>
+              <w:t>3</w:t>
+            </w:r>
+            <w:r>
+              <w:rPr>
+                <w:rFonts w:asciiTheme="minorHAnsi" w:eastAsiaTheme="minorEastAsia" w:hAnsiTheme="minorHAnsi" w:cstheme="minorBidi"/>
+                <w:b w:val="0"/>
+                <w:noProof/>
+                <w:kern w:val="2"/>
+                <w:sz w:val="24"/>
+                <w:szCs w:val="24"/>
+                <w:lang w:val="en-GB" w:eastAsia="en-GB"/>
+                <w14:ligatures w14:val="standardContextual"/>
+              </w:rPr>
+              <w:tab/>
+            </w:r>
+            <w:r>
+              <w:rPr>
+                <w:rStyle w:val="Hyperlink"/>
+                <w:noProof/>
+              </w:rPr>
+              <w:t>Detailed System Architecture &amp; Functional Specifications</w:t>
+            </w:r>
+            <w:r>
+              <w:rPr>
+                <w:noProof/>
+              </w:rPr>
+              <w:tab/>
+            </w:r>
+            <w:r>
+              <w:rPr>
+                <w:noProof/>
+              </w:rPr>
+              <w:fldChar w:fldCharType="begin"/>
+            </w:r>
+            <w:r>
+              <w:rPr>
+                <w:noProof/>
+              </w:rPr>
+              <w:instrText xml:space="preserve"> PAGEREF _Toc243938849 \h </w:instrText>
+            </w:r>
+            <w:r>
+              <w:rPr>
+                <w:noProof/>
+              </w:rPr>
+            </w:r>
+            <w:r>
+              <w:rPr>
+                <w:noProof/>
+              </w:rPr>
+              <w:fldChar w:fldCharType="separate"/>
+            </w:r>
+            <w:r>
+              <w:rPr>
+                <w:noProof/>
+              </w:rPr>
+              <w:t>7</w:t>
+            </w:r>
+            <w:r>
+              <w:rPr>
+                <w:noProof/>
+              </w:rPr>
+              <w:fldChar w:fldCharType="end"/>
             </w:r>
           </w:hyperlink>
         </w:p>
         <w:p>
           <w:pPr>
             <w:pStyle w:val="TOC2"/>
-            <w:tabs>
-              <w:tab w:val="right" w:leader="dot" w:pos="9639"/>
-            </w:tabs>
+            <w:rPr>
+              <w:rFonts w:asciiTheme="minorHAnsi" w:eastAsiaTheme="minorEastAsia" w:hAnsiTheme="minorHAnsi" w:cstheme="minorBidi"/>
+              <w:noProof/>
+              <w:kern w:val="2"/>
+              <w:sz w:val="24"/>
+              <w:szCs w:val="24"/>
+              <w:lang w:val="en-GB" w:eastAsia="en-GB"/>
+              <w14:ligatures w14:val="standardContextual"/>
+            </w:rPr>
           </w:pPr>
-          <w:hyperlink w:anchor="__RefHeading___Toc889_2932776666">
-            <w:r>
-              <w:rPr>
-                <w:rStyle w:val="IndexLink"/>
-              </w:rPr>
-              <w:t>2.1 Chapter-2.1</w:t>
-            </w:r>
-            <w:r>
-              <w:rPr>
-                <w:rStyle w:val="IndexLink"/>
+          <w:hyperlink w:anchor="_Toc243938850" w:history="1">
+            <w:r>
+              <w:rPr>
+                <w:rStyle w:val="Hyperlink"/>
+                <w:noProof/>
+              </w:rPr>
+              <w:t>3.1</w:t>
+            </w:r>
+            <w:r>
+              <w:rPr>
+                <w:rFonts w:asciiTheme="minorHAnsi" w:eastAsiaTheme="minorEastAsia" w:hAnsiTheme="minorHAnsi" w:cstheme="minorBidi"/>
+                <w:noProof/>
+                <w:kern w:val="2"/>
+                <w:sz w:val="24"/>
+                <w:szCs w:val="24"/>
+                <w:lang w:val="en-GB" w:eastAsia="en-GB"/>
+                <w14:ligatures w14:val="standardContextual"/>
               </w:rPr>
               <w:tab/>
-              <w:t>4</w:t>
-            </w:r>
-          </w:hyperlink>
-        </w:p>
-        <w:p>
-          <w:pPr>
-            <w:pStyle w:val="TOC3"/>
-            <w:tabs>
-              <w:tab w:val="right" w:leader="dot" w:pos="9639"/>
-            </w:tabs>
-          </w:pPr>
-          <w:hyperlink w:anchor="__RefHeading___Toc891_2932776666">
-            <w:r>
-              <w:rPr>
-                <w:rStyle w:val="IndexLink"/>
-              </w:rPr>
-              <w:t>2.1.1 Chapter-2.1.1</w:t>
-            </w:r>
-            <w:r>
-              <w:rPr>
-                <w:rStyle w:val="IndexLink"/>
+            </w:r>
+            <w:r>
+              <w:rPr>
+                <w:rStyle w:val="Hyperlink"/>
+                <w:noProof/>
+              </w:rPr>
+              <w:t>Application Architecture &amp; Directory Structure</w:t>
+            </w:r>
+            <w:r>
+              <w:rPr>
+                <w:noProof/>
               </w:rPr>
               <w:tab/>
-              <w:t>4</w:t>
-            </w:r>
-          </w:hyperlink>
-        </w:p>
-        <w:p>
-          <w:pPr>
-            <w:pStyle w:val="TOC3"/>
-            <w:tabs>
-              <w:tab w:val="right" w:leader="dot" w:pos="9639"/>
-            </w:tabs>
-          </w:pPr>
-          <w:hyperlink w:anchor="__RefHeading___Toc893_2932776666">
-            <w:r>
-              <w:rPr>
-                <w:rStyle w:val="IndexLink"/>
-              </w:rPr>
-              <w:t>2.1.2 Chapter-2.1.2</w:t>
-            </w:r>
-            <w:r>
-              <w:rPr>
-                <w:rStyle w:val="IndexLink"/>
-              </w:rPr>
-              <w:tab/>
-              <w:t>4</w:t>
+            </w:r>
+            <w:r>
+              <w:rPr>
+                <w:noProof/>
+              </w:rPr>
+              <w:fldChar w:fldCharType="begin"/>
+            </w:r>
+            <w:r>
+              <w:rPr>
+                <w:noProof/>
+              </w:rPr>
+              <w:instrText xml:space="preserve"> PAGEREF _Toc243938850 \h </w:instrText>
+            </w:r>
+            <w:r>
+              <w:rPr>
+                <w:noProof/>
+              </w:rPr>
+            </w:r>
+            <w:r>
+              <w:rPr>
+                <w:noProof/>
+              </w:rPr>
+              <w:fldChar w:fldCharType="separate"/>
+            </w:r>
+            <w:r>
+              <w:rPr>
+                <w:noProof/>
+              </w:rPr>
+              <w:t>7</w:t>
+            </w:r>
+            <w:r>
+              <w:rPr>
+                <w:noProof/>
+              </w:rPr>
+              <w:fldChar w:fldCharType="end"/>
             </w:r>
           </w:hyperlink>
         </w:p>
         <w:p>
           <w:pPr>
             <w:pStyle w:val="TOC2"/>
-            <w:tabs>
-              <w:tab w:val="right" w:leader="dot" w:pos="9639"/>
-            </w:tabs>
+            <w:rPr>
+              <w:rFonts w:asciiTheme="minorHAnsi" w:eastAsiaTheme="minorEastAsia" w:hAnsiTheme="minorHAnsi" w:cstheme="minorBidi"/>
+              <w:noProof/>
+              <w:kern w:val="2"/>
+              <w:sz w:val="24"/>
+              <w:szCs w:val="24"/>
+              <w:lang w:val="en-GB" w:eastAsia="en-GB"/>
+              <w14:ligatures w14:val="standardContextual"/>
+            </w:rPr>
           </w:pPr>
-          <w:hyperlink w:anchor="__RefHeading___Toc895_2932776666">
-            <w:r>
-              <w:rPr>
-                <w:rStyle w:val="IndexLink"/>
-              </w:rPr>
-              <w:t>2.2 Chapter-2.2</w:t>
-            </w:r>
-            <w:r>
-              <w:rPr>
-                <w:rStyle w:val="IndexLink"/>
+          <w:hyperlink w:anchor="_Toc243938851" w:history="1">
+            <w:r>
+              <w:rPr>
+                <w:rStyle w:val="Hyperlink"/>
+                <w:noProof/>
+              </w:rPr>
+              <w:t>3.2</w:t>
+            </w:r>
+            <w:r>
+              <w:rPr>
+                <w:rFonts w:asciiTheme="minorHAnsi" w:eastAsiaTheme="minorEastAsia" w:hAnsiTheme="minorHAnsi" w:cstheme="minorBidi"/>
+                <w:noProof/>
+                <w:kern w:val="2"/>
+                <w:sz w:val="24"/>
+                <w:szCs w:val="24"/>
+                <w:lang w:val="en-GB" w:eastAsia="en-GB"/>
+                <w14:ligatures w14:val="standardContextual"/>
               </w:rPr>
               <w:tab/>
-              <w:t>4</w:t>
+            </w:r>
+            <w:r>
+              <w:rPr>
+                <w:rStyle w:val="Hyperlink"/>
+                <w:noProof/>
+              </w:rPr>
+              <w:t>Document Processing &amp; Interactive Spreadsheet (Tab 1)</w:t>
+            </w:r>
+            <w:r>
+              <w:rPr>
+                <w:noProof/>
+              </w:rPr>
+              <w:tab/>
+            </w:r>
+            <w:r>
+              <w:rPr>
+                <w:noProof/>
+              </w:rPr>
+              <w:fldChar w:fldCharType="begin"/>
+            </w:r>
+            <w:r>
+              <w:rPr>
+                <w:noProof/>
+              </w:rPr>
+              <w:instrText xml:space="preserve"> PAGEREF _Toc243938851 \h </w:instrText>
+            </w:r>
+            <w:r>
+              <w:rPr>
+                <w:noProof/>
+              </w:rPr>
+            </w:r>
+            <w:r>
+              <w:rPr>
+                <w:noProof/>
+              </w:rPr>
+              <w:fldChar w:fldCharType="separate"/>
+            </w:r>
+            <w:r>
+              <w:rPr>
+                <w:noProof/>
+              </w:rPr>
+              <w:t>7</w:t>
+            </w:r>
+            <w:r>
+              <w:rPr>
+                <w:noProof/>
+              </w:rPr>
+              <w:fldChar w:fldCharType="end"/>
+            </w:r>
+          </w:hyperlink>
+        </w:p>
+        <w:p>
+          <w:pPr>
+            <w:pStyle w:val="TOC2"/>
+            <w:rPr>
+              <w:rFonts w:asciiTheme="minorHAnsi" w:eastAsiaTheme="minorEastAsia" w:hAnsiTheme="minorHAnsi" w:cstheme="minorBidi"/>
+              <w:noProof/>
+              <w:kern w:val="2"/>
+              <w:sz w:val="24"/>
+              <w:szCs w:val="24"/>
+              <w:lang w:val="en-GB" w:eastAsia="en-GB"/>
+              <w14:ligatures w14:val="standardContextual"/>
+            </w:rPr>
+          </w:pPr>
+          <w:hyperlink w:anchor="_Toc243938852" w:history="1">
+            <w:r>
+              <w:rPr>
+                <w:rStyle w:val="Hyperlink"/>
+                <w:noProof/>
+              </w:rPr>
+              <w:t>3.3</w:t>
+            </w:r>
+            <w:r>
+              <w:rPr>
+                <w:rFonts w:asciiTheme="minorHAnsi" w:eastAsiaTheme="minorEastAsia" w:hAnsiTheme="minorHAnsi" w:cstheme="minorBidi"/>
+                <w:noProof/>
+                <w:kern w:val="2"/>
+                <w:sz w:val="24"/>
+                <w:szCs w:val="24"/>
+                <w:lang w:val="en-GB" w:eastAsia="en-GB"/>
+                <w14:ligatures w14:val="standardContextual"/>
+              </w:rPr>
+              <w:tab/>
+            </w:r>
+            <w:r>
+              <w:rPr>
+                <w:rStyle w:val="Hyperlink"/>
+                <w:noProof/>
+              </w:rPr>
+              <w:t>Data Normalization &amp; Column Realignment Engine</w:t>
+            </w:r>
+            <w:r>
+              <w:rPr>
+                <w:noProof/>
+              </w:rPr>
+              <w:tab/>
+            </w:r>
+            <w:r>
+              <w:rPr>
+                <w:noProof/>
+              </w:rPr>
+              <w:fldChar w:fldCharType="begin"/>
+            </w:r>
+            <w:r>
+              <w:rPr>
+                <w:noProof/>
+              </w:rPr>
+              <w:instrText xml:space="preserve"> PAGEREF _Toc243938852 \h </w:instrText>
+            </w:r>
+            <w:r>
+              <w:rPr>
+                <w:noProof/>
+              </w:rPr>
+            </w:r>
+            <w:r>
+              <w:rPr>
+                <w:noProof/>
+              </w:rPr>
+              <w:fldChar w:fldCharType="separate"/>
+            </w:r>
+            <w:r>
+              <w:rPr>
+                <w:noProof/>
+              </w:rPr>
+              <w:t>9</w:t>
+            </w:r>
+            <w:r>
+              <w:rPr>
+                <w:noProof/>
+              </w:rPr>
+              <w:fldChar w:fldCharType="end"/>
             </w:r>
           </w:hyperlink>
         </w:p>
         <w:p>
           <w:pPr>
             <w:pStyle w:val="TOC1"/>
-            <w:tabs>
-              <w:tab w:val="right" w:leader="dot" w:pos="9639"/>
-            </w:tabs>
+            <w:rPr>
+              <w:rFonts w:asciiTheme="minorHAnsi" w:eastAsiaTheme="minorEastAsia" w:hAnsiTheme="minorHAnsi" w:cstheme="minorBidi"/>
+              <w:b w:val="0"/>
+              <w:noProof/>
+              <w:kern w:val="2"/>
+              <w:sz w:val="24"/>
+              <w:szCs w:val="24"/>
+              <w:lang w:val="en-GB" w:eastAsia="en-GB"/>
+              <w14:ligatures w14:val="standardContextual"/>
+            </w:rPr>
           </w:pPr>
-          <w:hyperlink w:anchor="__RefHeading___Toc897_2932776666">
-            <w:r>
-              <w:rPr>
-                <w:rStyle w:val="IndexLink"/>
-              </w:rPr>
-              <w:t>3 Chapter-3</w:t>
-            </w:r>
-            <w:r>
-              <w:rPr>
-                <w:rStyle w:val="IndexLink"/>
+          <w:hyperlink w:anchor="_Toc243938853" w:history="1">
+            <w:r>
+              <w:rPr>
+                <w:rStyle w:val="Hyperlink"/>
+                <w:noProof/>
+                <w:lang w:val="lv-LV"/>
+              </w:rPr>
+              <w:t>4</w:t>
+            </w:r>
+            <w:r>
+              <w:rPr>
+                <w:rFonts w:asciiTheme="minorHAnsi" w:eastAsiaTheme="minorEastAsia" w:hAnsiTheme="minorHAnsi" w:cstheme="minorBidi"/>
+                <w:b w:val="0"/>
+                <w:noProof/>
+                <w:kern w:val="2"/>
+                <w:sz w:val="24"/>
+                <w:szCs w:val="24"/>
+                <w:lang w:val="en-GB" w:eastAsia="en-GB"/>
+                <w14:ligatures w14:val="standardContextual"/>
               </w:rPr>
               <w:tab/>
-              <w:t>4</w:t>
+            </w:r>
+            <w:r>
+              <w:rPr>
+                <w:rStyle w:val="Hyperlink"/>
+                <w:noProof/>
+              </w:rPr>
+              <w:t>Excel Import File Generation (Tab 2)</w:t>
+            </w:r>
+            <w:r>
+              <w:rPr>
+                <w:noProof/>
+              </w:rPr>
+              <w:tab/>
+            </w:r>
+            <w:r>
+              <w:rPr>
+                <w:noProof/>
+              </w:rPr>
+              <w:fldChar w:fldCharType="begin"/>
+            </w:r>
+            <w:r>
+              <w:rPr>
+                <w:noProof/>
+              </w:rPr>
+              <w:instrText xml:space="preserve"> PAGEREF _Toc243938853 \h </w:instrText>
+            </w:r>
+            <w:r>
+              <w:rPr>
+                <w:noProof/>
+              </w:rPr>
+            </w:r>
+            <w:r>
+              <w:rPr>
+                <w:noProof/>
+              </w:rPr>
+              <w:fldChar w:fldCharType="separate"/>
+            </w:r>
+            <w:r>
+              <w:rPr>
+                <w:noProof/>
+              </w:rPr>
+              <w:t>10</w:t>
+            </w:r>
+            <w:r>
+              <w:rPr>
+                <w:noProof/>
+              </w:rPr>
+              <w:fldChar w:fldCharType="end"/>
             </w:r>
           </w:hyperlink>
         </w:p>
         <w:p>
           <w:pPr>
             <w:pStyle w:val="TOC1"/>
-            <w:tabs>
-              <w:tab w:val="right" w:leader="dot" w:pos="9639"/>
-            </w:tabs>
+            <w:rPr>
+              <w:rFonts w:asciiTheme="minorHAnsi" w:eastAsiaTheme="minorEastAsia" w:hAnsiTheme="minorHAnsi" w:cstheme="minorBidi"/>
+              <w:b w:val="0"/>
+              <w:noProof/>
+              <w:kern w:val="2"/>
+              <w:sz w:val="24"/>
+              <w:szCs w:val="24"/>
+              <w:lang w:val="en-GB" w:eastAsia="en-GB"/>
+              <w14:ligatures w14:val="standardContextual"/>
+            </w:rPr>
           </w:pPr>
-          <w:hyperlink w:anchor="__RefHeading___Toc899_2932776666">
-            <w:r>
-              <w:rPr>
-                <w:rStyle w:val="IndexLink"/>
-              </w:rPr>
-              <w:t>References</w:t>
-            </w:r>
-            <w:r>
-              <w:rPr>
-                <w:rStyle w:val="IndexLink"/>
+          <w:hyperlink w:anchor="_Toc243938854" w:history="1">
+            <w:r>
+              <w:rPr>
+                <w:rStyle w:val="Hyperlink"/>
+                <w:noProof/>
+                <w:lang w:val="lv-LV"/>
+              </w:rPr>
+              <w:t>5</w:t>
+            </w:r>
+            <w:r>
+              <w:rPr>
+                <w:rFonts w:asciiTheme="minorHAnsi" w:eastAsiaTheme="minorEastAsia" w:hAnsiTheme="minorHAnsi" w:cstheme="minorBidi"/>
+                <w:b w:val="0"/>
+                <w:noProof/>
+                <w:kern w:val="2"/>
+                <w:sz w:val="24"/>
+                <w:szCs w:val="24"/>
+                <w:lang w:val="en-GB" w:eastAsia="en-GB"/>
+                <w14:ligatures w14:val="standardContextual"/>
               </w:rPr>
               <w:tab/>
-              <w:t>5</w:t>
+            </w:r>
+            <w:r>
+              <w:rPr>
+                <w:rStyle w:val="Hyperlink"/>
+                <w:noProof/>
+              </w:rPr>
+              <w:t>Table Preset Management (Tab 3)</w:t>
+            </w:r>
+            <w:r>
+              <w:rPr>
+                <w:noProof/>
+              </w:rPr>
+              <w:tab/>
+            </w:r>
+            <w:r>
+              <w:rPr>
+                <w:noProof/>
+              </w:rPr>
+              <w:fldChar w:fldCharType="begin"/>
+            </w:r>
+            <w:r>
+              <w:rPr>
+                <w:noProof/>
+              </w:rPr>
+              <w:instrText xml:space="preserve"> PAGEREF _Toc243938854 \h </w:instrText>
+            </w:r>
+            <w:r>
+              <w:rPr>
+                <w:noProof/>
+              </w:rPr>
+            </w:r>
+            <w:r>
+              <w:rPr>
+                <w:noProof/>
+              </w:rPr>
+              <w:fldChar w:fldCharType="separate"/>
+            </w:r>
+            <w:r>
+              <w:rPr>
+                <w:noProof/>
+              </w:rPr>
+              <w:t>11</w:t>
+            </w:r>
+            <w:r>
+              <w:rPr>
+                <w:noProof/>
+              </w:rPr>
+              <w:fldChar w:fldCharType="end"/>
             </w:r>
           </w:hyperlink>
         </w:p>
         <w:p>
           <w:pPr>
             <w:pStyle w:val="TOC1"/>
-            <w:tabs>
-              <w:tab w:val="right" w:leader="dot" w:pos="9639"/>
-            </w:tabs>
+            <w:rPr>
+              <w:rFonts w:asciiTheme="minorHAnsi" w:eastAsiaTheme="minorEastAsia" w:hAnsiTheme="minorHAnsi" w:cstheme="minorBidi"/>
+              <w:b w:val="0"/>
+              <w:noProof/>
+              <w:kern w:val="2"/>
+              <w:sz w:val="24"/>
+              <w:szCs w:val="24"/>
+              <w:lang w:val="en-GB" w:eastAsia="en-GB"/>
+              <w14:ligatures w14:val="standardContextual"/>
+            </w:rPr>
           </w:pPr>
-          <w:hyperlink w:anchor="__RefHeading___Toc901_2932776666">
-            <w:r>
-              <w:rPr>
-                <w:rStyle w:val="IndexLink"/>
-              </w:rPr>
-              <w:t>Attachment 1</w:t>
-            </w:r>
-            <w:r>
-              <w:rPr>
-                <w:rStyle w:val="IndexLink"/>
+          <w:hyperlink w:anchor="_Toc243938855" w:history="1">
+            <w:r>
+              <w:rPr>
+                <w:rStyle w:val="Hyperlink"/>
+                <w:noProof/>
+                <w:lang w:val="lv-LV"/>
+              </w:rPr>
+              <w:t>6</w:t>
+            </w:r>
+            <w:r>
+              <w:rPr>
+                <w:rFonts w:asciiTheme="minorHAnsi" w:eastAsiaTheme="minorEastAsia" w:hAnsiTheme="minorHAnsi" w:cstheme="minorBidi"/>
+                <w:b w:val="0"/>
+                <w:noProof/>
+                <w:kern w:val="2"/>
+                <w:sz w:val="24"/>
+                <w:szCs w:val="24"/>
+                <w:lang w:val="en-GB" w:eastAsia="en-GB"/>
+                <w14:ligatures w14:val="standardContextual"/>
               </w:rPr>
               <w:tab/>
-              <w:t>6</w:t>
+            </w:r>
+            <w:r>
+              <w:rPr>
+                <w:rStyle w:val="Hyperlink"/>
+                <w:noProof/>
+              </w:rPr>
+              <w:t>Economic Considerations &amp; Return on Investment (ROI)</w:t>
+            </w:r>
+            <w:r>
+              <w:rPr>
+                <w:noProof/>
+              </w:rPr>
+              <w:tab/>
+            </w:r>
+            <w:r>
+              <w:rPr>
+                <w:noProof/>
+              </w:rPr>
+              <w:fldChar w:fldCharType="begin"/>
+            </w:r>
+            <w:r>
+              <w:rPr>
+                <w:noProof/>
+              </w:rPr>
+              <w:instrText xml:space="preserve"> PAGEREF _Toc243938855 \h </w:instrText>
+            </w:r>
+            <w:r>
+              <w:rPr>
+                <w:noProof/>
+              </w:rPr>
+            </w:r>
+            <w:r>
+              <w:rPr>
+                <w:noProof/>
+              </w:rPr>
+              <w:fldChar w:fldCharType="separate"/>
+            </w:r>
+            <w:r>
+              <w:rPr>
+                <w:noProof/>
+              </w:rPr>
+              <w:t>12</w:t>
+            </w:r>
+            <w:r>
+              <w:rPr>
+                <w:noProof/>
+              </w:rPr>
+              <w:fldChar w:fldCharType="end"/>
             </w:r>
           </w:hyperlink>
-          <w:r>
-            <w:br w:type="page"/>
-          </w:r>
+        </w:p>
+        <w:p>
+          <w:pPr>
+            <w:pStyle w:val="TOC2"/>
+            <w:rPr>
+              <w:rFonts w:asciiTheme="minorHAnsi" w:eastAsiaTheme="minorEastAsia" w:hAnsiTheme="minorHAnsi" w:cstheme="minorBidi"/>
+              <w:noProof/>
+              <w:kern w:val="2"/>
+              <w:sz w:val="24"/>
+              <w:szCs w:val="24"/>
+              <w:lang w:val="en-GB" w:eastAsia="en-GB"/>
+              <w14:ligatures w14:val="standardContextual"/>
+            </w:rPr>
+          </w:pPr>
+          <w:hyperlink w:anchor="_Toc243938856" w:history="1">
+            <w:r>
+              <w:rPr>
+                <w:rStyle w:val="Hyperlink"/>
+                <w:noProof/>
+              </w:rPr>
+              <w:t>6.1</w:t>
+            </w:r>
+            <w:r>
+              <w:rPr>
+                <w:rFonts w:asciiTheme="minorHAnsi" w:eastAsiaTheme="minorEastAsia" w:hAnsiTheme="minorHAnsi" w:cstheme="minorBidi"/>
+                <w:noProof/>
+                <w:kern w:val="2"/>
+                <w:sz w:val="24"/>
+                <w:szCs w:val="24"/>
+                <w:lang w:val="en-GB" w:eastAsia="en-GB"/>
+                <w14:ligatures w14:val="standardContextual"/>
+              </w:rPr>
+              <w:tab/>
+            </w:r>
+            <w:r>
+              <w:rPr>
+                <w:rStyle w:val="Hyperlink"/>
+                <w:noProof/>
+              </w:rPr>
+              <w:t>Time Efficiency &amp; Labor Cost Reduction</w:t>
+            </w:r>
+            <w:r>
+              <w:rPr>
+                <w:noProof/>
+              </w:rPr>
+              <w:tab/>
+            </w:r>
+            <w:r>
+              <w:rPr>
+                <w:noProof/>
+              </w:rPr>
+              <w:fldChar w:fldCharType="begin"/>
+            </w:r>
+            <w:r>
+              <w:rPr>
+                <w:noProof/>
+              </w:rPr>
+              <w:instrText xml:space="preserve"> PAGEREF _Toc243938856 \h </w:instrText>
+            </w:r>
+            <w:r>
+              <w:rPr>
+                <w:noProof/>
+              </w:rPr>
+            </w:r>
+            <w:r>
+              <w:rPr>
+                <w:noProof/>
+              </w:rPr>
+              <w:fldChar w:fldCharType="separate"/>
+            </w:r>
+            <w:r>
+              <w:rPr>
+                <w:noProof/>
+              </w:rPr>
+              <w:t>12</w:t>
+            </w:r>
+            <w:r>
+              <w:rPr>
+                <w:noProof/>
+              </w:rPr>
+              <w:fldChar w:fldCharType="end"/>
+            </w:r>
+          </w:hyperlink>
+        </w:p>
+        <w:p>
+          <w:pPr>
+            <w:pStyle w:val="TOC2"/>
+            <w:rPr>
+              <w:rFonts w:asciiTheme="minorHAnsi" w:eastAsiaTheme="minorEastAsia" w:hAnsiTheme="minorHAnsi" w:cstheme="minorBidi"/>
+              <w:noProof/>
+              <w:kern w:val="2"/>
+              <w:sz w:val="24"/>
+              <w:szCs w:val="24"/>
+              <w:lang w:val="en-GB" w:eastAsia="en-GB"/>
+              <w14:ligatures w14:val="standardContextual"/>
+            </w:rPr>
+          </w:pPr>
+          <w:hyperlink w:anchor="_Toc243938857" w:history="1">
+            <w:r>
+              <w:rPr>
+                <w:rStyle w:val="Hyperlink"/>
+                <w:noProof/>
+              </w:rPr>
+              <w:t>6.2</w:t>
+            </w:r>
+            <w:r>
+              <w:rPr>
+                <w:rFonts w:asciiTheme="minorHAnsi" w:eastAsiaTheme="minorEastAsia" w:hAnsiTheme="minorHAnsi" w:cstheme="minorBidi"/>
+                <w:noProof/>
+                <w:kern w:val="2"/>
+                <w:sz w:val="24"/>
+                <w:szCs w:val="24"/>
+                <w:lang w:val="en-GB" w:eastAsia="en-GB"/>
+                <w14:ligatures w14:val="standardContextual"/>
+              </w:rPr>
+              <w:tab/>
+            </w:r>
+            <w:r>
+              <w:rPr>
+                <w:rStyle w:val="Hyperlink"/>
+                <w:noProof/>
+              </w:rPr>
+              <w:t>Personalizing the “presets” for individual company’s needs</w:t>
+            </w:r>
+            <w:r>
+              <w:rPr>
+                <w:noProof/>
+              </w:rPr>
+              <w:tab/>
+            </w:r>
+            <w:r>
+              <w:rPr>
+                <w:noProof/>
+              </w:rPr>
+              <w:fldChar w:fldCharType="begin"/>
+            </w:r>
+            <w:r>
+              <w:rPr>
+                <w:noProof/>
+              </w:rPr>
+              <w:instrText xml:space="preserve"> PAGEREF _Toc243938857 \h </w:instrText>
+            </w:r>
+            <w:r>
+              <w:rPr>
+                <w:noProof/>
+              </w:rPr>
+            </w:r>
+            <w:r>
+              <w:rPr>
+                <w:noProof/>
+              </w:rPr>
+              <w:fldChar w:fldCharType="separate"/>
+            </w:r>
+            <w:r>
+              <w:rPr>
+                <w:noProof/>
+              </w:rPr>
+              <w:t>12</w:t>
+            </w:r>
+            <w:r>
+              <w:rPr>
+                <w:noProof/>
+              </w:rPr>
+              <w:fldChar w:fldCharType="end"/>
+            </w:r>
+          </w:hyperlink>
+        </w:p>
+        <w:p>
+          <w:pPr>
+            <w:pStyle w:val="TOC2"/>
+            <w:rPr>
+              <w:rFonts w:asciiTheme="minorHAnsi" w:eastAsiaTheme="minorEastAsia" w:hAnsiTheme="minorHAnsi" w:cstheme="minorBidi"/>
+              <w:noProof/>
+              <w:kern w:val="2"/>
+              <w:sz w:val="24"/>
+              <w:szCs w:val="24"/>
+              <w:lang w:val="en-GB" w:eastAsia="en-GB"/>
+              <w14:ligatures w14:val="standardContextual"/>
+            </w:rPr>
+          </w:pPr>
+          <w:hyperlink w:anchor="_Toc243938858" w:history="1">
+            <w:r>
+              <w:rPr>
+                <w:rStyle w:val="Hyperlink"/>
+                <w:noProof/>
+              </w:rPr>
+              <w:t>6.3</w:t>
+            </w:r>
+            <w:r>
+              <w:rPr>
+                <w:rFonts w:asciiTheme="minorHAnsi" w:eastAsiaTheme="minorEastAsia" w:hAnsiTheme="minorHAnsi" w:cstheme="minorBidi"/>
+                <w:noProof/>
+                <w:kern w:val="2"/>
+                <w:sz w:val="24"/>
+                <w:szCs w:val="24"/>
+                <w:lang w:val="en-GB" w:eastAsia="en-GB"/>
+                <w14:ligatures w14:val="standardContextual"/>
+              </w:rPr>
+              <w:tab/>
+            </w:r>
+            <w:r>
+              <w:rPr>
+                <w:rStyle w:val="Hyperlink"/>
+                <w:noProof/>
+              </w:rPr>
+              <w:t>Low Cloud &amp; Infrastructure Costs</w:t>
+            </w:r>
+            <w:r>
+              <w:rPr>
+                <w:noProof/>
+              </w:rPr>
+              <w:tab/>
+            </w:r>
+            <w:r>
+              <w:rPr>
+                <w:noProof/>
+              </w:rPr>
+              <w:fldChar w:fldCharType="begin"/>
+            </w:r>
+            <w:r>
+              <w:rPr>
+                <w:noProof/>
+              </w:rPr>
+              <w:instrText xml:space="preserve"> PAGEREF _Toc243938858 \h </w:instrText>
+            </w:r>
+            <w:r>
+              <w:rPr>
+                <w:noProof/>
+              </w:rPr>
+            </w:r>
+            <w:r>
+              <w:rPr>
+                <w:noProof/>
+              </w:rPr>
+              <w:fldChar w:fldCharType="separate"/>
+            </w:r>
+            <w:r>
+              <w:rPr>
+                <w:noProof/>
+              </w:rPr>
+              <w:t>12</w:t>
+            </w:r>
+            <w:r>
+              <w:rPr>
+                <w:noProof/>
+              </w:rPr>
+              <w:fldChar w:fldCharType="end"/>
+            </w:r>
+          </w:hyperlink>
+        </w:p>
+        <w:p>
+          <w:pPr>
+            <w:pStyle w:val="TOC2"/>
+            <w:rPr>
+              <w:rFonts w:asciiTheme="minorHAnsi" w:eastAsiaTheme="minorEastAsia" w:hAnsiTheme="minorHAnsi" w:cstheme="minorBidi"/>
+              <w:noProof/>
+              <w:kern w:val="2"/>
+              <w:sz w:val="24"/>
+              <w:szCs w:val="24"/>
+              <w:lang w:val="en-GB" w:eastAsia="en-GB"/>
+              <w14:ligatures w14:val="standardContextual"/>
+            </w:rPr>
+          </w:pPr>
+          <w:hyperlink w:anchor="_Toc243938859" w:history="1">
+            <w:r>
+              <w:rPr>
+                <w:rStyle w:val="Hyperlink"/>
+                <w:noProof/>
+              </w:rPr>
+              <w:t>6.4</w:t>
+            </w:r>
+            <w:r>
+              <w:rPr>
+                <w:rFonts w:asciiTheme="minorHAnsi" w:eastAsiaTheme="minorEastAsia" w:hAnsiTheme="minorHAnsi" w:cstheme="minorBidi"/>
+                <w:noProof/>
+                <w:kern w:val="2"/>
+                <w:sz w:val="24"/>
+                <w:szCs w:val="24"/>
+                <w:lang w:val="en-GB" w:eastAsia="en-GB"/>
+                <w14:ligatures w14:val="standardContextual"/>
+              </w:rPr>
+              <w:tab/>
+            </w:r>
+            <w:r>
+              <w:rPr>
+                <w:rStyle w:val="Hyperlink"/>
+                <w:noProof/>
+              </w:rPr>
+              <w:t>Profit and Money. Kaching Kaching.</w:t>
+            </w:r>
+            <w:r>
+              <w:rPr>
+                <w:noProof/>
+              </w:rPr>
+              <w:tab/>
+            </w:r>
+            <w:r>
+              <w:rPr>
+                <w:noProof/>
+              </w:rPr>
+              <w:fldChar w:fldCharType="begin"/>
+            </w:r>
+            <w:r>
+              <w:rPr>
+                <w:noProof/>
+              </w:rPr>
+              <w:instrText xml:space="preserve"> PAGEREF _Toc243938859 \h </w:instrText>
+            </w:r>
+            <w:r>
+              <w:rPr>
+                <w:noProof/>
+              </w:rPr>
+            </w:r>
+            <w:r>
+              <w:rPr>
+                <w:noProof/>
+              </w:rPr>
+              <w:fldChar w:fldCharType="separate"/>
+            </w:r>
+            <w:r>
+              <w:rPr>
+                <w:noProof/>
+              </w:rPr>
+              <w:t>13</w:t>
+            </w:r>
+            <w:r>
+              <w:rPr>
+                <w:noProof/>
+              </w:rPr>
+              <w:fldChar w:fldCharType="end"/>
+            </w:r>
+          </w:hyperlink>
+        </w:p>
+        <w:p>
+          <w:pPr>
+            <w:pStyle w:val="TOC1"/>
+            <w:rPr>
+              <w:rFonts w:asciiTheme="minorHAnsi" w:eastAsiaTheme="minorEastAsia" w:hAnsiTheme="minorHAnsi" w:cstheme="minorBidi"/>
+              <w:b w:val="0"/>
+              <w:noProof/>
+              <w:kern w:val="2"/>
+              <w:sz w:val="24"/>
+              <w:szCs w:val="24"/>
+              <w:lang w:val="en-GB" w:eastAsia="en-GB"/>
+              <w14:ligatures w14:val="standardContextual"/>
+            </w:rPr>
+          </w:pPr>
+          <w:hyperlink w:anchor="_Toc243938860" w:history="1">
+            <w:r>
+              <w:rPr>
+                <w:rStyle w:val="Hyperlink"/>
+                <w:noProof/>
+                <w:lang w:val="lv-LV"/>
+              </w:rPr>
+              <w:t>7</w:t>
+            </w:r>
+            <w:r>
+              <w:rPr>
+                <w:rFonts w:asciiTheme="minorHAnsi" w:eastAsiaTheme="minorEastAsia" w:hAnsiTheme="minorHAnsi" w:cstheme="minorBidi"/>
+                <w:b w:val="0"/>
+                <w:noProof/>
+                <w:kern w:val="2"/>
+                <w:sz w:val="24"/>
+                <w:szCs w:val="24"/>
+                <w:lang w:val="en-GB" w:eastAsia="en-GB"/>
+                <w14:ligatures w14:val="standardContextual"/>
+              </w:rPr>
+              <w:tab/>
+            </w:r>
+            <w:r>
+              <w:rPr>
+                <w:rStyle w:val="Hyperlink"/>
+                <w:noProof/>
+              </w:rPr>
+              <w:t>Key Source Code Implementation Fragments</w:t>
+            </w:r>
+            <w:r>
+              <w:rPr>
+                <w:noProof/>
+              </w:rPr>
+              <w:tab/>
+            </w:r>
+            <w:r>
+              <w:rPr>
+                <w:noProof/>
+              </w:rPr>
+              <w:fldChar w:fldCharType="begin"/>
+            </w:r>
+            <w:r>
+              <w:rPr>
+                <w:noProof/>
+              </w:rPr>
+              <w:instrText xml:space="preserve"> PAGEREF _Toc243938860 \h </w:instrText>
+            </w:r>
+            <w:r>
+              <w:rPr>
+                <w:noProof/>
+              </w:rPr>
+            </w:r>
+            <w:r>
+              <w:rPr>
+                <w:noProof/>
+              </w:rPr>
+              <w:fldChar w:fldCharType="separate"/>
+            </w:r>
+            <w:r>
+              <w:rPr>
+                <w:noProof/>
+              </w:rPr>
+              <w:t>13</w:t>
+            </w:r>
+            <w:r>
+              <w:rPr>
+                <w:noProof/>
+              </w:rPr>
+              <w:fldChar w:fldCharType="end"/>
+            </w:r>
+          </w:hyperlink>
+        </w:p>
+        <w:p>
+          <w:pPr>
+            <w:pStyle w:val="TOC2"/>
+            <w:rPr>
+              <w:rFonts w:asciiTheme="minorHAnsi" w:eastAsiaTheme="minorEastAsia" w:hAnsiTheme="minorHAnsi" w:cstheme="minorBidi"/>
+              <w:noProof/>
+              <w:kern w:val="2"/>
+              <w:sz w:val="24"/>
+              <w:szCs w:val="24"/>
+              <w:lang w:val="en-GB" w:eastAsia="en-GB"/>
+              <w14:ligatures w14:val="standardContextual"/>
+            </w:rPr>
+          </w:pPr>
+          <w:hyperlink w:anchor="_Toc243938861" w:history="1">
+            <w:r>
+              <w:rPr>
+                <w:rStyle w:val="Hyperlink"/>
+                <w:noProof/>
+              </w:rPr>
+              <w:t>7.1</w:t>
+            </w:r>
+            <w:r>
+              <w:rPr>
+                <w:rFonts w:asciiTheme="minorHAnsi" w:eastAsiaTheme="minorEastAsia" w:hAnsiTheme="minorHAnsi" w:cstheme="minorBidi"/>
+                <w:noProof/>
+                <w:kern w:val="2"/>
+                <w:sz w:val="24"/>
+                <w:szCs w:val="24"/>
+                <w:lang w:val="en-GB" w:eastAsia="en-GB"/>
+                <w14:ligatures w14:val="standardContextual"/>
+              </w:rPr>
+              <w:tab/>
+            </w:r>
+            <w:r>
+              <w:rPr>
+                <w:rStyle w:val="Hyperlink"/>
+                <w:rFonts w:ascii="Consolas" w:hAnsi="Consolas" w:cs="Courier New"/>
+                <w:noProof/>
+                <w:shd w:val="clear" w:color="auto" w:fill="F0F0F0"/>
+              </w:rPr>
+              <w:t>ColumnSplitter.kt</w:t>
+            </w:r>
+            <w:r>
+              <w:rPr>
+                <w:rStyle w:val="Hyperlink"/>
+                <w:noProof/>
+              </w:rPr>
+              <w:t> — Token Splitting &amp; Realignment</w:t>
+            </w:r>
+            <w:r>
+              <w:rPr>
+                <w:noProof/>
+              </w:rPr>
+              <w:tab/>
+            </w:r>
+            <w:r>
+              <w:rPr>
+                <w:noProof/>
+              </w:rPr>
+              <w:fldChar w:fldCharType="begin"/>
+            </w:r>
+            <w:r>
+              <w:rPr>
+                <w:noProof/>
+              </w:rPr>
+              <w:instrText xml:space="preserve"> PAGEREF _Toc243938861 \h </w:instrText>
+            </w:r>
+            <w:r>
+              <w:rPr>
+                <w:noProof/>
+              </w:rPr>
+            </w:r>
+            <w:r>
+              <w:rPr>
+                <w:noProof/>
+              </w:rPr>
+              <w:fldChar w:fldCharType="separate"/>
+            </w:r>
+            <w:r>
+              <w:rPr>
+                <w:noProof/>
+              </w:rPr>
+              <w:t>13</w:t>
+            </w:r>
+            <w:r>
+              <w:rPr>
+                <w:noProof/>
+              </w:rPr>
+              <w:fldChar w:fldCharType="end"/>
+            </w:r>
+          </w:hyperlink>
+        </w:p>
+        <w:p>
+          <w:pPr>
+            <w:pStyle w:val="TOC2"/>
+            <w:rPr>
+              <w:rFonts w:asciiTheme="minorHAnsi" w:eastAsiaTheme="minorEastAsia" w:hAnsiTheme="minorHAnsi" w:cstheme="minorBidi"/>
+              <w:noProof/>
+              <w:kern w:val="2"/>
+              <w:sz w:val="24"/>
+              <w:szCs w:val="24"/>
+              <w:lang w:val="en-GB" w:eastAsia="en-GB"/>
+              <w14:ligatures w14:val="standardContextual"/>
+            </w:rPr>
+          </w:pPr>
+          <w:hyperlink w:anchor="_Toc243938862" w:history="1">
+            <w:r>
+              <w:rPr>
+                <w:rStyle w:val="Hyperlink"/>
+                <w:noProof/>
+              </w:rPr>
+              <w:t>7.2</w:t>
+            </w:r>
+            <w:r>
+              <w:rPr>
+                <w:rFonts w:asciiTheme="minorHAnsi" w:eastAsiaTheme="minorEastAsia" w:hAnsiTheme="minorHAnsi" w:cstheme="minorBidi"/>
+                <w:noProof/>
+                <w:kern w:val="2"/>
+                <w:sz w:val="24"/>
+                <w:szCs w:val="24"/>
+                <w:lang w:val="en-GB" w:eastAsia="en-GB"/>
+                <w14:ligatures w14:val="standardContextual"/>
+              </w:rPr>
+              <w:tab/>
+            </w:r>
+            <w:r>
+              <w:rPr>
+                <w:rStyle w:val="Hyperlink"/>
+                <w:rFonts w:ascii="Consolas" w:hAnsi="Consolas" w:cs="Courier New"/>
+                <w:noProof/>
+                <w:shd w:val="clear" w:color="auto" w:fill="F0F0F0"/>
+              </w:rPr>
+              <w:t>DataNormalizer.kt</w:t>
+            </w:r>
+            <w:r>
+              <w:rPr>
+                <w:rStyle w:val="Hyperlink"/>
+                <w:noProof/>
+              </w:rPr>
+              <w:t> — Project Code &amp; Forward Filling</w:t>
+            </w:r>
+            <w:r>
+              <w:rPr>
+                <w:noProof/>
+              </w:rPr>
+              <w:tab/>
+            </w:r>
+            <w:r>
+              <w:rPr>
+                <w:noProof/>
+              </w:rPr>
+              <w:fldChar w:fldCharType="begin"/>
+            </w:r>
+            <w:r>
+              <w:rPr>
+                <w:noProof/>
+              </w:rPr>
+              <w:instrText xml:space="preserve"> PAGEREF _Toc243938862 \h </w:instrText>
+            </w:r>
+            <w:r>
+              <w:rPr>
+                <w:noProof/>
+              </w:rPr>
+            </w:r>
+            <w:r>
+              <w:rPr>
+                <w:noProof/>
+              </w:rPr>
+              <w:fldChar w:fldCharType="separate"/>
+            </w:r>
+            <w:r>
+              <w:rPr>
+                <w:noProof/>
+              </w:rPr>
+              <w:t>14</w:t>
+            </w:r>
+            <w:r>
+              <w:rPr>
+                <w:noProof/>
+              </w:rPr>
+              <w:fldChar w:fldCharType="end"/>
+            </w:r>
+          </w:hyperlink>
+        </w:p>
+        <w:p>
+          <w:pPr>
+            <w:pStyle w:val="TOC2"/>
+            <w:rPr>
+              <w:rFonts w:asciiTheme="minorHAnsi" w:eastAsiaTheme="minorEastAsia" w:hAnsiTheme="minorHAnsi" w:cstheme="minorBidi"/>
+              <w:noProof/>
+              <w:kern w:val="2"/>
+              <w:sz w:val="24"/>
+              <w:szCs w:val="24"/>
+              <w:lang w:val="en-GB" w:eastAsia="en-GB"/>
+              <w14:ligatures w14:val="standardContextual"/>
+            </w:rPr>
+          </w:pPr>
+          <w:hyperlink w:anchor="_Toc243938863" w:history="1">
+            <w:r>
+              <w:rPr>
+                <w:rStyle w:val="Hyperlink"/>
+                <w:noProof/>
+              </w:rPr>
+              <w:t>7.3</w:t>
+            </w:r>
+            <w:r>
+              <w:rPr>
+                <w:rFonts w:asciiTheme="minorHAnsi" w:eastAsiaTheme="minorEastAsia" w:hAnsiTheme="minorHAnsi" w:cstheme="minorBidi"/>
+                <w:noProof/>
+                <w:kern w:val="2"/>
+                <w:sz w:val="24"/>
+                <w:szCs w:val="24"/>
+                <w:lang w:val="en-GB" w:eastAsia="en-GB"/>
+                <w14:ligatures w14:val="standardContextual"/>
+              </w:rPr>
+              <w:tab/>
+            </w:r>
+            <w:r>
+              <w:rPr>
+                <w:rStyle w:val="Hyperlink"/>
+                <w:rFonts w:ascii="Consolas" w:hAnsi="Consolas" w:cs="Courier New"/>
+                <w:noProof/>
+                <w:shd w:val="clear" w:color="auto" w:fill="F0F0F0"/>
+              </w:rPr>
+              <w:t>ImportProcessor.kt</w:t>
+            </w:r>
+            <w:r>
+              <w:rPr>
+                <w:rStyle w:val="Hyperlink"/>
+                <w:noProof/>
+              </w:rPr>
+              <w:t> — Markdown Debug Notes &amp; Export Generator</w:t>
+            </w:r>
+            <w:r>
+              <w:rPr>
+                <w:noProof/>
+              </w:rPr>
+              <w:tab/>
+            </w:r>
+            <w:r>
+              <w:rPr>
+                <w:noProof/>
+              </w:rPr>
+              <w:fldChar w:fldCharType="begin"/>
+            </w:r>
+            <w:r>
+              <w:rPr>
+                <w:noProof/>
+              </w:rPr>
+              <w:instrText xml:space="preserve"> PAGEREF _Toc243938863 \h </w:instrText>
+            </w:r>
+            <w:r>
+              <w:rPr>
+                <w:noProof/>
+              </w:rPr>
+            </w:r>
+            <w:r>
+              <w:rPr>
+                <w:noProof/>
+              </w:rPr>
+              <w:fldChar w:fldCharType="separate"/>
+            </w:r>
+            <w:r>
+              <w:rPr>
+                <w:noProof/>
+              </w:rPr>
+              <w:t>15</w:t>
+            </w:r>
+            <w:r>
+              <w:rPr>
+                <w:noProof/>
+              </w:rPr>
+              <w:fldChar w:fldCharType="end"/>
+            </w:r>
+          </w:hyperlink>
+        </w:p>
+        <w:p>
+          <w:pPr>
+            <w:pStyle w:val="TOC1"/>
+            <w:rPr>
+              <w:rFonts w:asciiTheme="minorHAnsi" w:eastAsiaTheme="minorEastAsia" w:hAnsiTheme="minorHAnsi" w:cstheme="minorBidi"/>
+              <w:b w:val="0"/>
+              <w:noProof/>
+              <w:kern w:val="2"/>
+              <w:sz w:val="24"/>
+              <w:szCs w:val="24"/>
+              <w:lang w:val="en-GB" w:eastAsia="en-GB"/>
+              <w14:ligatures w14:val="standardContextual"/>
+            </w:rPr>
+          </w:pPr>
+          <w:hyperlink w:anchor="_Toc243938864" w:history="1">
+            <w:r>
+              <w:rPr>
+                <w:rStyle w:val="Hyperlink"/>
+                <w:noProof/>
+                <w:lang w:val="lv-LV"/>
+              </w:rPr>
+              <w:t>8</w:t>
+            </w:r>
+            <w:r>
+              <w:rPr>
+                <w:rFonts w:asciiTheme="minorHAnsi" w:eastAsiaTheme="minorEastAsia" w:hAnsiTheme="minorHAnsi" w:cstheme="minorBidi"/>
+                <w:b w:val="0"/>
+                <w:noProof/>
+                <w:kern w:val="2"/>
+                <w:sz w:val="24"/>
+                <w:szCs w:val="24"/>
+                <w:lang w:val="en-GB" w:eastAsia="en-GB"/>
+                <w14:ligatures w14:val="standardContextual"/>
+              </w:rPr>
+              <w:tab/>
+            </w:r>
+            <w:r>
+              <w:rPr>
+                <w:rStyle w:val="Hyperlink"/>
+                <w:noProof/>
+              </w:rPr>
+              <w:t>Dependencies</w:t>
+            </w:r>
+            <w:r>
+              <w:rPr>
+                <w:noProof/>
+              </w:rPr>
+              <w:tab/>
+            </w:r>
+            <w:r>
+              <w:rPr>
+                <w:noProof/>
+              </w:rPr>
+              <w:fldChar w:fldCharType="begin"/>
+            </w:r>
+            <w:r>
+              <w:rPr>
+                <w:noProof/>
+              </w:rPr>
+              <w:instrText xml:space="preserve"> PAGEREF _Toc243938864 \h </w:instrText>
+            </w:r>
+            <w:r>
+              <w:rPr>
+                <w:noProof/>
+              </w:rPr>
+            </w:r>
+            <w:r>
+              <w:rPr>
+                <w:noProof/>
+              </w:rPr>
+              <w:fldChar w:fldCharType="separate"/>
+            </w:r>
+            <w:r>
+              <w:rPr>
+                <w:noProof/>
+              </w:rPr>
+              <w:t>16</w:t>
+            </w:r>
+            <w:r>
+              <w:rPr>
+                <w:noProof/>
+              </w:rPr>
+              <w:fldChar w:fldCharType="end"/>
+            </w:r>
+          </w:hyperlink>
         </w:p>
         <w:p>
           <w:pPr>
@@ -567,14 +1969,6 @@
               <w:sz w:val="22"/>
               <w:lang w:val="lv-LV"/>
             </w:rPr>
-            <w:lastRenderedPageBreak/>
-            <w:t>Document changelog</w:t>
-          </w:r>
-          <w:r>
-            <w:rPr>
-              <w:sz w:val="22"/>
-              <w:lang w:val="lv-LV"/>
-            </w:rPr>
             <w:fldChar w:fldCharType="end"/>
           </w:r>
         </w:p>
@@ -589,12 +1983,52 @@
           <w:lang w:val="lv-LV"/>
         </w:rPr>
       </w:pPr>
-      <w:r>
+    </w:p>
+    <w:p>
+      <w:pPr>
+        <w:spacing w:after="0" w:line="240" w:lineRule="auto"/>
+        <w:rPr>
+          <w:rFonts w:ascii="Arial" w:eastAsia="Times New Roman" w:hAnsi="Arial" w:cs="Times New Roman"/>
+          <w:b/>
+          <w:bCs/>
+          <w:szCs w:val="20"/>
+          <w:lang w:eastAsia="fi-FI"/>
+        </w:rPr>
+      </w:pPr>
+      <w:r>
+        <w:rPr>
+          <w:bCs/>
+        </w:rPr>
+        <w:br w:type="page"/>
+      </w:r>
+    </w:p>
+    <w:p>
+      <w:pPr>
+        <w:spacing w:after="0" w:line="240" w:lineRule="auto"/>
+        <w:rPr>
+          <w:rFonts w:ascii="Arial" w:eastAsia="Times New Roman" w:hAnsi="Arial" w:cs="Times New Roman"/>
+          <w:b/>
+          <w:bCs/>
+          <w:szCs w:val="20"/>
+          <w:lang w:eastAsia="fi-FI"/>
+        </w:rPr>
+      </w:pPr>
+    </w:p>
+    <w:p>
+      <w:pPr>
+        <w:pStyle w:val="FormHeader2"/>
         <w:rPr>
           <w:bCs/>
           <w:sz w:val="22"/>
           <w:lang w:val="lv-LV"/>
         </w:rPr>
+      </w:pPr>
+      <w:r>
+        <w:rPr>
+          <w:bCs/>
+          <w:sz w:val="22"/>
+          <w:lang w:val="lv-LV"/>
+        </w:rPr>
         <w:t>File History:</w:t>
       </w:r>
     </w:p>
@@ -709,15 +2143,7 @@
           <w:sz w:val="22"/>
           <w:lang w:val="lv-LV"/>
         </w:rPr>
-        <w:t xml:space="preserve">Authors: </w:t>
-      </w:r>
-      <w:r>
-        <w:rPr>
-          <w:b w:val="0"/>
-          <w:sz w:val="22"/>
-          <w:lang w:val="lv-LV"/>
-        </w:rPr>
-        <w:t>Andrejs</w:t>
+        <w:t>Authors: Andrejs</w:t>
       </w:r>
     </w:p>
     <w:p>
@@ -732,13 +2158,7 @@
         <w:rPr>
           <w:lang w:val="lv-LV"/>
         </w:rPr>
-        <w:t xml:space="preserve">Changes: </w:t>
-      </w:r>
-      <w:r>
-        <w:rPr>
-          <w:lang w:val="lv-LV"/>
-        </w:rPr>
-        <w:t>Economical part</w:t>
+        <w:t>Changes: Economical part</w:t>
       </w:r>
     </w:p>
     <w:p>
@@ -1217,9 +2637,8 @@
         </w:numPr>
         <w:ind w:left="851" w:hanging="851"/>
       </w:pPr>
-      <w:bookmarkStart w:id="2" w:name="__RefHeading___Toc885_2932776666"/>
-      <w:bookmarkStart w:id="3" w:name="_Toc474005758"/>
-      <w:bookmarkEnd w:id="2"/>
+      <w:bookmarkStart w:id="2" w:name="_Toc474005758"/>
+      <w:bookmarkStart w:id="3" w:name="_Toc243938846"/>
       <w:r>
         <w:rPr>
           <w:rFonts w:cs="Arial"/>
@@ -1228,7 +2647,7 @@
         <w:lastRenderedPageBreak/>
         <w:t>I</w:t>
       </w:r>
-      <w:bookmarkEnd w:id="3"/>
+      <w:bookmarkEnd w:id="2"/>
       <w:r>
         <w:rPr>
           <w:rFonts w:cs="Arial"/>
@@ -1236,6 +2655,7 @@
         </w:rPr>
         <w:t>ntroduction</w:t>
       </w:r>
+      <w:bookmarkEnd w:id="3"/>
     </w:p>
     <w:p>
       <w:pPr>
@@ -1246,6 +2666,7 @@
     </w:p>
     <w:p>
       <w:pPr>
+        <w:ind w:firstLine="360"/>
         <w:jc w:val="both"/>
         <w:rPr>
           <w:rFonts w:ascii="Arial" w:hAnsi="Arial" w:cs="Arial"/>
@@ -1269,34 +2690,53 @@
     </w:p>
     <w:p>
       <w:pPr>
-        <w:jc w:val="both"/>
+        <w:ind w:firstLine="360"/>
         <w:rPr>
           <w:rFonts w:ascii="Arial" w:hAnsi="Arial" w:cs="Arial"/>
           <w:bCs/>
         </w:rPr>
       </w:pPr>
-    </w:p>
-    <w:p>
-      <w:pPr>
+      <w:r>
         <w:rPr>
           <w:rFonts w:ascii="Arial" w:hAnsi="Arial" w:cs="Arial"/>
           <w:bCs/>
         </w:rPr>
-      </w:pPr>
+        <w:t>In this app we have 3 table form types which workers fill out during the day for each production stage</w:t>
+      </w:r>
       <w:r>
         <w:rPr>
           <w:rFonts w:ascii="Arial" w:hAnsi="Arial" w:cs="Arial"/>
           <w:bCs/>
         </w:rPr>
-        <w:t>In this app we have 3 table form types which workers fill out during the day for each production stage such as</w:t>
+        <w:t xml:space="preserve">, </w:t>
       </w:r>
       <w:r>
         <w:rPr>
           <w:rFonts w:ascii="Arial" w:hAnsi="Arial" w:cs="Arial"/>
-          <w:b/>
-        </w:rPr>
-        <w:br/>
-      </w:r>
+          <w:bCs/>
+        </w:rPr>
+        <w:t>such as</w:t>
+      </w:r>
+      <w:r>
+        <w:rPr>
+          <w:rFonts w:ascii="Arial" w:hAnsi="Arial" w:cs="Arial"/>
+          <w:bCs/>
+        </w:rPr>
+        <w:t>:</w:t>
+      </w:r>
+    </w:p>
+    <w:p>
+      <w:pPr>
+        <w:pStyle w:val="ListParagraph"/>
+        <w:numPr>
+          <w:ilvl w:val="0"/>
+          <w:numId w:val="33"/>
+        </w:numPr>
+        <w:rPr>
+          <w:rFonts w:ascii="Arial" w:hAnsi="Arial" w:cs="Arial"/>
+          <w:bCs/>
+        </w:rPr>
+      </w:pPr>
       <w:r>
         <w:rPr>
           <w:rFonts w:ascii="Arial" w:hAnsi="Arial" w:cs="Arial"/>
@@ -1312,13 +2752,19 @@
         </w:rPr>
         <w:t>,</w:t>
       </w:r>
-      <w:r>
+    </w:p>
+    <w:p>
+      <w:pPr>
+        <w:pStyle w:val="ListParagraph"/>
+        <w:numPr>
+          <w:ilvl w:val="0"/>
+          <w:numId w:val="33"/>
+        </w:numPr>
         <w:rPr>
           <w:rFonts w:ascii="Arial" w:hAnsi="Arial" w:cs="Arial"/>
-          <w:b/>
-        </w:rPr>
-        <w:br/>
-      </w:r>
+          <w:bCs/>
+        </w:rPr>
+      </w:pPr>
       <w:r>
         <w:rPr>
           <w:rFonts w:ascii="Arial" w:hAnsi="Arial" w:cs="Arial"/>
@@ -1334,13 +2780,19 @@
         </w:rPr>
         <w:t>,</w:t>
       </w:r>
-      <w:r>
+    </w:p>
+    <w:p>
+      <w:pPr>
+        <w:pStyle w:val="ListParagraph"/>
+        <w:numPr>
+          <w:ilvl w:val="0"/>
+          <w:numId w:val="33"/>
+        </w:numPr>
         <w:rPr>
           <w:rFonts w:ascii="Arial" w:hAnsi="Arial" w:cs="Arial"/>
-          <w:b/>
-        </w:rPr>
-        <w:br/>
-      </w:r>
+          <w:bCs/>
+        </w:rPr>
+      </w:pPr>
       <w:r>
         <w:rPr>
           <w:rFonts w:ascii="Arial" w:hAnsi="Arial" w:cs="Arial"/>
@@ -1349,43 +2801,45 @@
         </w:rPr>
         <w:t>5. CNC processing</w:t>
       </w:r>
-      <w:r>
+    </w:p>
+    <w:p>
+      <w:pPr>
+        <w:ind w:firstLine="360"/>
+        <w:rPr>
+          <w:rFonts w:ascii="Arial" w:hAnsi="Arial" w:cs="Arial"/>
+          <w:bCs/>
+        </w:rPr>
+      </w:pPr>
+      <w:r>
+        <w:rPr>
+          <w:rFonts w:ascii="Arial" w:hAnsi="Arial" w:cs="Arial"/>
+          <w:bCs/>
+        </w:rPr>
+        <w:t>Other steps are skipped because they dont need strict documentation.</w:t>
+      </w:r>
+    </w:p>
+    <w:p>
+      <w:pPr>
+        <w:jc w:val="both"/>
         <w:rPr>
           <w:rFonts w:ascii="Arial" w:hAnsi="Arial" w:cs="Arial"/>
           <w:b/>
         </w:rPr>
-        <w:br/>
-      </w:r>
-      <w:r>
-        <w:rPr>
-          <w:rFonts w:ascii="Arial" w:hAnsi="Arial" w:cs="Arial"/>
-          <w:bCs/>
-        </w:rPr>
-        <w:t>Other steps are skipped because they dont need strict documentation.</w:t>
-      </w:r>
-    </w:p>
-    <w:p>
-      <w:pPr>
-        <w:jc w:val="both"/>
+      </w:pPr>
+    </w:p>
+    <w:p>
+      <w:pPr>
+        <w:spacing w:after="0" w:line="240" w:lineRule="auto"/>
         <w:rPr>
           <w:rFonts w:ascii="Arial" w:hAnsi="Arial" w:cs="Arial"/>
           <w:b/>
         </w:rPr>
       </w:pPr>
-    </w:p>
-    <w:p>
-      <w:pPr>
-        <w:spacing w:after="0" w:line="240" w:lineRule="auto"/>
+      <w:r>
         <w:rPr>
           <w:rFonts w:ascii="Arial" w:hAnsi="Arial" w:cs="Arial"/>
           <w:b/>
         </w:rPr>
-      </w:pPr>
-      <w:r>
-        <w:rPr>
-          <w:rFonts w:ascii="Arial" w:hAnsi="Arial" w:cs="Arial"/>
-          <w:b/>
-        </w:rPr>
         <w:br w:type="page"/>
       </w:r>
     </w:p>
@@ -1393,10 +2847,12 @@
       <w:pPr>
         <w:pStyle w:val="Heading1"/>
       </w:pPr>
+      <w:bookmarkStart w:id="4" w:name="_Toc243938847"/>
       <w:r>
         <w:lastRenderedPageBreak/>
         <w:t>Mockup</w:t>
       </w:r>
+      <w:bookmarkEnd w:id="4"/>
     </w:p>
     <w:p>
       <w:pPr>
@@ -1437,6 +2893,7 @@
           <w:rFonts w:ascii="Arial" w:hAnsi="Arial" w:cs="Arial"/>
           <w:b/>
           <w:bCs/>
+          <w:noProof/>
         </w:rPr>
         <w:drawing>
           <wp:inline distT="0" distB="0" distL="0" distR="0" wp14:anchorId="26F16CF0" wp14:editId="091B483B">
@@ -1526,6 +2983,7 @@
           <w:rFonts w:ascii="Arial" w:hAnsi="Arial" w:cs="Arial"/>
           <w:b/>
           <w:bCs/>
+          <w:noProof/>
         </w:rPr>
         <w:drawing>
           <wp:inline distT="0" distB="0" distL="0" distR="0" wp14:anchorId="4CDCA9FA" wp14:editId="4871B090">
@@ -1596,6 +3054,7 @@
           <w:rFonts w:ascii="Arial" w:hAnsi="Arial" w:cs="Arial"/>
           <w:b/>
           <w:bCs/>
+          <w:noProof/>
         </w:rPr>
         <w:drawing>
           <wp:inline distT="0" distB="0" distL="0" distR="0" wp14:anchorId="39210FDE" wp14:editId="446A93BC">
@@ -1648,7 +3107,7 @@
           <w:b/>
         </w:rPr>
         <w:pict w14:anchorId="3C334FD7">
-          <v:rect id="_x0000_i1351" style="width:0;height:3pt" o:hralign="center" o:hrstd="t" o:hrnoshade="t" o:hr="t" fillcolor="#c5c8c6" stroked="f"/>
+          <v:rect id="_x0000_i1025" style="width:0;height:3pt" o:hralign="center" o:hrstd="t" o:hrnoshade="t" o:hr="t" fillcolor="#c5c8c6" stroked="f"/>
         </w:pict>
       </w:r>
     </w:p>
@@ -1656,9 +3115,11 @@
       <w:pPr>
         <w:pStyle w:val="Heading1"/>
       </w:pPr>
+      <w:bookmarkStart w:id="5" w:name="_Toc243938848"/>
       <w:r>
         <w:t>Prototype &amp; Planned Functionality (Pre-Development Design)</w:t>
       </w:r>
+      <w:bookmarkEnd w:id="5"/>
     </w:p>
     <w:p>
       <w:pPr>
@@ -1672,6 +3133,8 @@
         <w:shd w:val="clear" w:color="auto" w:fill="FFFFFF"/>
         <w:suppressAutoHyphens w:val="0"/>
         <w:spacing w:after="240" w:line="240" w:lineRule="auto"/>
+        <w:ind w:firstLine="360"/>
+        <w:jc w:val="both"/>
         <w:rPr>
           <w:rFonts w:ascii="Helvetica" w:eastAsia="Times New Roman" w:hAnsi="Helvetica" w:cs="Helvetica"/>
           <w:color w:val="333333"/>
@@ -1726,6 +3189,7 @@
         <w:shd w:val="clear" w:color="auto" w:fill="FFFFFF"/>
         <w:suppressAutoHyphens w:val="0"/>
         <w:spacing w:before="100" w:beforeAutospacing="1" w:after="0" w:line="240" w:lineRule="auto"/>
+        <w:jc w:val="both"/>
         <w:rPr>
           <w:rFonts w:ascii="Helvetica" w:eastAsia="Times New Roman" w:hAnsi="Helvetica" w:cs="Helvetica"/>
           <w:color w:val="333333"/>
@@ -1790,6 +3254,7 @@
         <w:shd w:val="clear" w:color="auto" w:fill="FFFFFF"/>
         <w:suppressAutoHyphens w:val="0"/>
         <w:spacing w:before="100" w:beforeAutospacing="1" w:after="0" w:line="240" w:lineRule="auto"/>
+        <w:jc w:val="both"/>
         <w:rPr>
           <w:rFonts w:ascii="Helvetica" w:eastAsia="Times New Roman" w:hAnsi="Helvetica" w:cs="Helvetica"/>
           <w:color w:val="333333"/>
@@ -2420,7 +3885,7 @@
           <w:b/>
         </w:rPr>
         <w:pict w14:anchorId="178AC52C">
-          <v:rect id="_x0000_i1352" style="width:0;height:3pt" o:hralign="center" o:hrstd="t" o:hrnoshade="t" o:hr="t" fillcolor="#c5c8c6" stroked="f"/>
+          <v:rect id="_x0000_i1026" style="width:0;height:3pt" o:hralign="center" o:hrstd="t" o:hrnoshade="t" o:hr="t" fillcolor="#c5c8c6" stroked="f"/>
         </w:pict>
       </w:r>
     </w:p>
@@ -2428,9 +3893,11 @@
       <w:pPr>
         <w:pStyle w:val="Heading1"/>
       </w:pPr>
+      <w:bookmarkStart w:id="6" w:name="_Toc243938849"/>
       <w:r>
         <w:t>Detailed System Architecture &amp; Functional Specifications</w:t>
       </w:r>
+      <w:bookmarkEnd w:id="6"/>
     </w:p>
     <w:p>
       <w:pPr>
@@ -2440,9 +3907,11 @@
           <w:tab w:val="num" w:pos="540"/>
         </w:tabs>
       </w:pPr>
+      <w:bookmarkStart w:id="7" w:name="_Toc243938850"/>
       <w:r>
         <w:t>Application Architecture &amp; Directory Structure</w:t>
       </w:r>
+      <w:bookmarkEnd w:id="7"/>
     </w:p>
     <w:p>
       <w:pPr>
@@ -2487,19 +3956,7 @@
         <w:rPr>
           <w:rStyle w:val="HTMLCode"/>
         </w:rPr>
-        <w:t xml:space="preserve">       </w:t>
-      </w:r>
-      <w:r>
-        <w:rPr>
-          <w:rStyle w:val="HTMLCode"/>
-        </w:rPr>
-        <w:t xml:space="preserve">  </w:t>
-      </w:r>
-      <w:r>
-        <w:rPr>
-          <w:rStyle w:val="HTMLCode"/>
-        </w:rPr>
-        <w:t xml:space="preserve"> # Entry Activity with NavigationSuiteScaffold</w:t>
+        <w:t xml:space="preserve">          # Entry Activity with NavigationSuiteScaffold</w:t>
       </w:r>
     </w:p>
     <w:p>
@@ -2577,19 +4034,7 @@
         <w:rPr>
           <w:rStyle w:val="HTMLCode"/>
         </w:rPr>
-        <w:t xml:space="preserve">     </w:t>
-      </w:r>
-      <w:r>
-        <w:rPr>
-          <w:rStyle w:val="HTMLCode"/>
-        </w:rPr>
-        <w:t xml:space="preserve"> </w:t>
-      </w:r>
-      <w:r>
-        <w:rPr>
-          <w:rStyle w:val="HTMLCode"/>
-        </w:rPr>
-        <w:t># Async HTTP client for OCR.space API (OCREngine=3)</w:t>
+        <w:t xml:space="preserve">      # Async HTTP client for OCR.space API (OCREngine=3)</w:t>
       </w:r>
     </w:p>
     <w:p>
@@ -2799,13 +4244,7 @@
         <w:rPr>
           <w:rStyle w:val="HTMLCode"/>
         </w:rPr>
-        <w:t xml:space="preserve">          </w:t>
-      </w:r>
-      <w:r>
-        <w:rPr>
-          <w:rStyle w:val="HTMLCode"/>
-        </w:rPr>
-        <w:t># Container screen managing the 3 tabs</w:t>
+        <w:t xml:space="preserve">          # Container screen managing the 3 tabs</w:t>
       </w:r>
     </w:p>
     <w:p>
@@ -2933,19 +4372,7 @@
         <w:rPr>
           <w:rStyle w:val="HTMLCode"/>
         </w:rPr>
-        <w:t xml:space="preserve">            # Tab 3 UI (Preset editor</w:t>
-      </w:r>
-      <w:r>
-        <w:rPr>
-          <w:rStyle w:val="HTMLCode"/>
-        </w:rPr>
-        <w:t>, column settings</w:t>
-      </w:r>
-      <w:r>
-        <w:rPr>
-          <w:rStyle w:val="HTMLCode"/>
-        </w:rPr>
-        <w:t>)</w:t>
+        <w:t xml:space="preserve">            # Tab 3 UI (Preset editor, column settings)</w:t>
       </w:r>
     </w:p>
     <w:p>
@@ -3157,15 +4584,19 @@
           <w:tab w:val="clear" w:pos="9923"/>
         </w:tabs>
       </w:pPr>
+      <w:bookmarkStart w:id="8" w:name="_Toc243938851"/>
       <w:r>
         <w:t>Document Processing &amp; Interactive Spreadsheet (Tab 1)</w:t>
       </w:r>
+      <w:bookmarkEnd w:id="8"/>
     </w:p>
     <w:p>
       <w:pPr>
         <w:shd w:val="clear" w:color="auto" w:fill="FFFFFF"/>
         <w:suppressAutoHyphens w:val="0"/>
         <w:spacing w:after="240" w:line="240" w:lineRule="auto"/>
+        <w:ind w:firstLine="720"/>
+        <w:jc w:val="both"/>
         <w:rPr>
           <w:rFonts w:ascii="Helvetica" w:eastAsia="Times New Roman" w:hAnsi="Helvetica" w:cs="Helvetica"/>
           <w:color w:val="333333"/>
@@ -3390,29 +4821,7 @@
           <w:sz w:val="24"/>
           <w:szCs w:val="24"/>
         </w:rPr>
-        <w:t>B.</w:t>
-      </w:r>
-      <w:r>
-        <w:rPr>
-          <w:rFonts w:ascii="Helvetica" w:eastAsia="Times New Roman" w:hAnsi="Helvetica" w:cs="Helvetica"/>
-          <w:b/>
-          <w:bCs/>
-          <w:color w:val="000000"/>
-          <w:sz w:val="24"/>
-          <w:szCs w:val="24"/>
-        </w:rPr>
-        <w:t xml:space="preserve"> </w:t>
-      </w:r>
-      <w:r>
-        <w:rPr>
-          <w:rFonts w:ascii="Helvetica" w:eastAsia="Times New Roman" w:hAnsi="Helvetica" w:cs="Helvetica"/>
-          <w:b/>
-          <w:bCs/>
-          <w:color w:val="000000"/>
-          <w:sz w:val="24"/>
-          <w:szCs w:val="24"/>
-        </w:rPr>
-        <w:t>Blue Header Rotation Detection</w:t>
+        <w:t>B. Blue Header Rotation Detection</w:t>
       </w:r>
     </w:p>
     <w:p>
@@ -3420,6 +4829,8 @@
         <w:shd w:val="clear" w:color="auto" w:fill="FFFFFF"/>
         <w:suppressAutoHyphens w:val="0"/>
         <w:spacing w:after="240" w:line="240" w:lineRule="auto"/>
+        <w:ind w:firstLine="720"/>
+        <w:jc w:val="both"/>
         <w:rPr>
           <w:rFonts w:ascii="Helvetica" w:eastAsia="Times New Roman" w:hAnsi="Helvetica" w:cs="Helvetica"/>
           <w:color w:val="333333"/>
@@ -3612,7 +5023,15 @@
           <w:sz w:val="24"/>
           <w:szCs w:val="24"/>
         </w:rPr>
-        <w:br/>
+        <w:t xml:space="preserve"> </w:t>
+      </w:r>
+      <w:r>
+        <w:rPr>
+          <w:rFonts w:ascii="Helvetica" w:eastAsia="Times New Roman" w:hAnsi="Helvetica" w:cs="Helvetica"/>
+          <w:color w:val="333333"/>
+          <w:sz w:val="24"/>
+          <w:szCs w:val="24"/>
+        </w:rPr>
         <w:t>It measures HSV color space values (Hue </w:t>
       </w:r>
       <m:oMath>
@@ -3767,6 +5186,8 @@
         <w:shd w:val="clear" w:color="auto" w:fill="FFFFFF"/>
         <w:suppressAutoHyphens w:val="0"/>
         <w:spacing w:after="240" w:line="240" w:lineRule="auto"/>
+        <w:ind w:firstLine="720"/>
+        <w:jc w:val="both"/>
         <w:rPr>
           <w:rFonts w:ascii="Helvetica" w:eastAsia="Times New Roman" w:hAnsi="Helvetica" w:cs="Helvetica"/>
           <w:color w:val="333333"/>
@@ -5113,29 +6534,7 @@
           <w:sz w:val="24"/>
           <w:szCs w:val="24"/>
         </w:rPr>
-        <w:t xml:space="preserve">D. Forward-Filling </w:t>
-      </w:r>
-      <w:r>
-        <w:rPr>
-          <w:rFonts w:ascii="Helvetica" w:eastAsia="Times New Roman" w:hAnsi="Helvetica" w:cs="Helvetica"/>
-          <w:b/>
-          <w:bCs/>
-          <w:color w:val="000000"/>
-          <w:sz w:val="24"/>
-          <w:szCs w:val="24"/>
-        </w:rPr>
-        <w:t xml:space="preserve">Cells </w:t>
-      </w:r>
-      <w:r>
-        <w:rPr>
-          <w:rFonts w:ascii="Helvetica" w:eastAsia="Times New Roman" w:hAnsi="Helvetica" w:cs="Helvetica"/>
-          <w:b/>
-          <w:bCs/>
-          <w:color w:val="000000"/>
-          <w:sz w:val="24"/>
-          <w:szCs w:val="24"/>
-        </w:rPr>
-        <w:t>Feature</w:t>
+        <w:t>D. Forward-Filling Cells Feature</w:t>
       </w:r>
     </w:p>
     <w:p>
@@ -5147,6 +6546,7 @@
         <w:shd w:val="clear" w:color="auto" w:fill="FFFFFF"/>
         <w:suppressAutoHyphens w:val="0"/>
         <w:spacing w:before="100" w:beforeAutospacing="1" w:after="0" w:line="240" w:lineRule="auto"/>
+        <w:jc w:val="both"/>
         <w:rPr>
           <w:rFonts w:ascii="Helvetica" w:eastAsia="Times New Roman" w:hAnsi="Helvetica" w:cs="Helvetica"/>
           <w:color w:val="333333"/>
@@ -5269,6 +6669,7 @@
         <w:shd w:val="clear" w:color="auto" w:fill="FFFFFF"/>
         <w:suppressAutoHyphens w:val="0"/>
         <w:spacing w:before="100" w:beforeAutospacing="1" w:after="0" w:line="240" w:lineRule="auto"/>
+        <w:jc w:val="both"/>
         <w:rPr>
           <w:rFonts w:ascii="Helvetica" w:eastAsia="Times New Roman" w:hAnsi="Helvetica" w:cs="Helvetica"/>
           <w:color w:val="333333"/>
@@ -5315,6 +6716,7 @@
         <w:shd w:val="clear" w:color="auto" w:fill="FFFFFF"/>
         <w:suppressAutoHyphens w:val="0"/>
         <w:spacing w:before="100" w:beforeAutospacing="1" w:after="0" w:line="240" w:lineRule="auto"/>
+        <w:jc w:val="both"/>
         <w:rPr>
           <w:rFonts w:ascii="Helvetica" w:eastAsia="Times New Roman" w:hAnsi="Helvetica" w:cs="Helvetica"/>
           <w:color w:val="333333"/>
@@ -5530,10 +6932,12 @@
           <w:tab w:val="clear" w:pos="9923"/>
         </w:tabs>
       </w:pPr>
+      <w:bookmarkStart w:id="9" w:name="_Toc243938852"/>
       <w:r>
         <w:lastRenderedPageBreak/>
         <w:t>Data Normalization &amp; Column Realignment Engine</w:t>
       </w:r>
+      <w:bookmarkEnd w:id="9"/>
     </w:p>
     <w:p>
       <w:pPr>
@@ -6061,6 +7465,7 @@
         <w:shd w:val="clear" w:color="auto" w:fill="FFFFFF"/>
         <w:suppressAutoHyphens w:val="0"/>
         <w:spacing w:before="240" w:after="240" w:line="240" w:lineRule="auto"/>
+        <w:jc w:val="both"/>
         <w:outlineLvl w:val="3"/>
         <w:rPr>
           <w:rFonts w:ascii="Helvetica" w:eastAsia="Times New Roman" w:hAnsi="Helvetica" w:cs="Helvetica"/>
@@ -6113,6 +7518,7 @@
         <w:shd w:val="clear" w:color="auto" w:fill="FFFFFF"/>
         <w:suppressAutoHyphens w:val="0"/>
         <w:spacing w:before="100" w:beforeAutospacing="1" w:after="0" w:line="240" w:lineRule="auto"/>
+        <w:jc w:val="both"/>
         <w:rPr>
           <w:rFonts w:ascii="Helvetica" w:eastAsia="Times New Roman" w:hAnsi="Helvetica" w:cs="Helvetica"/>
           <w:color w:val="333333"/>
@@ -6160,6 +7566,7 @@
         <w:shd w:val="clear" w:color="auto" w:fill="FFFFFF"/>
         <w:suppressAutoHyphens w:val="0"/>
         <w:spacing w:before="100" w:beforeAutospacing="1" w:after="0" w:line="240" w:lineRule="auto"/>
+        <w:jc w:val="both"/>
         <w:rPr>
           <w:rFonts w:ascii="Helvetica" w:eastAsia="Times New Roman" w:hAnsi="Helvetica" w:cs="Helvetica"/>
           <w:color w:val="333333"/>
@@ -6234,6 +7641,7 @@
         <w:shd w:val="clear" w:color="auto" w:fill="FFFFFF"/>
         <w:suppressAutoHyphens w:val="0"/>
         <w:spacing w:before="100" w:beforeAutospacing="1" w:after="0" w:line="240" w:lineRule="auto"/>
+        <w:jc w:val="both"/>
         <w:rPr>
           <w:rFonts w:ascii="Helvetica" w:eastAsia="Times New Roman" w:hAnsi="Helvetica" w:cs="Helvetica"/>
           <w:color w:val="333333"/>
@@ -6281,6 +7689,7 @@
         <w:shd w:val="clear" w:color="auto" w:fill="FFFFFF"/>
         <w:suppressAutoHyphens w:val="0"/>
         <w:spacing w:before="100" w:beforeAutospacing="1" w:after="0" w:line="240" w:lineRule="auto"/>
+        <w:jc w:val="both"/>
         <w:rPr>
           <w:rFonts w:ascii="Helvetica" w:eastAsia="Times New Roman" w:hAnsi="Helvetica" w:cs="Helvetica"/>
           <w:color w:val="333333"/>
@@ -6355,6 +7764,7 @@
         <w:shd w:val="clear" w:color="auto" w:fill="FFFFFF"/>
         <w:suppressAutoHyphens w:val="0"/>
         <w:spacing w:before="100" w:beforeAutospacing="1" w:after="0" w:line="240" w:lineRule="auto"/>
+        <w:jc w:val="both"/>
         <w:rPr>
           <w:rFonts w:ascii="Helvetica" w:eastAsia="Times New Roman" w:hAnsi="Helvetica" w:cs="Helvetica"/>
           <w:color w:val="333333"/>
@@ -6398,6 +7808,7 @@
         <w:shd w:val="clear" w:color="auto" w:fill="FFFFFF"/>
         <w:suppressAutoHyphens w:val="0"/>
         <w:spacing w:before="240" w:after="240" w:line="240" w:lineRule="auto"/>
+        <w:jc w:val="both"/>
         <w:outlineLvl w:val="3"/>
         <w:rPr>
           <w:rFonts w:ascii="Helvetica" w:eastAsia="Times New Roman" w:hAnsi="Helvetica" w:cs="Helvetica"/>
@@ -6429,6 +7840,7 @@
         <w:shd w:val="clear" w:color="auto" w:fill="FFFFFF"/>
         <w:suppressAutoHyphens w:val="0"/>
         <w:spacing w:before="100" w:beforeAutospacing="1" w:after="0" w:line="240" w:lineRule="auto"/>
+        <w:jc w:val="both"/>
         <w:rPr>
           <w:rFonts w:ascii="Helvetica" w:eastAsia="Times New Roman" w:hAnsi="Helvetica" w:cs="Helvetica"/>
           <w:color w:val="333333"/>
@@ -6457,6 +7869,7 @@
         <w:shd w:val="clear" w:color="auto" w:fill="FFFFFF"/>
         <w:suppressAutoHyphens w:val="0"/>
         <w:spacing w:before="100" w:beforeAutospacing="1" w:after="0" w:line="240" w:lineRule="auto"/>
+        <w:jc w:val="both"/>
         <w:rPr>
           <w:rFonts w:ascii="Helvetica" w:eastAsia="Times New Roman" w:hAnsi="Helvetica" w:cs="Helvetica"/>
           <w:color w:val="333333"/>
@@ -6493,6 +7906,7 @@
         <w:shd w:val="clear" w:color="auto" w:fill="FFFFFF"/>
         <w:suppressAutoHyphens w:val="0"/>
         <w:spacing w:before="100" w:beforeAutospacing="1" w:after="0" w:line="240" w:lineRule="auto"/>
+        <w:jc w:val="both"/>
         <w:rPr>
           <w:rFonts w:ascii="Helvetica" w:eastAsia="Times New Roman" w:hAnsi="Helvetica" w:cs="Helvetica"/>
           <w:color w:val="333333"/>
@@ -6586,6 +8000,7 @@
         <w:shd w:val="clear" w:color="auto" w:fill="FFFFFF"/>
         <w:suppressAutoHyphens w:val="0"/>
         <w:spacing w:before="100" w:beforeAutospacing="1" w:after="0" w:line="240" w:lineRule="auto"/>
+        <w:jc w:val="both"/>
         <w:rPr>
           <w:rFonts w:ascii="Helvetica" w:eastAsia="Times New Roman" w:hAnsi="Helvetica" w:cs="Helvetica"/>
           <w:color w:val="333333"/>
@@ -6614,6 +8029,7 @@
         <w:shd w:val="clear" w:color="auto" w:fill="FFFFFF"/>
         <w:suppressAutoHyphens w:val="0"/>
         <w:spacing w:before="100" w:beforeAutospacing="1" w:after="0" w:line="240" w:lineRule="auto"/>
+        <w:jc w:val="both"/>
         <w:rPr>
           <w:rFonts w:ascii="Helvetica" w:eastAsia="Times New Roman" w:hAnsi="Helvetica" w:cs="Helvetica"/>
           <w:color w:val="333333"/>
@@ -6650,6 +8066,7 @@
         <w:shd w:val="clear" w:color="auto" w:fill="FFFFFF"/>
         <w:suppressAutoHyphens w:val="0"/>
         <w:spacing w:before="100" w:beforeAutospacing="1" w:after="0" w:line="240" w:lineRule="auto"/>
+        <w:jc w:val="both"/>
         <w:rPr>
           <w:rFonts w:ascii="Helvetica" w:eastAsia="Times New Roman" w:hAnsi="Helvetica" w:cs="Helvetica"/>
           <w:color w:val="333333"/>
@@ -6743,6 +8160,7 @@
         <w:shd w:val="clear" w:color="auto" w:fill="FFFFFF"/>
         <w:suppressAutoHyphens w:val="0"/>
         <w:spacing w:before="100" w:beforeAutospacing="1" w:after="0" w:line="240" w:lineRule="auto"/>
+        <w:jc w:val="both"/>
         <w:rPr>
           <w:rFonts w:ascii="Helvetica" w:eastAsia="Times New Roman" w:hAnsi="Helvetica" w:cs="Helvetica"/>
           <w:color w:val="333333"/>
@@ -7698,15 +9116,19 @@
       <w:pPr>
         <w:pStyle w:val="Heading1"/>
       </w:pPr>
+      <w:bookmarkStart w:id="10" w:name="_Toc243938853"/>
       <w:r>
         <w:t>Excel Import File Generation (Tab 2)</w:t>
       </w:r>
+      <w:bookmarkEnd w:id="10"/>
     </w:p>
     <w:p>
       <w:pPr>
         <w:shd w:val="clear" w:color="auto" w:fill="FFFFFF"/>
         <w:suppressAutoHyphens w:val="0"/>
         <w:spacing w:after="240" w:line="240" w:lineRule="auto"/>
+        <w:ind w:firstLine="720"/>
+        <w:jc w:val="both"/>
         <w:rPr>
           <w:rFonts w:ascii="Helvetica" w:eastAsia="Times New Roman" w:hAnsi="Helvetica" w:cs="Helvetica"/>
           <w:color w:val="333333"/>
@@ -8023,6 +9445,9 @@
             </m:den>
           </m:f>
           <m:r>
+            <m:rPr>
+              <m:sty m:val="p"/>
+            </m:rPr>
             <w:rPr>
               <w:rFonts w:ascii="Cambria Math" w:eastAsia="Times New Roman" w:hAnsi="Cambria Math" w:cs="Times New Roman"/>
               <w:sz w:val="24"/>
@@ -8030,7 +9455,12 @@
             </w:rPr>
             <w:br/>
           </m:r>
+        </m:oMath>
+        <m:oMath>
           <m:r>
+            <m:rPr>
+              <m:sty m:val="p"/>
+            </m:rPr>
             <w:rPr>
               <w:rFonts w:ascii="Helvetica" w:eastAsia="Times New Roman" w:hAnsi="Helvetica" w:cs="Helvetica"/>
               <w:color w:val="333333"/>
@@ -8038,7 +9468,18 @@
               <w:szCs w:val="24"/>
             </w:rPr>
             <w:br/>
-            <w:t>If outgoing metres is zero or unprovided, falls back to raw </w:t>
+          </m:r>
+          <m:r>
+            <m:rPr>
+              <m:sty m:val="p"/>
+            </m:rPr>
+            <w:rPr>
+              <w:rFonts w:ascii="Helvetica" w:eastAsia="Times New Roman" w:hAnsi="Helvetica" w:cs="Helvetica"/>
+              <w:color w:val="333333"/>
+              <w:sz w:val="24"/>
+              <w:szCs w:val="24"/>
+            </w:rPr>
+            <m:t>If outgoing metres is zero or unprovided, falls back to raw </m:t>
           </m:r>
         </m:oMath>
       </m:oMathPara>
@@ -8071,6 +9512,7 @@
         <w:shd w:val="clear" w:color="auto" w:fill="FFFFFF"/>
         <w:suppressAutoHyphens w:val="0"/>
         <w:spacing w:before="100" w:beforeAutospacing="1" w:after="0" w:line="240" w:lineRule="auto"/>
+        <w:jc w:val="both"/>
         <w:rPr>
           <w:rFonts w:ascii="Helvetica" w:eastAsia="Times New Roman" w:hAnsi="Helvetica" w:cs="Helvetica"/>
           <w:color w:val="333333"/>
@@ -8099,6 +9541,7 @@
         <w:shd w:val="clear" w:color="auto" w:fill="FFFFFF"/>
         <w:suppressAutoHyphens w:val="0"/>
         <w:spacing w:before="100" w:beforeAutospacing="1" w:after="0" w:line="240" w:lineRule="auto"/>
+        <w:jc w:val="both"/>
         <w:rPr>
           <w:rFonts w:ascii="Helvetica" w:eastAsia="Times New Roman" w:hAnsi="Helvetica" w:cs="Helvetica"/>
           <w:color w:val="333333"/>
@@ -8163,6 +9606,7 @@
         <w:shd w:val="clear" w:color="auto" w:fill="FFFFFF"/>
         <w:suppressAutoHyphens w:val="0"/>
         <w:spacing w:before="100" w:beforeAutospacing="1" w:after="0" w:line="240" w:lineRule="auto"/>
+        <w:jc w:val="both"/>
         <w:rPr>
           <w:rFonts w:ascii="Helvetica" w:eastAsia="Times New Roman" w:hAnsi="Helvetica" w:cs="Helvetica"/>
           <w:color w:val="333333"/>
@@ -8227,6 +9671,7 @@
         <w:shd w:val="clear" w:color="auto" w:fill="FFFFFF"/>
         <w:suppressAutoHyphens w:val="0"/>
         <w:spacing w:before="100" w:beforeAutospacing="1" w:after="0" w:line="240" w:lineRule="auto"/>
+        <w:jc w:val="both"/>
         <w:rPr>
           <w:rFonts w:ascii="Helvetica" w:eastAsia="Times New Roman" w:hAnsi="Helvetica" w:cs="Helvetica"/>
           <w:color w:val="333333"/>
@@ -9380,7 +10825,6 @@
                 <w:sz w:val="24"/>
                 <w:szCs w:val="24"/>
               </w:rPr>
-              <w:lastRenderedPageBreak/>
               <w:t>5</w:t>
             </w:r>
           </w:p>
@@ -10041,30 +11485,21 @@
     </w:p>
     <w:p>
       <w:pPr>
-        <w:shd w:val="clear" w:color="auto" w:fill="FFFFFF"/>
-        <w:suppressAutoHyphens w:val="0"/>
-        <w:spacing w:before="100" w:beforeAutospacing="1" w:after="0" w:line="240" w:lineRule="auto"/>
-        <w:rPr>
-          <w:rFonts w:ascii="Helvetica" w:eastAsia="Times New Roman" w:hAnsi="Helvetica" w:cs="Helvetica"/>
-          <w:color w:val="333333"/>
-          <w:sz w:val="24"/>
-          <w:szCs w:val="24"/>
-        </w:rPr>
-      </w:pPr>
-    </w:p>
-    <w:p>
-      <w:pPr>
         <w:pStyle w:val="Heading1"/>
       </w:pPr>
+      <w:bookmarkStart w:id="11" w:name="_Toc243938854"/>
       <w:r>
         <w:t>Table Preset Management (Tab 3)</w:t>
       </w:r>
+      <w:bookmarkEnd w:id="11"/>
     </w:p>
     <w:p>
       <w:pPr>
         <w:shd w:val="clear" w:color="auto" w:fill="FFFFFF"/>
         <w:suppressAutoHyphens w:val="0"/>
         <w:spacing w:after="240" w:line="240" w:lineRule="auto"/>
+        <w:ind w:firstLine="720"/>
+        <w:jc w:val="both"/>
         <w:rPr>
           <w:rFonts w:ascii="Helvetica" w:eastAsia="Times New Roman" w:hAnsi="Helvetica" w:cs="Helvetica"/>
           <w:color w:val="333333"/>
@@ -10143,6 +11578,8 @@
         <w:shd w:val="clear" w:color="auto" w:fill="FFFFFF"/>
         <w:suppressAutoHyphens w:val="0"/>
         <w:spacing w:after="240" w:line="240" w:lineRule="auto"/>
+        <w:ind w:firstLine="720"/>
+        <w:jc w:val="both"/>
         <w:rPr>
           <w:rFonts w:ascii="Helvetica" w:eastAsia="Times New Roman" w:hAnsi="Helvetica" w:cs="Helvetica"/>
           <w:color w:val="333333"/>
@@ -10700,6 +12137,7 @@
           <w:sz w:val="24"/>
           <w:szCs w:val="24"/>
         </w:rPr>
+        <w:lastRenderedPageBreak/>
         <w:t>B. Administrator Actions</w:t>
       </w:r>
     </w:p>
@@ -10712,6 +12150,7 @@
         <w:shd w:val="clear" w:color="auto" w:fill="FFFFFF"/>
         <w:suppressAutoHyphens w:val="0"/>
         <w:spacing w:before="100" w:beforeAutospacing="1" w:after="0" w:line="240" w:lineRule="auto"/>
+        <w:jc w:val="both"/>
         <w:rPr>
           <w:rFonts w:ascii="Helvetica" w:eastAsia="Times New Roman" w:hAnsi="Helvetica" w:cs="Helvetica"/>
           <w:color w:val="333333"/>
@@ -10749,6 +12188,7 @@
         <w:shd w:val="clear" w:color="auto" w:fill="FFFFFF"/>
         <w:suppressAutoHyphens w:val="0"/>
         <w:spacing w:before="100" w:beforeAutospacing="1" w:after="0" w:line="240" w:lineRule="auto"/>
+        <w:jc w:val="both"/>
         <w:rPr>
           <w:rFonts w:ascii="Helvetica" w:eastAsia="Times New Roman" w:hAnsi="Helvetica" w:cs="Helvetica"/>
           <w:color w:val="333333"/>
@@ -10919,6 +12359,7 @@
         <w:shd w:val="clear" w:color="auto" w:fill="FFFFFF"/>
         <w:suppressAutoHyphens w:val="0"/>
         <w:spacing w:before="100" w:beforeAutospacing="1" w:after="0" w:line="240" w:lineRule="auto"/>
+        <w:jc w:val="both"/>
         <w:rPr>
           <w:rFonts w:ascii="Helvetica" w:eastAsia="Times New Roman" w:hAnsi="Helvetica" w:cs="Helvetica"/>
           <w:color w:val="333333"/>
@@ -10949,16 +12390,16 @@
     </w:p>
     <w:p>
       <w:pPr>
-        <w:jc w:val="both"/>
-      </w:pPr>
-    </w:p>
-    <w:p>
-      <w:pPr>
         <w:pStyle w:val="Heading1"/>
       </w:pPr>
-      <w:r>
-        <w:t>Economical Considerations &amp; Return on Investment (ROI)</w:t>
-      </w:r>
+      <w:bookmarkStart w:id="12" w:name="_Toc243938855"/>
+      <w:r>
+        <w:t>Economic</w:t>
+      </w:r>
+      <w:r>
+        <w:t xml:space="preserve"> Considerations &amp; Return on Investment (ROI)</w:t>
+      </w:r>
+      <w:bookmarkEnd w:id="12"/>
     </w:p>
     <w:p>
       <w:pPr>
@@ -10972,6 +12413,8 @@
         <w:shd w:val="clear" w:color="auto" w:fill="FFFFFF"/>
         <w:suppressAutoHyphens w:val="0"/>
         <w:spacing w:after="240" w:line="240" w:lineRule="auto"/>
+        <w:ind w:firstLine="720"/>
+        <w:jc w:val="both"/>
         <w:rPr>
           <w:rFonts w:ascii="Helvetica" w:eastAsia="Times New Roman" w:hAnsi="Helvetica" w:cs="Helvetica"/>
           <w:color w:val="333333"/>
@@ -10997,9 +12440,11 @@
           <w:tab w:val="right" w:pos="540"/>
         </w:tabs>
       </w:pPr>
+      <w:bookmarkStart w:id="13" w:name="_Toc243938856"/>
       <w:r>
         <w:t>Time Efficiency &amp; Labor Cost Reduction</w:t>
       </w:r>
+      <w:bookmarkEnd w:id="13"/>
     </w:p>
     <w:p>
       <w:pPr>
@@ -11010,6 +12455,7 @@
         <w:shd w:val="clear" w:color="auto" w:fill="FFFFFF"/>
         <w:suppressAutoHyphens w:val="0"/>
         <w:spacing w:before="100" w:beforeAutospacing="1" w:after="0" w:line="240" w:lineRule="auto"/>
+        <w:jc w:val="both"/>
         <w:rPr>
           <w:rFonts w:ascii="Helvetica" w:eastAsia="Times New Roman" w:hAnsi="Helvetica" w:cs="Helvetica"/>
           <w:color w:val="333333"/>
@@ -11118,6 +12564,7 @@
         <w:shd w:val="clear" w:color="auto" w:fill="FFFFFF"/>
         <w:suppressAutoHyphens w:val="0"/>
         <w:spacing w:before="100" w:beforeAutospacing="1" w:after="0" w:line="240" w:lineRule="auto"/>
+        <w:jc w:val="both"/>
         <w:rPr>
           <w:rFonts w:ascii="Helvetica" w:eastAsia="Times New Roman" w:hAnsi="Helvetica" w:cs="Helvetica"/>
           <w:color w:val="333333"/>
@@ -11195,6 +12642,7 @@
         <w:shd w:val="clear" w:color="auto" w:fill="FFFFFF"/>
         <w:suppressAutoHyphens w:val="0"/>
         <w:spacing w:before="100" w:beforeAutospacing="1" w:after="0" w:line="240" w:lineRule="auto"/>
+        <w:jc w:val="both"/>
         <w:rPr>
           <w:rFonts w:ascii="Helvetica" w:eastAsia="Times New Roman" w:hAnsi="Helvetica" w:cs="Helvetica"/>
           <w:color w:val="333333"/>
@@ -11223,6 +12671,7 @@
         <w:shd w:val="clear" w:color="auto" w:fill="FFFFFF"/>
         <w:suppressAutoHyphens w:val="0"/>
         <w:spacing w:before="100" w:beforeAutospacing="1" w:after="0" w:line="240" w:lineRule="auto"/>
+        <w:jc w:val="both"/>
         <w:rPr>
           <w:rFonts w:ascii="Helvetica" w:eastAsia="Times New Roman" w:hAnsi="Helvetica" w:cs="Helvetica"/>
           <w:color w:val="333333"/>
@@ -11248,7 +12697,18 @@
           <w:sz w:val="24"/>
           <w:szCs w:val="24"/>
         </w:rPr>
-        <w:t>20 min/diena</w:t>
+        <w:t>20 min/</w:t>
+      </w:r>
+      <w:r>
+        <w:rPr>
+          <w:rFonts w:ascii="Helvetica" w:eastAsia="Times New Roman" w:hAnsi="Helvetica" w:cs="Helvetica"/>
+          <w:b/>
+          <w:bCs/>
+          <w:color w:val="000000"/>
+          <w:sz w:val="24"/>
+          <w:szCs w:val="24"/>
+        </w:rPr>
+        <w:t>day</w:t>
       </w:r>
       <w:r>
         <w:rPr>
@@ -11269,6 +12729,7 @@
         <w:shd w:val="clear" w:color="auto" w:fill="FFFFFF"/>
         <w:suppressAutoHyphens w:val="0"/>
         <w:spacing w:before="100" w:beforeAutospacing="1" w:after="0" w:line="240" w:lineRule="auto"/>
+        <w:jc w:val="both"/>
         <w:rPr>
           <w:rFonts w:ascii="Helvetica" w:eastAsia="Times New Roman" w:hAnsi="Helvetica" w:cs="Helvetica"/>
           <w:color w:val="333333"/>
@@ -11333,18 +12794,7 @@
             <w:sz w:val="24"/>
             <w:szCs w:val="24"/>
           </w:rPr>
-          <m:t>min/d</m:t>
-        </m:r>
-        <m:r>
-          <m:rPr>
-            <m:nor/>
-          </m:rPr>
-          <w:rPr>
-            <w:rFonts w:ascii="Times New Roman" w:eastAsia="Times New Roman" w:hAnsi="Times New Roman" w:cs="Times New Roman"/>
-            <w:sz w:val="24"/>
-            <w:szCs w:val="24"/>
-          </w:rPr>
-          <m:t>ay</m:t>
+          <m:t>min/day</m:t>
         </m:r>
         <m:r>
           <w:rPr>
@@ -11363,18 +12813,7 @@
             <w:sz w:val="24"/>
             <w:szCs w:val="24"/>
           </w:rPr>
-          <m:t> d</m:t>
-        </m:r>
-        <m:r>
-          <m:rPr>
-            <m:nor/>
-          </m:rPr>
-          <w:rPr>
-            <w:rFonts w:ascii="Times New Roman" w:eastAsia="Times New Roman" w:hAnsi="Times New Roman" w:cs="Times New Roman"/>
-            <w:sz w:val="24"/>
-            <w:szCs w:val="24"/>
-          </w:rPr>
-          <m:t>ays</m:t>
+          <m:t> days</m:t>
         </m:r>
       </m:oMath>
       <w:r>
@@ -11396,6 +12835,7 @@
         <w:shd w:val="clear" w:color="auto" w:fill="FFFFFF"/>
         <w:suppressAutoHyphens w:val="0"/>
         <w:spacing w:beforeAutospacing="1" w:after="0" w:line="240" w:lineRule="auto"/>
+        <w:jc w:val="both"/>
         <w:rPr>
           <w:rFonts w:ascii="Helvetica" w:eastAsia="Times New Roman" w:hAnsi="Helvetica" w:cs="Helvetica"/>
           <w:color w:val="333333"/>
@@ -11542,6 +12982,9 @@
             <m:t>onth</m:t>
           </m:r>
           <m:r>
+            <m:rPr>
+              <m:sty m:val="p"/>
+            </m:rPr>
             <w:rPr>
               <w:rFonts w:ascii="Cambria Math" w:eastAsia="Times New Roman" w:hAnsi="Cambria Math" w:cs="Times New Roman"/>
               <w:sz w:val="24"/>
@@ -11560,9 +13003,17 @@
           <w:tab w:val="right" w:pos="540"/>
         </w:tabs>
       </w:pPr>
-      <w:r>
-        <w:t>Personalizing the “presets” for individual companys needs</w:t>
-      </w:r>
+      <w:bookmarkStart w:id="14" w:name="_Toc243938857"/>
+      <w:r>
+        <w:t>Personalizing the “presets” for individual company</w:t>
+      </w:r>
+      <w:r>
+        <w:t>’</w:t>
+      </w:r>
+      <w:r>
+        <w:t>s needs</w:t>
+      </w:r>
+      <w:bookmarkEnd w:id="14"/>
     </w:p>
     <w:p>
       <w:pPr>
@@ -11573,6 +13024,7 @@
         <w:shd w:val="clear" w:color="auto" w:fill="FFFFFF"/>
         <w:suppressAutoHyphens w:val="0"/>
         <w:spacing w:before="100" w:beforeAutospacing="1" w:after="0" w:line="240" w:lineRule="auto"/>
+        <w:jc w:val="both"/>
         <w:rPr>
           <w:rFonts w:ascii="Helvetica" w:eastAsia="Times New Roman" w:hAnsi="Helvetica" w:cs="Helvetica"/>
           <w:color w:val="333333"/>
@@ -11646,6 +13098,7 @@
         <w:shd w:val="clear" w:color="auto" w:fill="FFFFFF"/>
         <w:suppressAutoHyphens w:val="0"/>
         <w:spacing w:before="100" w:beforeAutospacing="1" w:after="0" w:line="240" w:lineRule="auto"/>
+        <w:jc w:val="both"/>
         <w:rPr>
           <w:rFonts w:ascii="Helvetica" w:eastAsia="Times New Roman" w:hAnsi="Helvetica" w:cs="Helvetica"/>
           <w:color w:val="333333"/>
@@ -11693,6 +13146,88 @@
         </w:rPr>
         <w:t>.</w:t>
       </w:r>
+      <w:r>
+        <w:rPr>
+          <w:rFonts w:ascii="Helvetica" w:eastAsia="Times New Roman" w:hAnsi="Helvetica" w:cs="Helvetica"/>
+          <w:color w:val="333333"/>
+          <w:sz w:val="24"/>
+          <w:szCs w:val="24"/>
+        </w:rPr>
+        <w:t xml:space="preserve"> The fee is </w:t>
+      </w:r>
+      <w:r>
+        <w:rPr>
+          <w:rFonts w:ascii="Helvetica" w:eastAsia="Times New Roman" w:hAnsi="Helvetica" w:cs="Helvetica"/>
+          <w:b/>
+          <w:bCs/>
+          <w:color w:val="000000"/>
+          <w:sz w:val="24"/>
+          <w:szCs w:val="24"/>
+        </w:rPr>
+        <w:t>€100</w:t>
+      </w:r>
+      <w:r>
+        <w:rPr>
+          <w:rFonts w:ascii="Helvetica" w:eastAsia="Times New Roman" w:hAnsi="Helvetica" w:cs="Helvetica"/>
+          <w:b/>
+          <w:bCs/>
+          <w:color w:val="000000"/>
+          <w:sz w:val="24"/>
+          <w:szCs w:val="24"/>
+        </w:rPr>
+        <w:t xml:space="preserve"> for 3 presets</w:t>
+      </w:r>
+      <w:r>
+        <w:rPr>
+          <w:rFonts w:ascii="Helvetica" w:eastAsia="Times New Roman" w:hAnsi="Helvetica" w:cs="Helvetica"/>
+          <w:color w:val="000000"/>
+          <w:sz w:val="24"/>
+          <w:szCs w:val="24"/>
+        </w:rPr>
+        <w:t xml:space="preserve"> or </w:t>
+      </w:r>
+      <w:r>
+        <w:rPr>
+          <w:rFonts w:ascii="Helvetica" w:eastAsia="Times New Roman" w:hAnsi="Helvetica" w:cs="Helvetica"/>
+          <w:b/>
+          <w:bCs/>
+          <w:color w:val="000000"/>
+          <w:sz w:val="24"/>
+          <w:szCs w:val="24"/>
+        </w:rPr>
+        <w:t xml:space="preserve">about </w:t>
+      </w:r>
+      <w:r>
+        <w:rPr>
+          <w:rFonts w:ascii="Helvetica" w:eastAsia="Times New Roman" w:hAnsi="Helvetica" w:cs="Helvetica"/>
+          <w:b/>
+          <w:bCs/>
+          <w:color w:val="333333"/>
+          <w:sz w:val="24"/>
+          <w:szCs w:val="24"/>
+        </w:rPr>
+        <w:t>€</w:t>
+      </w:r>
+      <w:r>
+        <w:rPr>
+          <w:rFonts w:ascii="Helvetica" w:eastAsia="Times New Roman" w:hAnsi="Helvetica" w:cs="Helvetica"/>
+          <w:b/>
+          <w:bCs/>
+          <w:color w:val="000000"/>
+          <w:sz w:val="24"/>
+          <w:szCs w:val="24"/>
+        </w:rPr>
+        <w:t>33 per preset</w:t>
+      </w:r>
+      <w:r>
+        <w:rPr>
+          <w:rFonts w:ascii="Helvetica" w:eastAsia="Times New Roman" w:hAnsi="Helvetica" w:cs="Helvetica"/>
+          <w:color w:val="000000"/>
+          <w:sz w:val="24"/>
+          <w:szCs w:val="24"/>
+        </w:rPr>
+        <w:t>.</w:t>
+      </w:r>
     </w:p>
     <w:p>
       <w:pPr>
@@ -11710,9 +13245,11 @@
           <w:tab w:val="num" w:pos="540"/>
         </w:tabs>
       </w:pPr>
+      <w:bookmarkStart w:id="15" w:name="_Toc243938858"/>
       <w:r>
         <w:t>Low Cloud &amp; Infrastructure Costs</w:t>
       </w:r>
+      <w:bookmarkEnd w:id="15"/>
     </w:p>
     <w:p>
       <w:pPr>
@@ -11723,6 +13260,7 @@
         <w:shd w:val="clear" w:color="auto" w:fill="FFFFFF"/>
         <w:suppressAutoHyphens w:val="0"/>
         <w:spacing w:before="100" w:beforeAutospacing="1" w:after="0" w:line="240" w:lineRule="auto"/>
+        <w:jc w:val="both"/>
         <w:rPr>
           <w:rFonts w:ascii="Helvetica" w:eastAsia="Times New Roman" w:hAnsi="Helvetica" w:cs="Helvetica"/>
           <w:color w:val="333333"/>
@@ -11769,6 +13307,7 @@
         <w:shd w:val="clear" w:color="auto" w:fill="FFFFFF"/>
         <w:suppressAutoHyphens w:val="0"/>
         <w:spacing w:before="100" w:beforeAutospacing="1" w:after="0" w:line="240" w:lineRule="auto"/>
+        <w:jc w:val="both"/>
         <w:rPr>
           <w:rFonts w:ascii="Helvetica" w:eastAsia="Times New Roman" w:hAnsi="Helvetica" w:cs="Helvetica"/>
           <w:color w:val="333333"/>
@@ -11784,7 +13323,25 @@
           <w:szCs w:val="24"/>
         </w:rPr>
         <w:lastRenderedPageBreak/>
-        <w:t>At typical API rates (~€0.001 to €0.003 per page scan), scanning 300 pages/month costs under </w:t>
+        <w:t>At typical API rates (~€0.001 to €0.003 per page scan), scanning 300 pages</w:t>
+      </w:r>
+      <w:r>
+        <w:rPr>
+          <w:rFonts w:ascii="Helvetica" w:eastAsia="Times New Roman" w:hAnsi="Helvetica" w:cs="Helvetica"/>
+          <w:color w:val="333333"/>
+          <w:sz w:val="24"/>
+          <w:szCs w:val="24"/>
+        </w:rPr>
+        <w:t xml:space="preserve"> per </w:t>
+      </w:r>
+      <w:r>
+        <w:rPr>
+          <w:rFonts w:ascii="Helvetica" w:eastAsia="Times New Roman" w:hAnsi="Helvetica" w:cs="Helvetica"/>
+          <w:color w:val="333333"/>
+          <w:sz w:val="24"/>
+          <w:szCs w:val="24"/>
+        </w:rPr>
+        <w:t>month costs under </w:t>
       </w:r>
       <w:r>
         <w:rPr>
@@ -11795,7 +13352,29 @@
           <w:sz w:val="24"/>
           <w:szCs w:val="24"/>
         </w:rPr>
-        <w:t>€1.00/month</w:t>
+        <w:t>€1.00</w:t>
+      </w:r>
+      <w:r>
+        <w:rPr>
+          <w:rFonts w:ascii="Helvetica" w:eastAsia="Times New Roman" w:hAnsi="Helvetica" w:cs="Helvetica"/>
+          <w:b/>
+          <w:bCs/>
+          <w:color w:val="000000"/>
+          <w:sz w:val="24"/>
+          <w:szCs w:val="24"/>
+        </w:rPr>
+        <w:t xml:space="preserve"> a </w:t>
+      </w:r>
+      <w:r>
+        <w:rPr>
+          <w:rFonts w:ascii="Helvetica" w:eastAsia="Times New Roman" w:hAnsi="Helvetica" w:cs="Helvetica"/>
+          <w:b/>
+          <w:bCs/>
+          <w:color w:val="000000"/>
+          <w:sz w:val="24"/>
+          <w:szCs w:val="24"/>
+        </w:rPr>
+        <w:t>month</w:t>
       </w:r>
       <w:r>
         <w:rPr>
@@ -11816,6 +13395,7 @@
         <w:shd w:val="clear" w:color="auto" w:fill="FFFFFF"/>
         <w:suppressAutoHyphens w:val="0"/>
         <w:spacing w:before="100" w:beforeAutospacing="1" w:after="0" w:line="240" w:lineRule="auto"/>
+        <w:jc w:val="both"/>
         <w:rPr>
           <w:rFonts w:ascii="Helvetica" w:eastAsia="Times New Roman" w:hAnsi="Helvetica" w:cs="Helvetica"/>
           <w:color w:val="333333"/>
@@ -11853,16 +13433,355 @@
     </w:p>
     <w:p>
       <w:pPr>
+        <w:pStyle w:val="ListParagraph"/>
+        <w:numPr>
+          <w:ilvl w:val="0"/>
+          <w:numId w:val="31"/>
+        </w:numPr>
         <w:jc w:val="both"/>
-      </w:pPr>
+        <w:rPr>
+          <w:rFonts w:ascii="Helvetica" w:hAnsi="Helvetica" w:cs="Helvetica"/>
+          <w:sz w:val="24"/>
+          <w:szCs w:val="24"/>
+        </w:rPr>
+      </w:pPr>
+      <w:r>
+        <w:rPr>
+          <w:rFonts w:ascii="Helvetica" w:hAnsi="Helvetica" w:cs="Helvetica"/>
+          <w:sz w:val="24"/>
+          <w:szCs w:val="24"/>
+        </w:rPr>
+        <w:t xml:space="preserve">As such, the use of a minimal monthly of </w:t>
+      </w:r>
+      <w:r>
+        <w:rPr>
+          <w:rFonts w:ascii="Helvetica" w:eastAsia="Times New Roman" w:hAnsi="Helvetica" w:cs="Helvetica"/>
+          <w:color w:val="333333"/>
+          <w:sz w:val="24"/>
+          <w:szCs w:val="24"/>
+        </w:rPr>
+        <w:t>€</w:t>
+      </w:r>
+      <w:r>
+        <w:rPr>
+          <w:rFonts w:ascii="Helvetica" w:hAnsi="Helvetica" w:cs="Helvetica"/>
+          <w:sz w:val="24"/>
+          <w:szCs w:val="24"/>
+        </w:rPr>
+        <w:t>5 would cover the API fees</w:t>
+      </w:r>
+      <w:r>
+        <w:rPr>
+          <w:rFonts w:ascii="Helvetica" w:hAnsi="Helvetica" w:cs="Helvetica"/>
+          <w:sz w:val="24"/>
+          <w:szCs w:val="24"/>
+        </w:rPr>
+        <w:t xml:space="preserve"> and </w:t>
+      </w:r>
+      <w:r>
+        <w:rPr>
+          <w:rFonts w:ascii="Helvetica" w:hAnsi="Helvetica" w:cs="Helvetica"/>
+          <w:sz w:val="24"/>
+          <w:szCs w:val="24"/>
+        </w:rPr>
+        <w:t>other day to day operation costs for the authors</w:t>
+      </w:r>
+      <w:r>
+        <w:rPr>
+          <w:rFonts w:ascii="Helvetica" w:hAnsi="Helvetica" w:cs="Helvetica"/>
+          <w:sz w:val="24"/>
+          <w:szCs w:val="24"/>
+        </w:rPr>
+        <w:t>.</w:t>
+      </w:r>
+    </w:p>
+    <w:p>
+      <w:pPr>
+        <w:pStyle w:val="Heading2"/>
+        <w:tabs>
+          <w:tab w:val="clear" w:pos="9923"/>
+          <w:tab w:val="right" w:pos="709"/>
+        </w:tabs>
+      </w:pPr>
+      <w:bookmarkStart w:id="16" w:name="_Toc243938859"/>
+      <w:r>
+        <w:t xml:space="preserve">Profit and Money. </w:t>
+      </w:r>
+      <w:proofErr w:type="spellStart"/>
+      <w:r>
+        <w:t>Kaching</w:t>
+      </w:r>
+      <w:proofErr w:type="spellEnd"/>
+      <w:r>
+        <w:t xml:space="preserve"> </w:t>
+      </w:r>
+      <w:proofErr w:type="spellStart"/>
+      <w:r>
+        <w:t>Kaching</w:t>
+      </w:r>
+      <w:proofErr w:type="spellEnd"/>
+      <w:r>
+        <w:t>.</w:t>
+      </w:r>
+      <w:bookmarkEnd w:id="16"/>
+    </w:p>
+    <w:p>
+      <w:pPr>
+        <w:rPr>
+          <w:lang w:val="en-US" w:eastAsia="fi-FI"/>
+        </w:rPr>
+      </w:pPr>
+    </w:p>
+    <w:p>
+      <w:pPr>
+        <w:pStyle w:val="ListParagraph"/>
+        <w:numPr>
+          <w:ilvl w:val="0"/>
+          <w:numId w:val="36"/>
+        </w:numPr>
+        <w:jc w:val="both"/>
+        <w:rPr>
+          <w:rFonts w:ascii="Helvetica" w:hAnsi="Helvetica" w:cs="Helvetica"/>
+          <w:sz w:val="24"/>
+          <w:szCs w:val="24"/>
+          <w:lang w:val="en-US" w:eastAsia="fi-FI"/>
+        </w:rPr>
+      </w:pPr>
+      <w:r>
+        <w:rPr>
+          <w:rFonts w:ascii="Helvetica" w:hAnsi="Helvetica" w:cs="Helvetica"/>
+          <w:sz w:val="24"/>
+          <w:szCs w:val="24"/>
+          <w:lang w:val="en-US" w:eastAsia="fi-FI"/>
+        </w:rPr>
+        <w:t>The service model</w:t>
+      </w:r>
+      <w:r>
+        <w:rPr>
+          <w:rFonts w:ascii="Helvetica" w:hAnsi="Helvetica" w:cs="Helvetica"/>
+          <w:sz w:val="24"/>
+          <w:szCs w:val="24"/>
+          <w:lang w:val="en-US" w:eastAsia="fi-FI"/>
+        </w:rPr>
+        <w:t xml:space="preserve"> is </w:t>
+      </w:r>
+      <w:r>
+        <w:rPr>
+          <w:rFonts w:ascii="Helvetica" w:hAnsi="Helvetica" w:cs="Helvetica"/>
+          <w:sz w:val="24"/>
+          <w:szCs w:val="24"/>
+          <w:lang w:val="en-US" w:eastAsia="fi-FI"/>
+        </w:rPr>
+        <w:t>on-site. Everything, except the API interactions, happens on the consumer’s device.</w:t>
+      </w:r>
+    </w:p>
+    <w:p>
+      <w:pPr>
+        <w:pStyle w:val="ListParagraph"/>
+        <w:numPr>
+          <w:ilvl w:val="0"/>
+          <w:numId w:val="36"/>
+        </w:numPr>
+        <w:jc w:val="both"/>
+        <w:rPr>
+          <w:rFonts w:ascii="Helvetica" w:hAnsi="Helvetica" w:cs="Helvetica"/>
+          <w:sz w:val="24"/>
+          <w:szCs w:val="24"/>
+          <w:lang w:val="en-US" w:eastAsia="fi-FI"/>
+        </w:rPr>
+      </w:pPr>
+      <w:r>
+        <w:rPr>
+          <w:rFonts w:ascii="Helvetica" w:hAnsi="Helvetica" w:cs="Helvetica"/>
+          <w:sz w:val="24"/>
+          <w:szCs w:val="24"/>
+          <w:lang w:val="en-US" w:eastAsia="fi-FI"/>
+        </w:rPr>
+        <w:t>Business model is C2B.</w:t>
+      </w:r>
+    </w:p>
+    <w:p>
+      <w:pPr>
+        <w:pStyle w:val="ListParagraph"/>
+        <w:numPr>
+          <w:ilvl w:val="0"/>
+          <w:numId w:val="36"/>
+        </w:numPr>
+        <w:jc w:val="both"/>
+        <w:rPr>
+          <w:rFonts w:ascii="Helvetica" w:hAnsi="Helvetica" w:cs="Helvetica"/>
+          <w:sz w:val="24"/>
+          <w:szCs w:val="24"/>
+          <w:lang w:val="en-US" w:eastAsia="fi-FI"/>
+        </w:rPr>
+      </w:pPr>
+      <w:r>
+        <w:rPr>
+          <w:rFonts w:ascii="Helvetica" w:hAnsi="Helvetica" w:cs="Helvetica"/>
+          <w:sz w:val="24"/>
+          <w:szCs w:val="24"/>
+          <w:lang w:val="en-US" w:eastAsia="fi-FI"/>
+        </w:rPr>
+        <w:t>As this is a commission, at least one customer is guaranteed. This would be enough for small-scale spread through word of mouth. A website for businesses to apply for access to the application will be necessary</w:t>
+      </w:r>
+      <w:r>
+        <w:rPr>
+          <w:rFonts w:ascii="Helvetica" w:hAnsi="Helvetica" w:cs="Helvetica"/>
+          <w:sz w:val="24"/>
+          <w:szCs w:val="24"/>
+          <w:lang w:val="en-US" w:eastAsia="fi-FI"/>
+        </w:rPr>
+        <w:t>.</w:t>
+      </w:r>
+    </w:p>
+    <w:p>
+      <w:pPr>
+        <w:pStyle w:val="ListParagraph"/>
+        <w:numPr>
+          <w:ilvl w:val="0"/>
+          <w:numId w:val="36"/>
+        </w:numPr>
+        <w:jc w:val="both"/>
+        <w:rPr>
+          <w:rFonts w:ascii="Helvetica" w:hAnsi="Helvetica" w:cs="Helvetica"/>
+          <w:sz w:val="24"/>
+          <w:szCs w:val="24"/>
+          <w:lang w:val="en-US" w:eastAsia="fi-FI"/>
+        </w:rPr>
+      </w:pPr>
+      <w:r>
+        <w:rPr>
+          <w:rFonts w:ascii="Helvetica" w:hAnsi="Helvetica" w:cs="Helvetica"/>
+          <w:sz w:val="24"/>
+          <w:szCs w:val="24"/>
+          <w:lang w:val="en-US" w:eastAsia="fi-FI"/>
+        </w:rPr>
+        <w:t>The target group are companies in need of converting on paper tables to excel sheets. How big said group is not really known, so it would require deeper market research.</w:t>
+      </w:r>
+    </w:p>
+    <w:p>
+      <w:pPr>
+        <w:pStyle w:val="ListParagraph"/>
+        <w:numPr>
+          <w:ilvl w:val="0"/>
+          <w:numId w:val="36"/>
+        </w:numPr>
+        <w:jc w:val="both"/>
+        <w:rPr>
+          <w:rFonts w:ascii="Helvetica" w:hAnsi="Helvetica" w:cs="Helvetica"/>
+          <w:sz w:val="24"/>
+          <w:szCs w:val="24"/>
+          <w:lang w:val="en-US" w:eastAsia="fi-FI"/>
+        </w:rPr>
+      </w:pPr>
+      <w:r>
+        <w:rPr>
+          <w:rFonts w:ascii="Helvetica" w:hAnsi="Helvetica" w:cs="Helvetica"/>
+          <w:sz w:val="24"/>
+          <w:szCs w:val="24"/>
+          <w:lang w:val="en-US" w:eastAsia="fi-FI"/>
+        </w:rPr>
+        <w:t>Profits would not be lar</w:t>
+      </w:r>
+      <w:r>
+        <w:rPr>
+          <w:rFonts w:ascii="Helvetica" w:hAnsi="Helvetica" w:cs="Helvetica"/>
+          <w:sz w:val="24"/>
+          <w:szCs w:val="24"/>
+          <w:lang w:val="en-US" w:eastAsia="fi-FI"/>
+        </w:rPr>
+        <w:t xml:space="preserve">ge as most of them would come from the one-time fees. If 10 companies commissioned 2 presets each, the developers would earn </w:t>
+      </w:r>
+      <w:r>
+        <w:rPr>
+          <w:rFonts w:ascii="Helvetica" w:eastAsia="Times New Roman" w:hAnsi="Helvetica" w:cs="Helvetica"/>
+          <w:color w:val="333333"/>
+          <w:sz w:val="24"/>
+          <w:szCs w:val="24"/>
+        </w:rPr>
+        <w:t>€</w:t>
+      </w:r>
+      <w:r>
+        <w:rPr>
+          <w:rFonts w:ascii="Helvetica" w:eastAsia="Times New Roman" w:hAnsi="Helvetica" w:cs="Helvetica"/>
+          <w:color w:val="333333"/>
+          <w:sz w:val="24"/>
+          <w:szCs w:val="24"/>
+        </w:rPr>
+        <w:t xml:space="preserve">670 in one-time fees and </w:t>
+      </w:r>
+      <w:r>
+        <w:rPr>
+          <w:rFonts w:ascii="Helvetica" w:eastAsia="Times New Roman" w:hAnsi="Helvetica" w:cs="Helvetica"/>
+          <w:b/>
+          <w:bCs/>
+          <w:color w:val="333333"/>
+          <w:sz w:val="24"/>
+          <w:szCs w:val="24"/>
+        </w:rPr>
+        <w:t>€</w:t>
+      </w:r>
+      <w:r>
+        <w:rPr>
+          <w:rFonts w:ascii="Helvetica" w:eastAsia="Times New Roman" w:hAnsi="Helvetica" w:cs="Helvetica"/>
+          <w:b/>
+          <w:bCs/>
+          <w:color w:val="333333"/>
+          <w:sz w:val="24"/>
+          <w:szCs w:val="24"/>
+        </w:rPr>
+        <w:t>50 each month</w:t>
+      </w:r>
+      <w:r>
+        <w:rPr>
+          <w:rFonts w:ascii="Helvetica" w:eastAsia="Times New Roman" w:hAnsi="Helvetica" w:cs="Helvetica"/>
+          <w:color w:val="333333"/>
+          <w:sz w:val="24"/>
+          <w:szCs w:val="24"/>
+        </w:rPr>
+        <w:t xml:space="preserve"> or </w:t>
+      </w:r>
+      <w:r>
+        <w:rPr>
+          <w:rFonts w:ascii="Helvetica" w:eastAsia="Times New Roman" w:hAnsi="Helvetica" w:cs="Helvetica"/>
+          <w:b/>
+          <w:bCs/>
+          <w:color w:val="333333"/>
+          <w:sz w:val="24"/>
+          <w:szCs w:val="24"/>
+        </w:rPr>
+        <w:t>€</w:t>
+      </w:r>
+      <w:r>
+        <w:rPr>
+          <w:rFonts w:ascii="Helvetica" w:eastAsia="Times New Roman" w:hAnsi="Helvetica" w:cs="Helvetica"/>
+          <w:b/>
+          <w:bCs/>
+          <w:color w:val="333333"/>
+          <w:sz w:val="24"/>
+          <w:szCs w:val="24"/>
+        </w:rPr>
+        <w:t>600 + one-time fees a year</w:t>
+      </w:r>
+      <w:r>
+        <w:rPr>
+          <w:rFonts w:ascii="Helvetica" w:eastAsia="Times New Roman" w:hAnsi="Helvetica" w:cs="Helvetica"/>
+          <w:color w:val="333333"/>
+          <w:sz w:val="24"/>
+          <w:szCs w:val="24"/>
+        </w:rPr>
+        <w:t>.</w:t>
+      </w:r>
     </w:p>
     <w:p>
       <w:pPr>
         <w:pStyle w:val="Heading1"/>
       </w:pPr>
+      <w:bookmarkStart w:id="17" w:name="_Toc243938860"/>
       <w:r>
         <w:t>Key Source Code Implementation Fragments</w:t>
       </w:r>
+      <w:bookmarkEnd w:id="17"/>
     </w:p>
     <w:p>
       <w:pPr>
@@ -11871,6 +13790,8 @@
           <w:tab w:val="clear" w:pos="9923"/>
         </w:tabs>
       </w:pPr>
+      <w:bookmarkStart w:id="18" w:name="_Toc243938861"/>
+      <w:proofErr w:type="spellStart"/>
       <w:r>
         <w:rPr>
           <w:rStyle w:val="HTMLCode"/>
@@ -11882,15 +13803,19 @@
         </w:rPr>
         <w:t>ColumnSplitter.kt</w:t>
       </w:r>
+      <w:proofErr w:type="spellEnd"/>
       <w:r>
         <w:t> — Token Splitting &amp; Realignment</w:t>
       </w:r>
+      <w:bookmarkEnd w:id="18"/>
     </w:p>
     <w:p>
       <w:pPr>
         <w:pStyle w:val="NormalWeb"/>
         <w:shd w:val="clear" w:color="auto" w:fill="FFFFFF"/>
         <w:spacing w:before="0" w:beforeAutospacing="0" w:after="240" w:afterAutospacing="0"/>
+        <w:ind w:firstLine="720"/>
+        <w:jc w:val="both"/>
         <w:rPr>
           <w:rFonts w:ascii="Helvetica" w:hAnsi="Helvetica" w:cs="Helvetica"/>
           <w:color w:val="333333"/>
@@ -13105,6 +15030,7 @@
           <w:color w:val="FFFFFF"/>
           <w:bdr w:val="none" w:sz="0" w:space="0" w:color="auto" w:frame="1"/>
         </w:rPr>
+        <w:lastRenderedPageBreak/>
         <w:t xml:space="preserve">            </w:t>
       </w:r>
       <w:r>
@@ -14205,28 +16131,14 @@
     </w:p>
     <w:p>
       <w:pPr>
-        <w:spacing w:before="480" w:after="480"/>
-        <w:rPr>
-          <w:rFonts w:ascii="Helvetica" w:hAnsi="Helvetica" w:cs="Helvetica"/>
-        </w:rPr>
-      </w:pPr>
-    </w:p>
-    <w:p>
-      <w:pPr>
-        <w:spacing w:before="480" w:after="480"/>
-        <w:rPr>
-          <w:rFonts w:ascii="Helvetica" w:hAnsi="Helvetica" w:cs="Helvetica"/>
-        </w:rPr>
-      </w:pPr>
-    </w:p>
-    <w:p>
-      <w:pPr>
         <w:pStyle w:val="Heading2"/>
         <w:tabs>
           <w:tab w:val="clear" w:pos="9923"/>
           <w:tab w:val="right" w:pos="720"/>
         </w:tabs>
       </w:pPr>
+      <w:bookmarkStart w:id="19" w:name="_Toc243938862"/>
+      <w:proofErr w:type="spellStart"/>
       <w:r>
         <w:rPr>
           <w:rStyle w:val="HTMLCode"/>
@@ -14236,18 +16148,21 @@
           <w:szCs w:val="31"/>
           <w:shd w:val="clear" w:color="auto" w:fill="F0F0F0"/>
         </w:rPr>
-        <w:lastRenderedPageBreak/>
         <w:t>DataNormalizer.kt</w:t>
       </w:r>
+      <w:proofErr w:type="spellEnd"/>
       <w:r>
         <w:t> — Project Code &amp; Forward Filling</w:t>
       </w:r>
+      <w:bookmarkEnd w:id="19"/>
     </w:p>
     <w:p>
       <w:pPr>
         <w:pStyle w:val="NormalWeb"/>
         <w:shd w:val="clear" w:color="auto" w:fill="FFFFFF"/>
         <w:spacing w:before="0" w:beforeAutospacing="0" w:after="240" w:afterAutospacing="0"/>
+        <w:ind w:firstLine="720"/>
+        <w:jc w:val="both"/>
         <w:rPr>
           <w:rFonts w:ascii="Helvetica" w:hAnsi="Helvetica" w:cs="Helvetica"/>
           <w:color w:val="333333"/>
@@ -16069,6 +17984,8 @@
           <w:tab w:val="right" w:pos="720"/>
         </w:tabs>
       </w:pPr>
+      <w:bookmarkStart w:id="20" w:name="_Toc243938863"/>
+      <w:proofErr w:type="spellStart"/>
       <w:r>
         <w:rPr>
           <w:rStyle w:val="HTMLCode"/>
@@ -16081,15 +17998,19 @@
         <w:lastRenderedPageBreak/>
         <w:t>ImportProcessor.kt</w:t>
       </w:r>
+      <w:proofErr w:type="spellEnd"/>
       <w:r>
         <w:t> — Markdown Debug Notes &amp; Export Generator</w:t>
       </w:r>
+      <w:bookmarkEnd w:id="20"/>
     </w:p>
     <w:p>
       <w:pPr>
         <w:pStyle w:val="NormalWeb"/>
         <w:shd w:val="clear" w:color="auto" w:fill="FFFFFF"/>
         <w:spacing w:before="0" w:beforeAutospacing="0" w:after="240" w:afterAutospacing="0"/>
+        <w:ind w:firstLine="720"/>
+        <w:jc w:val="both"/>
         <w:rPr>
           <w:rFonts w:ascii="Helvetica" w:hAnsi="Helvetica" w:cs="Helvetica"/>
           <w:color w:val="333333"/>
@@ -18723,10 +20644,12 @@
       <w:pPr>
         <w:pStyle w:val="Heading1"/>
       </w:pPr>
+      <w:bookmarkStart w:id="21" w:name="_Toc243938864"/>
       <w:r>
         <w:lastRenderedPageBreak/>
         <w:t>Dependencies</w:t>
       </w:r>
+      <w:bookmarkEnd w:id="21"/>
     </w:p>
     <w:tbl>
       <w:tblPr>
@@ -19798,76 +21721,6 @@
       <w:pPr>
         <w:spacing w:after="0" w:line="240" w:lineRule="auto"/>
       </w:pPr>
-      <w:r>
-        <w:br w:type="page"/>
-      </w:r>
-    </w:p>
-    <w:p>
-      <w:pPr>
-        <w:pStyle w:val="Heading1"/>
-        <w:numPr>
-          <w:ilvl w:val="0"/>
-          <w:numId w:val="0"/>
-        </w:numPr>
-        <w:spacing w:before="0"/>
-        <w:ind w:left="851" w:hanging="851"/>
-      </w:pPr>
-      <w:bookmarkStart w:id="4" w:name="__RefHeading___Toc887_2932776666"/>
-      <w:bookmarkStart w:id="5" w:name="__RefHeading___Toc889_2932776666"/>
-      <w:bookmarkStart w:id="6" w:name="__RefHeading___Toc899_2932776666"/>
-      <w:bookmarkStart w:id="7" w:name="_Toc474005765"/>
-      <w:bookmarkEnd w:id="4"/>
-      <w:bookmarkEnd w:id="5"/>
-      <w:bookmarkEnd w:id="6"/>
-      <w:r>
-        <w:rPr>
-          <w:rFonts w:cs="Arial"/>
-          <w:lang w:val="lv-LV"/>
-        </w:rPr>
-        <w:lastRenderedPageBreak/>
-        <w:t>R</w:t>
-      </w:r>
-      <w:bookmarkEnd w:id="7"/>
-      <w:r>
-        <w:rPr>
-          <w:rFonts w:cs="Arial"/>
-          <w:lang w:val="lv-LV"/>
-        </w:rPr>
-        <w:t>eferences</w:t>
-      </w:r>
-    </w:p>
-    <w:p>
-      <w:pPr>
-        <w:rPr>
-          <w:rFonts w:ascii="Arial" w:hAnsi="Arial" w:cs="Arial"/>
-        </w:rPr>
-      </w:pPr>
-    </w:p>
-    <w:p>
-      <w:pPr>
-        <w:jc w:val="both"/>
-        <w:rPr>
-          <w:rFonts w:ascii="Arial" w:hAnsi="Arial" w:cs="Arial"/>
-        </w:rPr>
-      </w:pPr>
-      <w:r>
-        <w:rPr>
-          <w:rFonts w:ascii="Arial" w:hAnsi="Arial" w:cs="Arial"/>
-        </w:rPr>
-        <w:t>AAA.</w:t>
-      </w:r>
-    </w:p>
-    <w:p>
-      <w:pPr>
-        <w:rPr>
-          <w:rFonts w:ascii="Arial" w:hAnsi="Arial" w:cs="Arial"/>
-        </w:rPr>
-      </w:pPr>
-      <w:r>
-        <w:br w:type="page"/>
-      </w:r>
-      <w:bookmarkStart w:id="8" w:name="__RefHeading___Toc901_2932776666"/>
-      <w:bookmarkEnd w:id="8"/>
     </w:p>
     <w:sectPr>
       <w:headerReference w:type="default" r:id="rId11"/>
@@ -20001,7 +21854,15 @@
         <w:sz w:val="16"/>
         <w:szCs w:val="16"/>
       </w:rPr>
-      <w:t>©2026 ViA Faculty of Engineering</w:t>
+      <w:t>©</w:t>
+    </w:r>
+    <w:r>
+      <w:rPr>
+        <w:rFonts w:ascii="Arial" w:hAnsi="Arial" w:cs="Arial"/>
+        <w:sz w:val="16"/>
+        <w:szCs w:val="16"/>
+      </w:rPr>
+      <w:t>2026 ViA Faculty of Engineering</w:t>
     </w:r>
   </w:p>
   <w:p>
@@ -20071,7 +21932,13 @@
                   <w:rPr>
                     <w:color w:val="1F497D" w:themeColor="text2"/>
                   </w:rPr>
-                  <w:t xml:space="preserve"> / 6</w:t>
+                  <w:t xml:space="preserve"> </w:t>
+                </w:r>
+                <w:r>
+                  <w:rPr>
+                    <w:color w:val="1F497D" w:themeColor="text2"/>
+                  </w:rPr>
+                  <w:t>/ 6</w:t>
                 </w:r>
               </w:p>
             </w:txbxContent>
@@ -20086,7 +21953,15 @@
         <w:sz w:val="16"/>
         <w:szCs w:val="16"/>
       </w:rPr>
-      <w:t>©2026 ViA Faculty of Engineering</w:t>
+      <w:t xml:space="preserve">©2026 </w:t>
+    </w:r>
+    <w:r>
+      <w:rPr>
+        <w:rFonts w:ascii="Arial" w:hAnsi="Arial" w:cs="Arial"/>
+        <w:sz w:val="16"/>
+        <w:szCs w:val="16"/>
+      </w:rPr>
+      <w:t>ViA Faculty of Engineering</w:t>
     </w:r>
   </w:p>
   <w:p>
@@ -20762,6 +22637,119 @@
     </w:lvl>
   </w:abstractNum>
   <w:abstractNum w:abstractNumId="3" w15:restartNumberingAfterBreak="0">
+    <w:nsid w:val="096229A7"/>
+    <w:multiLevelType w:val="hybridMultilevel"/>
+    <w:tmpl w:val="6AC8DA0A"/>
+    <w:lvl w:ilvl="0" w:tplc="08090001">
+      <w:start w:val="1"/>
+      <w:numFmt w:val="bullet"/>
+      <w:lvlText w:val=""/>
+      <w:lvlJc w:val="left"/>
+      <w:pPr>
+        <w:ind w:left="720" w:hanging="360"/>
+      </w:pPr>
+      <w:rPr>
+        <w:rFonts w:ascii="Symbol" w:hAnsi="Symbol" w:hint="default"/>
+      </w:rPr>
+    </w:lvl>
+    <w:lvl w:ilvl="1" w:tplc="08090003" w:tentative="1">
+      <w:start w:val="1"/>
+      <w:numFmt w:val="bullet"/>
+      <w:lvlText w:val="o"/>
+      <w:lvlJc w:val="left"/>
+      <w:pPr>
+        <w:ind w:left="1440" w:hanging="360"/>
+      </w:pPr>
+      <w:rPr>
+        <w:rFonts w:ascii="Courier New" w:hAnsi="Courier New" w:cs="Courier New" w:hint="default"/>
+      </w:rPr>
+    </w:lvl>
+    <w:lvl w:ilvl="2" w:tplc="08090005" w:tentative="1">
+      <w:start w:val="1"/>
+      <w:numFmt w:val="bullet"/>
+      <w:lvlText w:val=""/>
+      <w:lvlJc w:val="left"/>
+      <w:pPr>
+        <w:ind w:left="2160" w:hanging="360"/>
+      </w:pPr>
+      <w:rPr>
+        <w:rFonts w:ascii="Wingdings" w:hAnsi="Wingdings" w:hint="default"/>
+      </w:rPr>
+    </w:lvl>
+    <w:lvl w:ilvl="3" w:tplc="08090001" w:tentative="1">
+      <w:start w:val="1"/>
+      <w:numFmt w:val="bullet"/>
+      <w:lvlText w:val=""/>
+      <w:lvlJc w:val="left"/>
+      <w:pPr>
+        <w:ind w:left="2880" w:hanging="360"/>
+      </w:pPr>
+      <w:rPr>
+        <w:rFonts w:ascii="Symbol" w:hAnsi="Symbol" w:hint="default"/>
+      </w:rPr>
+    </w:lvl>
+    <w:lvl w:ilvl="4" w:tplc="08090003" w:tentative="1">
+      <w:start w:val="1"/>
+      <w:numFmt w:val="bullet"/>
+      <w:lvlText w:val="o"/>
+      <w:lvlJc w:val="left"/>
+      <w:pPr>
+        <w:ind w:left="3600" w:hanging="360"/>
+      </w:pPr>
+      <w:rPr>
+        <w:rFonts w:ascii="Courier New" w:hAnsi="Courier New" w:cs="Courier New" w:hint="default"/>
+      </w:rPr>
+    </w:lvl>
+    <w:lvl w:ilvl="5" w:tplc="08090005" w:tentative="1">
+      <w:start w:val="1"/>
+      <w:numFmt w:val="bullet"/>
+      <w:lvlText w:val=""/>
+      <w:lvlJc w:val="left"/>
+      <w:pPr>
+        <w:ind w:left="4320" w:hanging="360"/>
+      </w:pPr>
+      <w:rPr>
+        <w:rFonts w:ascii="Wingdings" w:hAnsi="Wingdings" w:hint="default"/>
+      </w:rPr>
+    </w:lvl>
+    <w:lvl w:ilvl="6" w:tplc="08090001" w:tentative="1">
+      <w:start w:val="1"/>
+      <w:numFmt w:val="bullet"/>
+      <w:lvlText w:val=""/>
+      <w:lvlJc w:val="left"/>
+      <w:pPr>
+        <w:ind w:left="5040" w:hanging="360"/>
+      </w:pPr>
+      <w:rPr>
+        <w:rFonts w:ascii="Symbol" w:hAnsi="Symbol" w:hint="default"/>
+      </w:rPr>
+    </w:lvl>
+    <w:lvl w:ilvl="7" w:tplc="08090003" w:tentative="1">
+      <w:start w:val="1"/>
+      <w:numFmt w:val="bullet"/>
+      <w:lvlText w:val="o"/>
+      <w:lvlJc w:val="left"/>
+      <w:pPr>
+        <w:ind w:left="5760" w:hanging="360"/>
+      </w:pPr>
+      <w:rPr>
+        <w:rFonts w:ascii="Courier New" w:hAnsi="Courier New" w:cs="Courier New" w:hint="default"/>
+      </w:rPr>
+    </w:lvl>
+    <w:lvl w:ilvl="8" w:tplc="08090005" w:tentative="1">
+      <w:start w:val="1"/>
+      <w:numFmt w:val="bullet"/>
+      <w:lvlText w:val=""/>
+      <w:lvlJc w:val="left"/>
+      <w:pPr>
+        <w:ind w:left="6480" w:hanging="360"/>
+      </w:pPr>
+      <w:rPr>
+        <w:rFonts w:ascii="Wingdings" w:hAnsi="Wingdings" w:hint="default"/>
+      </w:rPr>
+    </w:lvl>
+  </w:abstractNum>
+  <w:abstractNum w:abstractNumId="4" w15:restartNumberingAfterBreak="0">
     <w:nsid w:val="0A83703E"/>
     <w:multiLevelType w:val="multilevel"/>
     <w:tmpl w:val="7EB6AD78"/>
@@ -20910,7 +22898,7 @@
       </w:rPr>
     </w:lvl>
   </w:abstractNum>
-  <w:abstractNum w:abstractNumId="4" w15:restartNumberingAfterBreak="0">
+  <w:abstractNum w:abstractNumId="5" w15:restartNumberingAfterBreak="0">
     <w:nsid w:val="0E3410E1"/>
     <w:multiLevelType w:val="multilevel"/>
     <w:tmpl w:val="83968508"/>
@@ -21035,7 +23023,7 @@
       </w:pPr>
     </w:lvl>
   </w:abstractNum>
-  <w:abstractNum w:abstractNumId="5" w15:restartNumberingAfterBreak="0">
+  <w:abstractNum w:abstractNumId="6" w15:restartNumberingAfterBreak="0">
     <w:nsid w:val="134D37F2"/>
     <w:multiLevelType w:val="multilevel"/>
     <w:tmpl w:val="F5CA0F64"/>
@@ -21152,7 +23140,7 @@
       </w:pPr>
     </w:lvl>
   </w:abstractNum>
-  <w:abstractNum w:abstractNumId="6" w15:restartNumberingAfterBreak="0">
+  <w:abstractNum w:abstractNumId="7" w15:restartNumberingAfterBreak="0">
     <w:nsid w:val="13FF5123"/>
     <w:multiLevelType w:val="multilevel"/>
     <w:tmpl w:val="E31C26DA"/>
@@ -21301,7 +23289,7 @@
       </w:rPr>
     </w:lvl>
   </w:abstractNum>
-  <w:abstractNum w:abstractNumId="7" w15:restartNumberingAfterBreak="0">
+  <w:abstractNum w:abstractNumId="8" w15:restartNumberingAfterBreak="0">
     <w:nsid w:val="14616E77"/>
     <w:multiLevelType w:val="multilevel"/>
     <w:tmpl w:val="5B5EC2F2"/>
@@ -21450,7 +23438,7 @@
       </w:rPr>
     </w:lvl>
   </w:abstractNum>
-  <w:abstractNum w:abstractNumId="8" w15:restartNumberingAfterBreak="0">
+  <w:abstractNum w:abstractNumId="9" w15:restartNumberingAfterBreak="0">
     <w:nsid w:val="14FA6532"/>
     <w:multiLevelType w:val="multilevel"/>
     <w:tmpl w:val="18A4AC90"/>
@@ -21567,7 +23555,7 @@
       </w:pPr>
     </w:lvl>
   </w:abstractNum>
-  <w:abstractNum w:abstractNumId="9" w15:restartNumberingAfterBreak="0">
+  <w:abstractNum w:abstractNumId="10" w15:restartNumberingAfterBreak="0">
     <w:nsid w:val="17764D7A"/>
     <w:multiLevelType w:val="multilevel"/>
     <w:tmpl w:val="F4062B4A"/>
@@ -21684,7 +23672,7 @@
       </w:pPr>
     </w:lvl>
   </w:abstractNum>
-  <w:abstractNum w:abstractNumId="10" w15:restartNumberingAfterBreak="0">
+  <w:abstractNum w:abstractNumId="11" w15:restartNumberingAfterBreak="0">
     <w:nsid w:val="1E072FF5"/>
     <w:multiLevelType w:val="multilevel"/>
     <w:tmpl w:val="0C963F58"/>
@@ -21801,7 +23789,7 @@
       </w:pPr>
     </w:lvl>
   </w:abstractNum>
-  <w:abstractNum w:abstractNumId="11" w15:restartNumberingAfterBreak="0">
+  <w:abstractNum w:abstractNumId="12" w15:restartNumberingAfterBreak="0">
     <w:nsid w:val="1E9E4B55"/>
     <w:multiLevelType w:val="multilevel"/>
     <w:tmpl w:val="5E0A16C6"/>
@@ -21918,7 +23906,7 @@
       </w:pPr>
     </w:lvl>
   </w:abstractNum>
-  <w:abstractNum w:abstractNumId="12" w15:restartNumberingAfterBreak="0">
+  <w:abstractNum w:abstractNumId="13" w15:restartNumberingAfterBreak="0">
     <w:nsid w:val="1F9F50DE"/>
     <w:multiLevelType w:val="multilevel"/>
     <w:tmpl w:val="25C66F2E"/>
@@ -22031,7 +24019,7 @@
       </w:pPr>
     </w:lvl>
   </w:abstractNum>
-  <w:abstractNum w:abstractNumId="13" w15:restartNumberingAfterBreak="0">
+  <w:abstractNum w:abstractNumId="14" w15:restartNumberingAfterBreak="0">
     <w:nsid w:val="2044056E"/>
     <w:multiLevelType w:val="multilevel"/>
     <w:tmpl w:val="0C545B8E"/>
@@ -22180,7 +24168,93 @@
       </w:rPr>
     </w:lvl>
   </w:abstractNum>
-  <w:abstractNum w:abstractNumId="14" w15:restartNumberingAfterBreak="0">
+  <w:abstractNum w:abstractNumId="15" w15:restartNumberingAfterBreak="0">
+    <w:nsid w:val="23AA6E31"/>
+    <w:multiLevelType w:val="hybridMultilevel"/>
+    <w:tmpl w:val="46E2E352"/>
+    <w:lvl w:ilvl="0" w:tplc="0809000F">
+      <w:start w:val="1"/>
+      <w:numFmt w:val="decimal"/>
+      <w:lvlText w:val="%1."/>
+      <w:lvlJc w:val="left"/>
+      <w:pPr>
+        <w:ind w:left="720" w:hanging="360"/>
+      </w:pPr>
+    </w:lvl>
+    <w:lvl w:ilvl="1" w:tplc="08090019" w:tentative="1">
+      <w:start w:val="1"/>
+      <w:numFmt w:val="lowerLetter"/>
+      <w:lvlText w:val="%2."/>
+      <w:lvlJc w:val="left"/>
+      <w:pPr>
+        <w:ind w:left="1440" w:hanging="360"/>
+      </w:pPr>
+    </w:lvl>
+    <w:lvl w:ilvl="2" w:tplc="0809001B" w:tentative="1">
+      <w:start w:val="1"/>
+      <w:numFmt w:val="lowerRoman"/>
+      <w:lvlText w:val="%3."/>
+      <w:lvlJc w:val="right"/>
+      <w:pPr>
+        <w:ind w:left="2160" w:hanging="180"/>
+      </w:pPr>
+    </w:lvl>
+    <w:lvl w:ilvl="3" w:tplc="0809000F" w:tentative="1">
+      <w:start w:val="1"/>
+      <w:numFmt w:val="decimal"/>
+      <w:lvlText w:val="%4."/>
+      <w:lvlJc w:val="left"/>
+      <w:pPr>
+        <w:ind w:left="2880" w:hanging="360"/>
+      </w:pPr>
+    </w:lvl>
+    <w:lvl w:ilvl="4" w:tplc="08090019" w:tentative="1">
+      <w:start w:val="1"/>
+      <w:numFmt w:val="lowerLetter"/>
+      <w:lvlText w:val="%5."/>
+      <w:lvlJc w:val="left"/>
+      <w:pPr>
+        <w:ind w:left="3600" w:hanging="360"/>
+      </w:pPr>
+    </w:lvl>
+    <w:lvl w:ilvl="5" w:tplc="0809001B" w:tentative="1">
+      <w:start w:val="1"/>
+      <w:numFmt w:val="lowerRoman"/>
+      <w:lvlText w:val="%6."/>
+      <w:lvlJc w:val="right"/>
+      <w:pPr>
+        <w:ind w:left="4320" w:hanging="180"/>
+      </w:pPr>
+    </w:lvl>
+    <w:lvl w:ilvl="6" w:tplc="0809000F" w:tentative="1">
+      <w:start w:val="1"/>
+      <w:numFmt w:val="decimal"/>
+      <w:lvlText w:val="%7."/>
+      <w:lvlJc w:val="left"/>
+      <w:pPr>
+        <w:ind w:left="5040" w:hanging="360"/>
+      </w:pPr>
+    </w:lvl>
+    <w:lvl w:ilvl="7" w:tplc="08090019" w:tentative="1">
+      <w:start w:val="1"/>
+      <w:numFmt w:val="lowerLetter"/>
+      <w:lvlText w:val="%8."/>
+      <w:lvlJc w:val="left"/>
+      <w:pPr>
+        <w:ind w:left="5760" w:hanging="360"/>
+      </w:pPr>
+    </w:lvl>
+    <w:lvl w:ilvl="8" w:tplc="0809001B" w:tentative="1">
+      <w:start w:val="1"/>
+      <w:numFmt w:val="lowerRoman"/>
+      <w:lvlText w:val="%9."/>
+      <w:lvlJc w:val="right"/>
+      <w:pPr>
+        <w:ind w:left="6480" w:hanging="180"/>
+      </w:pPr>
+    </w:lvl>
+  </w:abstractNum>
+  <w:abstractNum w:abstractNumId="16" w15:restartNumberingAfterBreak="0">
     <w:nsid w:val="255F71F7"/>
     <w:multiLevelType w:val="multilevel"/>
     <w:tmpl w:val="E5D4A5F2"/>
@@ -22329,7 +24403,7 @@
       </w:rPr>
     </w:lvl>
   </w:abstractNum>
-  <w:abstractNum w:abstractNumId="15" w15:restartNumberingAfterBreak="0">
+  <w:abstractNum w:abstractNumId="17" w15:restartNumberingAfterBreak="0">
     <w:nsid w:val="30D22764"/>
     <w:multiLevelType w:val="multilevel"/>
     <w:tmpl w:val="E4F40CE6"/>
@@ -22478,7 +24552,7 @@
       </w:rPr>
     </w:lvl>
   </w:abstractNum>
-  <w:abstractNum w:abstractNumId="16" w15:restartNumberingAfterBreak="0">
+  <w:abstractNum w:abstractNumId="18" w15:restartNumberingAfterBreak="0">
     <w:nsid w:val="33783B7A"/>
     <w:multiLevelType w:val="multilevel"/>
     <w:tmpl w:val="CE009300"/>
@@ -22627,7 +24701,7 @@
       </w:rPr>
     </w:lvl>
   </w:abstractNum>
-  <w:abstractNum w:abstractNumId="17" w15:restartNumberingAfterBreak="0">
+  <w:abstractNum w:abstractNumId="19" w15:restartNumberingAfterBreak="0">
     <w:nsid w:val="33E87607"/>
     <w:multiLevelType w:val="multilevel"/>
     <w:tmpl w:val="69CE64E8"/>
@@ -22744,7 +24818,7 @@
       </w:pPr>
     </w:lvl>
   </w:abstractNum>
-  <w:abstractNum w:abstractNumId="18" w15:restartNumberingAfterBreak="0">
+  <w:abstractNum w:abstractNumId="20" w15:restartNumberingAfterBreak="0">
     <w:nsid w:val="34392E37"/>
     <w:multiLevelType w:val="multilevel"/>
     <w:tmpl w:val="60DC35FC"/>
@@ -22893,7 +24967,156 @@
       </w:rPr>
     </w:lvl>
   </w:abstractNum>
-  <w:abstractNum w:abstractNumId="19" w15:restartNumberingAfterBreak="0">
+  <w:abstractNum w:abstractNumId="21" w15:restartNumberingAfterBreak="0">
+    <w:nsid w:val="375B5253"/>
+    <w:multiLevelType w:val="multilevel"/>
+    <w:tmpl w:val="CE009300"/>
+    <w:lvl w:ilvl="0">
+      <w:start w:val="1"/>
+      <w:numFmt w:val="bullet"/>
+      <w:lvlText w:val=""/>
+      <w:lvlJc w:val="left"/>
+      <w:pPr>
+        <w:tabs>
+          <w:tab w:val="num" w:pos="720"/>
+        </w:tabs>
+        <w:ind w:left="720" w:hanging="360"/>
+      </w:pPr>
+      <w:rPr>
+        <w:rFonts w:ascii="Symbol" w:hAnsi="Symbol" w:hint="default"/>
+        <w:sz w:val="20"/>
+      </w:rPr>
+    </w:lvl>
+    <w:lvl w:ilvl="1">
+      <w:start w:val="1"/>
+      <w:numFmt w:val="bullet"/>
+      <w:lvlText w:val=""/>
+      <w:lvlJc w:val="left"/>
+      <w:pPr>
+        <w:tabs>
+          <w:tab w:val="num" w:pos="1440"/>
+        </w:tabs>
+        <w:ind w:left="1440" w:hanging="360"/>
+      </w:pPr>
+      <w:rPr>
+        <w:rFonts w:ascii="Symbol" w:hAnsi="Symbol" w:hint="default"/>
+        <w:sz w:val="20"/>
+      </w:rPr>
+    </w:lvl>
+    <w:lvl w:ilvl="2" w:tentative="1">
+      <w:start w:val="1"/>
+      <w:numFmt w:val="bullet"/>
+      <w:lvlText w:val=""/>
+      <w:lvlJc w:val="left"/>
+      <w:pPr>
+        <w:tabs>
+          <w:tab w:val="num" w:pos="2160"/>
+        </w:tabs>
+        <w:ind w:left="2160" w:hanging="360"/>
+      </w:pPr>
+      <w:rPr>
+        <w:rFonts w:ascii="Symbol" w:hAnsi="Symbol" w:hint="default"/>
+        <w:sz w:val="20"/>
+      </w:rPr>
+    </w:lvl>
+    <w:lvl w:ilvl="3" w:tentative="1">
+      <w:start w:val="1"/>
+      <w:numFmt w:val="bullet"/>
+      <w:lvlText w:val=""/>
+      <w:lvlJc w:val="left"/>
+      <w:pPr>
+        <w:tabs>
+          <w:tab w:val="num" w:pos="2880"/>
+        </w:tabs>
+        <w:ind w:left="2880" w:hanging="360"/>
+      </w:pPr>
+      <w:rPr>
+        <w:rFonts w:ascii="Symbol" w:hAnsi="Symbol" w:hint="default"/>
+        <w:sz w:val="20"/>
+      </w:rPr>
+    </w:lvl>
+    <w:lvl w:ilvl="4" w:tentative="1">
+      <w:start w:val="1"/>
+      <w:numFmt w:val="bullet"/>
+      <w:lvlText w:val=""/>
+      <w:lvlJc w:val="left"/>
+      <w:pPr>
+        <w:tabs>
+          <w:tab w:val="num" w:pos="3600"/>
+        </w:tabs>
+        <w:ind w:left="3600" w:hanging="360"/>
+      </w:pPr>
+      <w:rPr>
+        <w:rFonts w:ascii="Symbol" w:hAnsi="Symbol" w:hint="default"/>
+        <w:sz w:val="20"/>
+      </w:rPr>
+    </w:lvl>
+    <w:lvl w:ilvl="5" w:tentative="1">
+      <w:start w:val="1"/>
+      <w:numFmt w:val="bullet"/>
+      <w:lvlText w:val=""/>
+      <w:lvlJc w:val="left"/>
+      <w:pPr>
+        <w:tabs>
+          <w:tab w:val="num" w:pos="4320"/>
+        </w:tabs>
+        <w:ind w:left="4320" w:hanging="360"/>
+      </w:pPr>
+      <w:rPr>
+        <w:rFonts w:ascii="Symbol" w:hAnsi="Symbol" w:hint="default"/>
+        <w:sz w:val="20"/>
+      </w:rPr>
+    </w:lvl>
+    <w:lvl w:ilvl="6" w:tentative="1">
+      <w:start w:val="1"/>
+      <w:numFmt w:val="bullet"/>
+      <w:lvlText w:val=""/>
+      <w:lvlJc w:val="left"/>
+      <w:pPr>
+        <w:tabs>
+          <w:tab w:val="num" w:pos="5040"/>
+        </w:tabs>
+        <w:ind w:left="5040" w:hanging="360"/>
+      </w:pPr>
+      <w:rPr>
+        <w:rFonts w:ascii="Symbol" w:hAnsi="Symbol" w:hint="default"/>
+        <w:sz w:val="20"/>
+      </w:rPr>
+    </w:lvl>
+    <w:lvl w:ilvl="7" w:tentative="1">
+      <w:start w:val="1"/>
+      <w:numFmt w:val="bullet"/>
+      <w:lvlText w:val=""/>
+      <w:lvlJc w:val="left"/>
+      <w:pPr>
+        <w:tabs>
+          <w:tab w:val="num" w:pos="5760"/>
+        </w:tabs>
+        <w:ind w:left="5760" w:hanging="360"/>
+      </w:pPr>
+      <w:rPr>
+        <w:rFonts w:ascii="Symbol" w:hAnsi="Symbol" w:hint="default"/>
+        <w:sz w:val="20"/>
+      </w:rPr>
+    </w:lvl>
+    <w:lvl w:ilvl="8" w:tentative="1">
+      <w:start w:val="1"/>
+      <w:numFmt w:val="bullet"/>
+      <w:lvlText w:val=""/>
+      <w:lvlJc w:val="left"/>
+      <w:pPr>
+        <w:tabs>
+          <w:tab w:val="num" w:pos="6480"/>
+        </w:tabs>
+        <w:ind w:left="6480" w:hanging="360"/>
+      </w:pPr>
+      <w:rPr>
+        <w:rFonts w:ascii="Symbol" w:hAnsi="Symbol" w:hint="default"/>
+        <w:sz w:val="20"/>
+      </w:rPr>
+    </w:lvl>
+  </w:abstractNum>
+  <w:abstractNum w:abstractNumId="22" w15:restartNumberingAfterBreak="0">
     <w:nsid w:val="37B6064C"/>
     <w:multiLevelType w:val="multilevel"/>
     <w:tmpl w:val="95BE1E4E"/>
@@ -23042,7 +25265,7 @@
       </w:rPr>
     </w:lvl>
   </w:abstractNum>
-  <w:abstractNum w:abstractNumId="20" w15:restartNumberingAfterBreak="0">
+  <w:abstractNum w:abstractNumId="23" w15:restartNumberingAfterBreak="0">
     <w:nsid w:val="393E50E3"/>
     <w:multiLevelType w:val="multilevel"/>
     <w:tmpl w:val="9572C4B8"/>
@@ -23191,7 +25414,7 @@
       </w:rPr>
     </w:lvl>
   </w:abstractNum>
-  <w:abstractNum w:abstractNumId="21" w15:restartNumberingAfterBreak="0">
+  <w:abstractNum w:abstractNumId="24" w15:restartNumberingAfterBreak="0">
     <w:nsid w:val="3B22511A"/>
     <w:multiLevelType w:val="multilevel"/>
     <w:tmpl w:val="25DE419E"/>
@@ -23340,7 +25563,156 @@
       </w:rPr>
     </w:lvl>
   </w:abstractNum>
-  <w:abstractNum w:abstractNumId="22" w15:restartNumberingAfterBreak="0">
+  <w:abstractNum w:abstractNumId="25" w15:restartNumberingAfterBreak="0">
+    <w:nsid w:val="3F4A3FEE"/>
+    <w:multiLevelType w:val="multilevel"/>
+    <w:tmpl w:val="CE009300"/>
+    <w:lvl w:ilvl="0">
+      <w:start w:val="1"/>
+      <w:numFmt w:val="bullet"/>
+      <w:lvlText w:val=""/>
+      <w:lvlJc w:val="left"/>
+      <w:pPr>
+        <w:tabs>
+          <w:tab w:val="num" w:pos="720"/>
+        </w:tabs>
+        <w:ind w:left="720" w:hanging="360"/>
+      </w:pPr>
+      <w:rPr>
+        <w:rFonts w:ascii="Symbol" w:hAnsi="Symbol" w:hint="default"/>
+        <w:sz w:val="20"/>
+      </w:rPr>
+    </w:lvl>
+    <w:lvl w:ilvl="1" w:tentative="1">
+      <w:start w:val="1"/>
+      <w:numFmt w:val="bullet"/>
+      <w:lvlText w:val=""/>
+      <w:lvlJc w:val="left"/>
+      <w:pPr>
+        <w:tabs>
+          <w:tab w:val="num" w:pos="1440"/>
+        </w:tabs>
+        <w:ind w:left="1440" w:hanging="360"/>
+      </w:pPr>
+      <w:rPr>
+        <w:rFonts w:ascii="Symbol" w:hAnsi="Symbol" w:hint="default"/>
+        <w:sz w:val="20"/>
+      </w:rPr>
+    </w:lvl>
+    <w:lvl w:ilvl="2" w:tentative="1">
+      <w:start w:val="1"/>
+      <w:numFmt w:val="bullet"/>
+      <w:lvlText w:val=""/>
+      <w:lvlJc w:val="left"/>
+      <w:pPr>
+        <w:tabs>
+          <w:tab w:val="num" w:pos="2160"/>
+        </w:tabs>
+        <w:ind w:left="2160" w:hanging="360"/>
+      </w:pPr>
+      <w:rPr>
+        <w:rFonts w:ascii="Symbol" w:hAnsi="Symbol" w:hint="default"/>
+        <w:sz w:val="20"/>
+      </w:rPr>
+    </w:lvl>
+    <w:lvl w:ilvl="3" w:tentative="1">
+      <w:start w:val="1"/>
+      <w:numFmt w:val="bullet"/>
+      <w:lvlText w:val=""/>
+      <w:lvlJc w:val="left"/>
+      <w:pPr>
+        <w:tabs>
+          <w:tab w:val="num" w:pos="2880"/>
+        </w:tabs>
+        <w:ind w:left="2880" w:hanging="360"/>
+      </w:pPr>
+      <w:rPr>
+        <w:rFonts w:ascii="Symbol" w:hAnsi="Symbol" w:hint="default"/>
+        <w:sz w:val="20"/>
+      </w:rPr>
+    </w:lvl>
+    <w:lvl w:ilvl="4" w:tentative="1">
+      <w:start w:val="1"/>
+      <w:numFmt w:val="bullet"/>
+      <w:lvlText w:val=""/>
+      <w:lvlJc w:val="left"/>
+      <w:pPr>
+        <w:tabs>
+          <w:tab w:val="num" w:pos="3600"/>
+        </w:tabs>
+        <w:ind w:left="3600" w:hanging="360"/>
+      </w:pPr>
+      <w:rPr>
+        <w:rFonts w:ascii="Symbol" w:hAnsi="Symbol" w:hint="default"/>
+        <w:sz w:val="20"/>
+      </w:rPr>
+    </w:lvl>
+    <w:lvl w:ilvl="5" w:tentative="1">
+      <w:start w:val="1"/>
+      <w:numFmt w:val="bullet"/>
+      <w:lvlText w:val=""/>
+      <w:lvlJc w:val="left"/>
+      <w:pPr>
+        <w:tabs>
+          <w:tab w:val="num" w:pos="4320"/>
+        </w:tabs>
+        <w:ind w:left="4320" w:hanging="360"/>
+      </w:pPr>
+      <w:rPr>
+        <w:rFonts w:ascii="Symbol" w:hAnsi="Symbol" w:hint="default"/>
+        <w:sz w:val="20"/>
+      </w:rPr>
+    </w:lvl>
+    <w:lvl w:ilvl="6" w:tentative="1">
+      <w:start w:val="1"/>
+      <w:numFmt w:val="bullet"/>
+      <w:lvlText w:val=""/>
+      <w:lvlJc w:val="left"/>
+      <w:pPr>
+        <w:tabs>
+          <w:tab w:val="num" w:pos="5040"/>
+        </w:tabs>
+        <w:ind w:left="5040" w:hanging="360"/>
+      </w:pPr>
+      <w:rPr>
+        <w:rFonts w:ascii="Symbol" w:hAnsi="Symbol" w:hint="default"/>
+        <w:sz w:val="20"/>
+      </w:rPr>
+    </w:lvl>
+    <w:lvl w:ilvl="7" w:tentative="1">
+      <w:start w:val="1"/>
+      <w:numFmt w:val="bullet"/>
+      <w:lvlText w:val=""/>
+      <w:lvlJc w:val="left"/>
+      <w:pPr>
+        <w:tabs>
+          <w:tab w:val="num" w:pos="5760"/>
+        </w:tabs>
+        <w:ind w:left="5760" w:hanging="360"/>
+      </w:pPr>
+      <w:rPr>
+        <w:rFonts w:ascii="Symbol" w:hAnsi="Symbol" w:hint="default"/>
+        <w:sz w:val="20"/>
+      </w:rPr>
+    </w:lvl>
+    <w:lvl w:ilvl="8" w:tentative="1">
+      <w:start w:val="1"/>
+      <w:numFmt w:val="bullet"/>
+      <w:lvlText w:val=""/>
+      <w:lvlJc w:val="left"/>
+      <w:pPr>
+        <w:tabs>
+          <w:tab w:val="num" w:pos="6480"/>
+        </w:tabs>
+        <w:ind w:left="6480" w:hanging="360"/>
+      </w:pPr>
+      <w:rPr>
+        <w:rFonts w:ascii="Symbol" w:hAnsi="Symbol" w:hint="default"/>
+        <w:sz w:val="20"/>
+      </w:rPr>
+    </w:lvl>
+  </w:abstractNum>
+  <w:abstractNum w:abstractNumId="26" w15:restartNumberingAfterBreak="0">
     <w:nsid w:val="3FEC7AE3"/>
     <w:multiLevelType w:val="multilevel"/>
     <w:tmpl w:val="52785A26"/>
@@ -23489,7 +25861,7 @@
       </w:rPr>
     </w:lvl>
   </w:abstractNum>
-  <w:abstractNum w:abstractNumId="23" w15:restartNumberingAfterBreak="0">
+  <w:abstractNum w:abstractNumId="27" w15:restartNumberingAfterBreak="0">
     <w:nsid w:val="42A15BD9"/>
     <w:multiLevelType w:val="multilevel"/>
     <w:tmpl w:val="D898F306"/>
@@ -23638,7 +26010,7 @@
       </w:rPr>
     </w:lvl>
   </w:abstractNum>
-  <w:abstractNum w:abstractNumId="24" w15:restartNumberingAfterBreak="0">
+  <w:abstractNum w:abstractNumId="28" w15:restartNumberingAfterBreak="0">
     <w:nsid w:val="434B499D"/>
     <w:multiLevelType w:val="multilevel"/>
     <w:tmpl w:val="929E2A50"/>
@@ -23755,7 +26127,7 @@
       </w:pPr>
     </w:lvl>
   </w:abstractNum>
-  <w:abstractNum w:abstractNumId="25" w15:restartNumberingAfterBreak="0">
+  <w:abstractNum w:abstractNumId="29" w15:restartNumberingAfterBreak="0">
     <w:nsid w:val="45645937"/>
     <w:multiLevelType w:val="multilevel"/>
     <w:tmpl w:val="A088EB9A"/>
@@ -23904,7 +26276,7 @@
       </w:rPr>
     </w:lvl>
   </w:abstractNum>
-  <w:abstractNum w:abstractNumId="26" w15:restartNumberingAfterBreak="0">
+  <w:abstractNum w:abstractNumId="30" w15:restartNumberingAfterBreak="0">
     <w:nsid w:val="501A2AA1"/>
     <w:multiLevelType w:val="multilevel"/>
     <w:tmpl w:val="23D85802"/>
@@ -24021,7 +26393,7 @@
       </w:pPr>
     </w:lvl>
   </w:abstractNum>
-  <w:abstractNum w:abstractNumId="27" w15:restartNumberingAfterBreak="0">
+  <w:abstractNum w:abstractNumId="31" w15:restartNumberingAfterBreak="0">
     <w:nsid w:val="52CC27E6"/>
     <w:multiLevelType w:val="multilevel"/>
     <w:tmpl w:val="CB04F41E"/>
@@ -24170,7 +26542,7 @@
       </w:rPr>
     </w:lvl>
   </w:abstractNum>
-  <w:abstractNum w:abstractNumId="28" w15:restartNumberingAfterBreak="0">
+  <w:abstractNum w:abstractNumId="32" w15:restartNumberingAfterBreak="0">
     <w:nsid w:val="58190D7B"/>
     <w:multiLevelType w:val="multilevel"/>
     <w:tmpl w:val="AF88A6C4"/>
@@ -24319,7 +26691,7 @@
       </w:rPr>
     </w:lvl>
   </w:abstractNum>
-  <w:abstractNum w:abstractNumId="29" w15:restartNumberingAfterBreak="0">
+  <w:abstractNum w:abstractNumId="33" w15:restartNumberingAfterBreak="0">
     <w:nsid w:val="5D2E7F16"/>
     <w:multiLevelType w:val="multilevel"/>
     <w:tmpl w:val="93163CA4"/>
@@ -24468,7 +26840,7 @@
       </w:rPr>
     </w:lvl>
   </w:abstractNum>
-  <w:abstractNum w:abstractNumId="30" w15:restartNumberingAfterBreak="0">
+  <w:abstractNum w:abstractNumId="34" w15:restartNumberingAfterBreak="0">
     <w:nsid w:val="69FD5FE2"/>
     <w:multiLevelType w:val="multilevel"/>
     <w:tmpl w:val="77E89396"/>
@@ -24617,7 +26989,7 @@
       </w:rPr>
     </w:lvl>
   </w:abstractNum>
-  <w:abstractNum w:abstractNumId="31" w15:restartNumberingAfterBreak="0">
+  <w:abstractNum w:abstractNumId="35" w15:restartNumberingAfterBreak="0">
     <w:nsid w:val="7D433D2C"/>
     <w:multiLevelType w:val="multilevel"/>
     <w:tmpl w:val="FD78A366"/>
@@ -24767,88 +27139,88 @@
     </w:lvl>
   </w:abstractNum>
   <w:num w:numId="1" w16cid:durableId="330524506">
-    <w:abstractNumId w:val="4"/>
+    <w:abstractNumId w:val="5"/>
   </w:num>
   <w:num w:numId="2" w16cid:durableId="1409305014">
-    <w:abstractNumId w:val="12"/>
+    <w:abstractNumId w:val="13"/>
   </w:num>
   <w:num w:numId="3" w16cid:durableId="1495533638">
-    <w:abstractNumId w:val="5"/>
+    <w:abstractNumId w:val="6"/>
   </w:num>
   <w:num w:numId="4" w16cid:durableId="1679579678">
-    <w:abstractNumId w:val="6"/>
+    <w:abstractNumId w:val="7"/>
   </w:num>
   <w:num w:numId="5" w16cid:durableId="881476690">
-    <w:abstractNumId w:val="30"/>
+    <w:abstractNumId w:val="34"/>
   </w:num>
   <w:num w:numId="6" w16cid:durableId="1409689890">
-    <w:abstractNumId w:val="26"/>
+    <w:abstractNumId w:val="30"/>
   </w:num>
   <w:num w:numId="7" w16cid:durableId="2059279003">
     <w:abstractNumId w:val="2"/>
   </w:num>
   <w:num w:numId="8" w16cid:durableId="1829517879">
-    <w:abstractNumId w:val="13"/>
+    <w:abstractNumId w:val="14"/>
   </w:num>
   <w:num w:numId="9" w16cid:durableId="220289228">
+    <w:abstractNumId w:val="10"/>
+  </w:num>
+  <w:num w:numId="10" w16cid:durableId="1467040241">
+    <w:abstractNumId w:val="33"/>
+  </w:num>
+  <w:num w:numId="11" w16cid:durableId="1106386780">
+    <w:abstractNumId w:val="4"/>
+  </w:num>
+  <w:num w:numId="12" w16cid:durableId="199174390">
+    <w:abstractNumId w:val="29"/>
+  </w:num>
+  <w:num w:numId="13" w16cid:durableId="663168186">
+    <w:abstractNumId w:val="8"/>
+  </w:num>
+  <w:num w:numId="14" w16cid:durableId="1065953843">
+    <w:abstractNumId w:val="23"/>
+  </w:num>
+  <w:num w:numId="15" w16cid:durableId="1815444084">
+    <w:abstractNumId w:val="31"/>
+  </w:num>
+  <w:num w:numId="16" w16cid:durableId="1095395426">
+    <w:abstractNumId w:val="28"/>
+  </w:num>
+  <w:num w:numId="17" w16cid:durableId="556865995">
+    <w:abstractNumId w:val="17"/>
+  </w:num>
+  <w:num w:numId="18" w16cid:durableId="944964137">
+    <w:abstractNumId w:val="20"/>
+  </w:num>
+  <w:num w:numId="19" w16cid:durableId="1402560942">
+    <w:abstractNumId w:val="11"/>
+  </w:num>
+  <w:num w:numId="20" w16cid:durableId="1537349729">
+    <w:abstractNumId w:val="19"/>
+  </w:num>
+  <w:num w:numId="21" w16cid:durableId="199360734">
+    <w:abstractNumId w:val="32"/>
+  </w:num>
+  <w:num w:numId="22" w16cid:durableId="341010296">
+    <w:abstractNumId w:val="12"/>
+  </w:num>
+  <w:num w:numId="23" w16cid:durableId="1397897791">
     <w:abstractNumId w:val="9"/>
   </w:num>
-  <w:num w:numId="10" w16cid:durableId="1467040241">
-    <w:abstractNumId w:val="29"/>
-  </w:num>
-  <w:num w:numId="11" w16cid:durableId="1106386780">
-    <w:abstractNumId w:val="3"/>
-  </w:num>
-  <w:num w:numId="12" w16cid:durableId="199174390">
-    <w:abstractNumId w:val="25"/>
-  </w:num>
-  <w:num w:numId="13" w16cid:durableId="663168186">
-    <w:abstractNumId w:val="7"/>
-  </w:num>
-  <w:num w:numId="14" w16cid:durableId="1065953843">
-    <w:abstractNumId w:val="20"/>
-  </w:num>
-  <w:num w:numId="15" w16cid:durableId="1815444084">
-    <w:abstractNumId w:val="27"/>
-  </w:num>
-  <w:num w:numId="16" w16cid:durableId="1095395426">
+  <w:num w:numId="24" w16cid:durableId="1635940298">
     <w:abstractNumId w:val="24"/>
   </w:num>
-  <w:num w:numId="17" w16cid:durableId="556865995">
-    <w:abstractNumId w:val="15"/>
-  </w:num>
-  <w:num w:numId="18" w16cid:durableId="944964137">
-    <w:abstractNumId w:val="18"/>
-  </w:num>
-  <w:num w:numId="19" w16cid:durableId="1402560942">
-    <w:abstractNumId w:val="10"/>
-  </w:num>
-  <w:num w:numId="20" w16cid:durableId="1537349729">
-    <w:abstractNumId w:val="17"/>
-  </w:num>
-  <w:num w:numId="21" w16cid:durableId="199360734">
-    <w:abstractNumId w:val="28"/>
-  </w:num>
-  <w:num w:numId="22" w16cid:durableId="341010296">
-    <w:abstractNumId w:val="11"/>
-  </w:num>
-  <w:num w:numId="23" w16cid:durableId="1397897791">
-    <w:abstractNumId w:val="8"/>
-  </w:num>
-  <w:num w:numId="24" w16cid:durableId="1635940298">
-    <w:abstractNumId w:val="21"/>
-  </w:num>
   <w:num w:numId="25" w16cid:durableId="198663868">
-    <w:abstractNumId w:val="31"/>
+    <w:abstractNumId w:val="35"/>
   </w:num>
   <w:num w:numId="26" w16cid:durableId="1620450318">
-    <w:abstractNumId w:val="14"/>
+    <w:abstractNumId w:val="16"/>
   </w:num>
   <w:num w:numId="27" w16cid:durableId="54207057">
-    <w:abstractNumId w:val="19"/>
+    <w:abstractNumId w:val="22"/>
   </w:num>
   <w:num w:numId="28" w16cid:durableId="1945114027">
-    <w:abstractNumId w:val="22"/>
+    <w:abstractNumId w:val="26"/>
   </w:num>
   <w:num w:numId="29" w16cid:durableId="1352028676">
     <w:abstractNumId w:val="1"/>
@@ -24857,10 +27229,22 @@
     <w:abstractNumId w:val="0"/>
   </w:num>
   <w:num w:numId="31" w16cid:durableId="1782450279">
-    <w:abstractNumId w:val="16"/>
+    <w:abstractNumId w:val="18"/>
   </w:num>
   <w:num w:numId="32" w16cid:durableId="1757360678">
-    <w:abstractNumId w:val="23"/>
+    <w:abstractNumId w:val="27"/>
+  </w:num>
+  <w:num w:numId="33" w16cid:durableId="1482893647">
+    <w:abstractNumId w:val="3"/>
+  </w:num>
+  <w:num w:numId="34" w16cid:durableId="1258440906">
+    <w:abstractNumId w:val="15"/>
+  </w:num>
+  <w:num w:numId="35" w16cid:durableId="1320503642">
+    <w:abstractNumId w:val="21"/>
+  </w:num>
+  <w:num w:numId="36" w16cid:durableId="871765001">
+    <w:abstractNumId w:val="25"/>
   </w:num>
 </w:numbering>
 </file>
@@ -25427,6 +27811,7 @@
   <w:style w:type="character" w:default="1" w:styleId="DefaultParagraphFont">
     <w:name w:val="Default Paragraph Font"/>
     <w:uiPriority w:val="1"/>
+    <w:semiHidden/>
     <w:unhideWhenUsed/>
   </w:style>
   <w:style w:type="table" w:default="1" w:styleId="TableNormal">

--- a/_mpi2026_group2_course_work_document.docx
+++ b/_mpi2026_group2_course_work_document.docx
@@ -197,7 +197,7 @@
       <w:r>
         <w:t xml:space="preserve"> </w:t>
       </w:r>
-      <w:hyperlink r:id="rId7" w:history="1">
+      <w:hyperlink r:id="rId8" w:history="1">
         <w:r>
           <w:rPr>
             <w:rStyle w:val="Hyperlink"/>
@@ -341,7 +341,7 @@
               <w:kern w:val="2"/>
               <w:sz w:val="24"/>
               <w:szCs w:val="24"/>
-              <w:lang w:val="en-GB" w:eastAsia="en-GB"/>
+              <w:lang w:val="lv-LV" w:eastAsia="lv-LV"/>
               <w14:ligatures w14:val="standardContextual"/>
             </w:rPr>
           </w:pPr>
@@ -360,7 +360,7 @@
             </w:rPr>
             <w:fldChar w:fldCharType="separate"/>
           </w:r>
-          <w:hyperlink w:anchor="_Toc243938846" w:history="1">
+          <w:hyperlink w:anchor="_Toc243949318" w:history="1">
             <w:r>
               <w:rPr>
                 <w:rStyle w:val="Hyperlink"/>
@@ -386,7 +386,7 @@
               <w:rPr>
                 <w:noProof/>
               </w:rPr>
-              <w:instrText xml:space="preserve"> PAGEREF _Toc243938846 \h </w:instrText>
+              <w:instrText xml:space="preserve"> PAGEREF _Toc243949318 \h </w:instrText>
             </w:r>
             <w:r>
               <w:rPr>
@@ -423,11 +423,11 @@
               <w:kern w:val="2"/>
               <w:sz w:val="24"/>
               <w:szCs w:val="24"/>
-              <w:lang w:val="en-GB" w:eastAsia="en-GB"/>
+              <w:lang w:val="lv-LV" w:eastAsia="lv-LV"/>
               <w14:ligatures w14:val="standardContextual"/>
             </w:rPr>
           </w:pPr>
-          <w:hyperlink w:anchor="_Toc243938847" w:history="1">
+          <w:hyperlink w:anchor="_Toc243949319" w:history="1">
             <w:r>
               <w:rPr>
                 <w:rStyle w:val="Hyperlink"/>
@@ -444,7 +444,7 @@
                 <w:kern w:val="2"/>
                 <w:sz w:val="24"/>
                 <w:szCs w:val="24"/>
-                <w:lang w:val="en-GB" w:eastAsia="en-GB"/>
+                <w:lang w:val="lv-LV" w:eastAsia="lv-LV"/>
                 <w14:ligatures w14:val="standardContextual"/>
               </w:rPr>
               <w:tab/>
@@ -472,7 +472,7 @@
               <w:rPr>
                 <w:noProof/>
               </w:rPr>
-              <w:instrText xml:space="preserve"> PAGEREF _Toc243938847 \h </w:instrText>
+              <w:instrText xml:space="preserve"> PAGEREF _Toc243949319 \h </w:instrText>
             </w:r>
             <w:r>
               <w:rPr>
@@ -509,11 +509,11 @@
               <w:kern w:val="2"/>
               <w:sz w:val="24"/>
               <w:szCs w:val="24"/>
-              <w:lang w:val="en-GB" w:eastAsia="en-GB"/>
+              <w:lang w:val="lv-LV" w:eastAsia="lv-LV"/>
               <w14:ligatures w14:val="standardContextual"/>
             </w:rPr>
           </w:pPr>
-          <w:hyperlink w:anchor="_Toc243938848" w:history="1">
+          <w:hyperlink w:anchor="_Toc243949320" w:history="1">
             <w:r>
               <w:rPr>
                 <w:rStyle w:val="Hyperlink"/>
@@ -530,7 +530,7 @@
                 <w:kern w:val="2"/>
                 <w:sz w:val="24"/>
                 <w:szCs w:val="24"/>
-                <w:lang w:val="en-GB" w:eastAsia="en-GB"/>
+                <w:lang w:val="lv-LV" w:eastAsia="lv-LV"/>
                 <w14:ligatures w14:val="standardContextual"/>
               </w:rPr>
               <w:tab/>
@@ -540,7 +540,7 @@
                 <w:rStyle w:val="Hyperlink"/>
                 <w:noProof/>
               </w:rPr>
-              <w:t>Prototype &amp; Planned Functionality (Pre-Development Design)</w:t>
+              <w:t>Planned Functionality</w:t>
             </w:r>
             <w:r>
               <w:rPr>
@@ -558,7 +558,7 @@
               <w:rPr>
                 <w:noProof/>
               </w:rPr>
-              <w:instrText xml:space="preserve"> PAGEREF _Toc243938848 \h </w:instrText>
+              <w:instrText xml:space="preserve"> PAGEREF _Toc243949320 \h </w:instrText>
             </w:r>
             <w:r>
               <w:rPr>
@@ -576,6 +576,89 @@
                 <w:noProof/>
               </w:rPr>
               <w:t>6</w:t>
+            </w:r>
+            <w:r>
+              <w:rPr>
+                <w:noProof/>
+              </w:rPr>
+              <w:fldChar w:fldCharType="end"/>
+            </w:r>
+          </w:hyperlink>
+        </w:p>
+        <w:p>
+          <w:pPr>
+            <w:pStyle w:val="TOC2"/>
+            <w:rPr>
+              <w:rFonts w:asciiTheme="minorHAnsi" w:eastAsiaTheme="minorEastAsia" w:hAnsiTheme="minorHAnsi" w:cstheme="minorBidi"/>
+              <w:noProof/>
+              <w:kern w:val="2"/>
+              <w:sz w:val="24"/>
+              <w:szCs w:val="24"/>
+              <w:lang w:val="lv-LV" w:eastAsia="lv-LV"/>
+              <w14:ligatures w14:val="standardContextual"/>
+            </w:rPr>
+          </w:pPr>
+          <w:hyperlink w:anchor="_Toc243949321" w:history="1">
+            <w:r>
+              <w:rPr>
+                <w:rStyle w:val="Hyperlink"/>
+                <w:noProof/>
+              </w:rPr>
+              <w:t>2.1</w:t>
+            </w:r>
+            <w:r>
+              <w:rPr>
+                <w:rFonts w:asciiTheme="minorHAnsi" w:eastAsiaTheme="minorEastAsia" w:hAnsiTheme="minorHAnsi" w:cstheme="minorBidi"/>
+                <w:noProof/>
+                <w:kern w:val="2"/>
+                <w:sz w:val="24"/>
+                <w:szCs w:val="24"/>
+                <w:lang w:val="lv-LV" w:eastAsia="lv-LV"/>
+                <w14:ligatures w14:val="standardContextual"/>
+              </w:rPr>
+              <w:tab/>
+            </w:r>
+            <w:r>
+              <w:rPr>
+                <w:rStyle w:val="Hyperlink"/>
+                <w:noProof/>
+              </w:rPr>
+              <w:t>Ideas planned, but not implemented</w:t>
+            </w:r>
+            <w:r>
+              <w:rPr>
+                <w:noProof/>
+              </w:rPr>
+              <w:tab/>
+            </w:r>
+            <w:r>
+              <w:rPr>
+                <w:noProof/>
+              </w:rPr>
+              <w:fldChar w:fldCharType="begin"/>
+            </w:r>
+            <w:r>
+              <w:rPr>
+                <w:noProof/>
+              </w:rPr>
+              <w:instrText xml:space="preserve"> PAGEREF _Toc243949321 \h </w:instrText>
+            </w:r>
+            <w:r>
+              <w:rPr>
+                <w:noProof/>
+              </w:rPr>
+            </w:r>
+            <w:r>
+              <w:rPr>
+                <w:noProof/>
+              </w:rPr>
+              <w:fldChar w:fldCharType="separate"/>
+            </w:r>
+            <w:r>
+              <w:rPr>
+                <w:noProof/>
+              </w:rPr>
+              <w:t>8</w:t>
             </w:r>
             <w:r>
               <w:rPr>
@@ -595,11 +678,11 @@
               <w:kern w:val="2"/>
               <w:sz w:val="24"/>
               <w:szCs w:val="24"/>
-              <w:lang w:val="en-GB" w:eastAsia="en-GB"/>
+              <w:lang w:val="lv-LV" w:eastAsia="lv-LV"/>
               <w14:ligatures w14:val="standardContextual"/>
             </w:rPr>
           </w:pPr>
-          <w:hyperlink w:anchor="_Toc243938849" w:history="1">
+          <w:hyperlink w:anchor="_Toc243949322" w:history="1">
             <w:r>
               <w:rPr>
                 <w:rStyle w:val="Hyperlink"/>
@@ -616,7 +699,7 @@
                 <w:kern w:val="2"/>
                 <w:sz w:val="24"/>
                 <w:szCs w:val="24"/>
-                <w:lang w:val="en-GB" w:eastAsia="en-GB"/>
+                <w:lang w:val="lv-LV" w:eastAsia="lv-LV"/>
                 <w14:ligatures w14:val="standardContextual"/>
               </w:rPr>
               <w:tab/>
@@ -626,7 +709,7 @@
                 <w:rStyle w:val="Hyperlink"/>
                 <w:noProof/>
               </w:rPr>
-              <w:t>Detailed System Architecture &amp; Functional Specifications</w:t>
+              <w:t>Functional Specifications</w:t>
             </w:r>
             <w:r>
               <w:rPr>
@@ -644,7 +727,7 @@
               <w:rPr>
                 <w:noProof/>
               </w:rPr>
-              <w:instrText xml:space="preserve"> PAGEREF _Toc243938849 \h </w:instrText>
+              <w:instrText xml:space="preserve"> PAGEREF _Toc243949322 \h </w:instrText>
             </w:r>
             <w:r>
               <w:rPr>
@@ -661,7 +744,7 @@
               <w:rPr>
                 <w:noProof/>
               </w:rPr>
-              <w:t>7</w:t>
+              <w:t>9</w:t>
             </w:r>
             <w:r>
               <w:rPr>
@@ -680,11 +763,11 @@
               <w:kern w:val="2"/>
               <w:sz w:val="24"/>
               <w:szCs w:val="24"/>
-              <w:lang w:val="en-GB" w:eastAsia="en-GB"/>
+              <w:lang w:val="lv-LV" w:eastAsia="lv-LV"/>
               <w14:ligatures w14:val="standardContextual"/>
             </w:rPr>
           </w:pPr>
-          <w:hyperlink w:anchor="_Toc243938850" w:history="1">
+          <w:hyperlink w:anchor="_Toc243949323" w:history="1">
             <w:r>
               <w:rPr>
                 <w:rStyle w:val="Hyperlink"/>
@@ -699,7 +782,7 @@
                 <w:kern w:val="2"/>
                 <w:sz w:val="24"/>
                 <w:szCs w:val="24"/>
-                <w:lang w:val="en-GB" w:eastAsia="en-GB"/>
+                <w:lang w:val="lv-LV" w:eastAsia="lv-LV"/>
                 <w14:ligatures w14:val="standardContextual"/>
               </w:rPr>
               <w:tab/>
@@ -727,7 +810,7 @@
               <w:rPr>
                 <w:noProof/>
               </w:rPr>
-              <w:instrText xml:space="preserve"> PAGEREF _Toc243938850 \h </w:instrText>
+              <w:instrText xml:space="preserve"> PAGEREF _Toc243949323 \h </w:instrText>
             </w:r>
             <w:r>
               <w:rPr>
@@ -744,7 +827,7 @@
               <w:rPr>
                 <w:noProof/>
               </w:rPr>
-              <w:t>7</w:t>
+              <w:t>9</w:t>
             </w:r>
             <w:r>
               <w:rPr>
@@ -763,11 +846,11 @@
               <w:kern w:val="2"/>
               <w:sz w:val="24"/>
               <w:szCs w:val="24"/>
-              <w:lang w:val="en-GB" w:eastAsia="en-GB"/>
+              <w:lang w:val="lv-LV" w:eastAsia="lv-LV"/>
               <w14:ligatures w14:val="standardContextual"/>
             </w:rPr>
           </w:pPr>
-          <w:hyperlink w:anchor="_Toc243938851" w:history="1">
+          <w:hyperlink w:anchor="_Toc243949324" w:history="1">
             <w:r>
               <w:rPr>
                 <w:rStyle w:val="Hyperlink"/>
@@ -782,7 +865,7 @@
                 <w:kern w:val="2"/>
                 <w:sz w:val="24"/>
                 <w:szCs w:val="24"/>
-                <w:lang w:val="en-GB" w:eastAsia="en-GB"/>
+                <w:lang w:val="lv-LV" w:eastAsia="lv-LV"/>
                 <w14:ligatures w14:val="standardContextual"/>
               </w:rPr>
               <w:tab/>
@@ -810,7 +893,7 @@
               <w:rPr>
                 <w:noProof/>
               </w:rPr>
-              <w:instrText xml:space="preserve"> PAGEREF _Toc243938851 \h </w:instrText>
+              <w:instrText xml:space="preserve"> PAGEREF _Toc243949324 \h </w:instrText>
             </w:r>
             <w:r>
               <w:rPr>
@@ -827,7 +910,7 @@
               <w:rPr>
                 <w:noProof/>
               </w:rPr>
-              <w:t>7</w:t>
+              <w:t>9</w:t>
             </w:r>
             <w:r>
               <w:rPr>
@@ -846,11 +929,11 @@
               <w:kern w:val="2"/>
               <w:sz w:val="24"/>
               <w:szCs w:val="24"/>
-              <w:lang w:val="en-GB" w:eastAsia="en-GB"/>
+              <w:lang w:val="lv-LV" w:eastAsia="lv-LV"/>
               <w14:ligatures w14:val="standardContextual"/>
             </w:rPr>
           </w:pPr>
-          <w:hyperlink w:anchor="_Toc243938852" w:history="1">
+          <w:hyperlink w:anchor="_Toc243949325" w:history="1">
             <w:r>
               <w:rPr>
                 <w:rStyle w:val="Hyperlink"/>
@@ -865,7 +948,7 @@
                 <w:kern w:val="2"/>
                 <w:sz w:val="24"/>
                 <w:szCs w:val="24"/>
-                <w:lang w:val="en-GB" w:eastAsia="en-GB"/>
+                <w:lang w:val="lv-LV" w:eastAsia="lv-LV"/>
                 <w14:ligatures w14:val="standardContextual"/>
               </w:rPr>
               <w:tab/>
@@ -893,7 +976,7 @@
               <w:rPr>
                 <w:noProof/>
               </w:rPr>
-              <w:instrText xml:space="preserve"> PAGEREF _Toc243938852 \h </w:instrText>
+              <w:instrText xml:space="preserve"> PAGEREF _Toc243949325 \h </w:instrText>
             </w:r>
             <w:r>
               <w:rPr>
@@ -910,7 +993,7 @@
               <w:rPr>
                 <w:noProof/>
               </w:rPr>
-              <w:t>9</w:t>
+              <w:t>11</w:t>
             </w:r>
             <w:r>
               <w:rPr>
@@ -930,11 +1013,11 @@
               <w:kern w:val="2"/>
               <w:sz w:val="24"/>
               <w:szCs w:val="24"/>
-              <w:lang w:val="en-GB" w:eastAsia="en-GB"/>
+              <w:lang w:val="lv-LV" w:eastAsia="lv-LV"/>
               <w14:ligatures w14:val="standardContextual"/>
             </w:rPr>
           </w:pPr>
-          <w:hyperlink w:anchor="_Toc243938853" w:history="1">
+          <w:hyperlink w:anchor="_Toc243949326" w:history="1">
             <w:r>
               <w:rPr>
                 <w:rStyle w:val="Hyperlink"/>
@@ -951,7 +1034,7 @@
                 <w:kern w:val="2"/>
                 <w:sz w:val="24"/>
                 <w:szCs w:val="24"/>
-                <w:lang w:val="en-GB" w:eastAsia="en-GB"/>
+                <w:lang w:val="lv-LV" w:eastAsia="lv-LV"/>
                 <w14:ligatures w14:val="standardContextual"/>
               </w:rPr>
               <w:tab/>
@@ -979,7 +1062,7 @@
               <w:rPr>
                 <w:noProof/>
               </w:rPr>
-              <w:instrText xml:space="preserve"> PAGEREF _Toc243938853 \h </w:instrText>
+              <w:instrText xml:space="preserve"> PAGEREF _Toc243949326 \h </w:instrText>
             </w:r>
             <w:r>
               <w:rPr>
@@ -996,7 +1079,7 @@
               <w:rPr>
                 <w:noProof/>
               </w:rPr>
-              <w:t>10</w:t>
+              <w:t>14</w:t>
             </w:r>
             <w:r>
               <w:rPr>
@@ -1016,11 +1099,11 @@
               <w:kern w:val="2"/>
               <w:sz w:val="24"/>
               <w:szCs w:val="24"/>
-              <w:lang w:val="en-GB" w:eastAsia="en-GB"/>
+              <w:lang w:val="lv-LV" w:eastAsia="lv-LV"/>
               <w14:ligatures w14:val="standardContextual"/>
             </w:rPr>
           </w:pPr>
-          <w:hyperlink w:anchor="_Toc243938854" w:history="1">
+          <w:hyperlink w:anchor="_Toc243949327" w:history="1">
             <w:r>
               <w:rPr>
                 <w:rStyle w:val="Hyperlink"/>
@@ -1037,7 +1120,7 @@
                 <w:kern w:val="2"/>
                 <w:sz w:val="24"/>
                 <w:szCs w:val="24"/>
-                <w:lang w:val="en-GB" w:eastAsia="en-GB"/>
+                <w:lang w:val="lv-LV" w:eastAsia="lv-LV"/>
                 <w14:ligatures w14:val="standardContextual"/>
               </w:rPr>
               <w:tab/>
@@ -1065,7 +1148,7 @@
               <w:rPr>
                 <w:noProof/>
               </w:rPr>
-              <w:instrText xml:space="preserve"> PAGEREF _Toc243938854 \h </w:instrText>
+              <w:instrText xml:space="preserve"> PAGEREF _Toc243949327 \h </w:instrText>
             </w:r>
             <w:r>
               <w:rPr>
@@ -1082,7 +1165,7 @@
               <w:rPr>
                 <w:noProof/>
               </w:rPr>
-              <w:t>11</w:t>
+              <w:t>15</w:t>
             </w:r>
             <w:r>
               <w:rPr>
@@ -1102,11 +1185,11 @@
               <w:kern w:val="2"/>
               <w:sz w:val="24"/>
               <w:szCs w:val="24"/>
-              <w:lang w:val="en-GB" w:eastAsia="en-GB"/>
+              <w:lang w:val="lv-LV" w:eastAsia="lv-LV"/>
               <w14:ligatures w14:val="standardContextual"/>
             </w:rPr>
           </w:pPr>
-          <w:hyperlink w:anchor="_Toc243938855" w:history="1">
+          <w:hyperlink w:anchor="_Toc243949328" w:history="1">
             <w:r>
               <w:rPr>
                 <w:rStyle w:val="Hyperlink"/>
@@ -1123,7 +1206,7 @@
                 <w:kern w:val="2"/>
                 <w:sz w:val="24"/>
                 <w:szCs w:val="24"/>
-                <w:lang w:val="en-GB" w:eastAsia="en-GB"/>
+                <w:lang w:val="lv-LV" w:eastAsia="lv-LV"/>
                 <w14:ligatures w14:val="standardContextual"/>
               </w:rPr>
               <w:tab/>
@@ -1133,7 +1216,7 @@
                 <w:rStyle w:val="Hyperlink"/>
                 <w:noProof/>
               </w:rPr>
-              <w:t>Economic Considerations &amp; Return on Investment (ROI)</w:t>
+              <w:t>How we earn money?</w:t>
             </w:r>
             <w:r>
               <w:rPr>
@@ -1151,7 +1234,7 @@
               <w:rPr>
                 <w:noProof/>
               </w:rPr>
-              <w:instrText xml:space="preserve"> PAGEREF _Toc243938855 \h </w:instrText>
+              <w:instrText xml:space="preserve"> PAGEREF _Toc243949328 \h </w:instrText>
             </w:r>
             <w:r>
               <w:rPr>
@@ -1168,7 +1251,7 @@
               <w:rPr>
                 <w:noProof/>
               </w:rPr>
-              <w:t>12</w:t>
+              <w:t>17</w:t>
             </w:r>
             <w:r>
               <w:rPr>
@@ -1187,11 +1270,11 @@
               <w:kern w:val="2"/>
               <w:sz w:val="24"/>
               <w:szCs w:val="24"/>
-              <w:lang w:val="en-GB" w:eastAsia="en-GB"/>
+              <w:lang w:val="lv-LV" w:eastAsia="lv-LV"/>
               <w14:ligatures w14:val="standardContextual"/>
             </w:rPr>
           </w:pPr>
-          <w:hyperlink w:anchor="_Toc243938856" w:history="1">
+          <w:hyperlink w:anchor="_Toc243949329" w:history="1">
             <w:r>
               <w:rPr>
                 <w:rStyle w:val="Hyperlink"/>
@@ -1206,7 +1289,7 @@
                 <w:kern w:val="2"/>
                 <w:sz w:val="24"/>
                 <w:szCs w:val="24"/>
-                <w:lang w:val="en-GB" w:eastAsia="en-GB"/>
+                <w:lang w:val="lv-LV" w:eastAsia="lv-LV"/>
                 <w14:ligatures w14:val="standardContextual"/>
               </w:rPr>
               <w:tab/>
@@ -1234,7 +1317,7 @@
               <w:rPr>
                 <w:noProof/>
               </w:rPr>
-              <w:instrText xml:space="preserve"> PAGEREF _Toc243938856 \h </w:instrText>
+              <w:instrText xml:space="preserve"> PAGEREF _Toc243949329 \h </w:instrText>
             </w:r>
             <w:r>
               <w:rPr>
@@ -1251,7 +1334,7 @@
               <w:rPr>
                 <w:noProof/>
               </w:rPr>
-              <w:t>12</w:t>
+              <w:t>17</w:t>
             </w:r>
             <w:r>
               <w:rPr>
@@ -1270,11 +1353,11 @@
               <w:kern w:val="2"/>
               <w:sz w:val="24"/>
               <w:szCs w:val="24"/>
-              <w:lang w:val="en-GB" w:eastAsia="en-GB"/>
+              <w:lang w:val="lv-LV" w:eastAsia="lv-LV"/>
               <w14:ligatures w14:val="standardContextual"/>
             </w:rPr>
           </w:pPr>
-          <w:hyperlink w:anchor="_Toc243938857" w:history="1">
+          <w:hyperlink w:anchor="_Toc243949330" w:history="1">
             <w:r>
               <w:rPr>
                 <w:rStyle w:val="Hyperlink"/>
@@ -1289,7 +1372,7 @@
                 <w:kern w:val="2"/>
                 <w:sz w:val="24"/>
                 <w:szCs w:val="24"/>
-                <w:lang w:val="en-GB" w:eastAsia="en-GB"/>
+                <w:lang w:val="lv-LV" w:eastAsia="lv-LV"/>
                 <w14:ligatures w14:val="standardContextual"/>
               </w:rPr>
               <w:tab/>
@@ -1317,7 +1400,7 @@
               <w:rPr>
                 <w:noProof/>
               </w:rPr>
-              <w:instrText xml:space="preserve"> PAGEREF _Toc243938857 \h </w:instrText>
+              <w:instrText xml:space="preserve"> PAGEREF _Toc243949330 \h </w:instrText>
             </w:r>
             <w:r>
               <w:rPr>
@@ -1334,7 +1417,7 @@
               <w:rPr>
                 <w:noProof/>
               </w:rPr>
-              <w:t>12</w:t>
+              <w:t>17</w:t>
             </w:r>
             <w:r>
               <w:rPr>
@@ -1353,11 +1436,11 @@
               <w:kern w:val="2"/>
               <w:sz w:val="24"/>
               <w:szCs w:val="24"/>
-              <w:lang w:val="en-GB" w:eastAsia="en-GB"/>
+              <w:lang w:val="lv-LV" w:eastAsia="lv-LV"/>
               <w14:ligatures w14:val="standardContextual"/>
             </w:rPr>
           </w:pPr>
-          <w:hyperlink w:anchor="_Toc243938858" w:history="1">
+          <w:hyperlink w:anchor="_Toc243949331" w:history="1">
             <w:r>
               <w:rPr>
                 <w:rStyle w:val="Hyperlink"/>
@@ -1372,7 +1455,7 @@
                 <w:kern w:val="2"/>
                 <w:sz w:val="24"/>
                 <w:szCs w:val="24"/>
-                <w:lang w:val="en-GB" w:eastAsia="en-GB"/>
+                <w:lang w:val="lv-LV" w:eastAsia="lv-LV"/>
                 <w14:ligatures w14:val="standardContextual"/>
               </w:rPr>
               <w:tab/>
@@ -1400,7 +1483,7 @@
               <w:rPr>
                 <w:noProof/>
               </w:rPr>
-              <w:instrText xml:space="preserve"> PAGEREF _Toc243938858 \h </w:instrText>
+              <w:instrText xml:space="preserve"> PAGEREF _Toc243949331 \h </w:instrText>
             </w:r>
             <w:r>
               <w:rPr>
@@ -1417,7 +1500,7 @@
               <w:rPr>
                 <w:noProof/>
               </w:rPr>
-              <w:t>12</w:t>
+              <w:t>17</w:t>
             </w:r>
             <w:r>
               <w:rPr>
@@ -1436,11 +1519,11 @@
               <w:kern w:val="2"/>
               <w:sz w:val="24"/>
               <w:szCs w:val="24"/>
-              <w:lang w:val="en-GB" w:eastAsia="en-GB"/>
+              <w:lang w:val="lv-LV" w:eastAsia="lv-LV"/>
               <w14:ligatures w14:val="standardContextual"/>
             </w:rPr>
           </w:pPr>
-          <w:hyperlink w:anchor="_Toc243938859" w:history="1">
+          <w:hyperlink w:anchor="_Toc243949332" w:history="1">
             <w:r>
               <w:rPr>
                 <w:rStyle w:val="Hyperlink"/>
@@ -1455,7 +1538,7 @@
                 <w:kern w:val="2"/>
                 <w:sz w:val="24"/>
                 <w:szCs w:val="24"/>
-                <w:lang w:val="en-GB" w:eastAsia="en-GB"/>
+                <w:lang w:val="lv-LV" w:eastAsia="lv-LV"/>
                 <w14:ligatures w14:val="standardContextual"/>
               </w:rPr>
               <w:tab/>
@@ -1465,7 +1548,7 @@
                 <w:rStyle w:val="Hyperlink"/>
                 <w:noProof/>
               </w:rPr>
-              <w:t>Profit and Money. Kaching Kaching.</w:t>
+              <w:t>Buisness and Profits</w:t>
             </w:r>
             <w:r>
               <w:rPr>
@@ -1483,7 +1566,7 @@
               <w:rPr>
                 <w:noProof/>
               </w:rPr>
-              <w:instrText xml:space="preserve"> PAGEREF _Toc243938859 \h </w:instrText>
+              <w:instrText xml:space="preserve"> PAGEREF _Toc243949332 \h </w:instrText>
             </w:r>
             <w:r>
               <w:rPr>
@@ -1500,7 +1583,7 @@
               <w:rPr>
                 <w:noProof/>
               </w:rPr>
-              <w:t>13</w:t>
+              <w:t>17</w:t>
             </w:r>
             <w:r>
               <w:rPr>
@@ -1520,11 +1603,11 @@
               <w:kern w:val="2"/>
               <w:sz w:val="24"/>
               <w:szCs w:val="24"/>
-              <w:lang w:val="en-GB" w:eastAsia="en-GB"/>
+              <w:lang w:val="lv-LV" w:eastAsia="lv-LV"/>
               <w14:ligatures w14:val="standardContextual"/>
             </w:rPr>
           </w:pPr>
-          <w:hyperlink w:anchor="_Toc243938860" w:history="1">
+          <w:hyperlink w:anchor="_Toc243949333" w:history="1">
             <w:r>
               <w:rPr>
                 <w:rStyle w:val="Hyperlink"/>
@@ -1541,7 +1624,7 @@
                 <w:kern w:val="2"/>
                 <w:sz w:val="24"/>
                 <w:szCs w:val="24"/>
-                <w:lang w:val="en-GB" w:eastAsia="en-GB"/>
+                <w:lang w:val="lv-LV" w:eastAsia="lv-LV"/>
                 <w14:ligatures w14:val="standardContextual"/>
               </w:rPr>
               <w:tab/>
@@ -1569,7 +1652,7 @@
               <w:rPr>
                 <w:noProof/>
               </w:rPr>
-              <w:instrText xml:space="preserve"> PAGEREF _Toc243938860 \h </w:instrText>
+              <w:instrText xml:space="preserve"> PAGEREF _Toc243949333 \h </w:instrText>
             </w:r>
             <w:r>
               <w:rPr>
@@ -1586,7 +1669,7 @@
               <w:rPr>
                 <w:noProof/>
               </w:rPr>
-              <w:t>13</w:t>
+              <w:t>18</w:t>
             </w:r>
             <w:r>
               <w:rPr>
@@ -1605,11 +1688,11 @@
               <w:kern w:val="2"/>
               <w:sz w:val="24"/>
               <w:szCs w:val="24"/>
-              <w:lang w:val="en-GB" w:eastAsia="en-GB"/>
+              <w:lang w:val="lv-LV" w:eastAsia="lv-LV"/>
               <w14:ligatures w14:val="standardContextual"/>
             </w:rPr>
           </w:pPr>
-          <w:hyperlink w:anchor="_Toc243938861" w:history="1">
+          <w:hyperlink w:anchor="_Toc243949334" w:history="1">
             <w:r>
               <w:rPr>
                 <w:rStyle w:val="Hyperlink"/>
@@ -1624,7 +1707,7 @@
                 <w:kern w:val="2"/>
                 <w:sz w:val="24"/>
                 <w:szCs w:val="24"/>
-                <w:lang w:val="en-GB" w:eastAsia="en-GB"/>
+                <w:lang w:val="lv-LV" w:eastAsia="lv-LV"/>
                 <w14:ligatures w14:val="standardContextual"/>
               </w:rPr>
               <w:tab/>
@@ -1661,7 +1744,7 @@
               <w:rPr>
                 <w:noProof/>
               </w:rPr>
-              <w:instrText xml:space="preserve"> PAGEREF _Toc243938861 \h </w:instrText>
+              <w:instrText xml:space="preserve"> PAGEREF _Toc243949334 \h </w:instrText>
             </w:r>
             <w:r>
               <w:rPr>
@@ -1678,7 +1761,7 @@
               <w:rPr>
                 <w:noProof/>
               </w:rPr>
-              <w:t>13</w:t>
+              <w:t>18</w:t>
             </w:r>
             <w:r>
               <w:rPr>
@@ -1697,11 +1780,11 @@
               <w:kern w:val="2"/>
               <w:sz w:val="24"/>
               <w:szCs w:val="24"/>
-              <w:lang w:val="en-GB" w:eastAsia="en-GB"/>
+              <w:lang w:val="lv-LV" w:eastAsia="lv-LV"/>
               <w14:ligatures w14:val="standardContextual"/>
             </w:rPr>
           </w:pPr>
-          <w:hyperlink w:anchor="_Toc243938862" w:history="1">
+          <w:hyperlink w:anchor="_Toc243949335" w:history="1">
             <w:r>
               <w:rPr>
                 <w:rStyle w:val="Hyperlink"/>
@@ -1716,7 +1799,7 @@
                 <w:kern w:val="2"/>
                 <w:sz w:val="24"/>
                 <w:szCs w:val="24"/>
-                <w:lang w:val="en-GB" w:eastAsia="en-GB"/>
+                <w:lang w:val="lv-LV" w:eastAsia="lv-LV"/>
                 <w14:ligatures w14:val="standardContextual"/>
               </w:rPr>
               <w:tab/>
@@ -1753,7 +1836,7 @@
               <w:rPr>
                 <w:noProof/>
               </w:rPr>
-              <w:instrText xml:space="preserve"> PAGEREF _Toc243938862 \h </w:instrText>
+              <w:instrText xml:space="preserve"> PAGEREF _Toc243949335 \h </w:instrText>
             </w:r>
             <w:r>
               <w:rPr>
@@ -1770,7 +1853,7 @@
               <w:rPr>
                 <w:noProof/>
               </w:rPr>
-              <w:t>14</w:t>
+              <w:t>19</w:t>
             </w:r>
             <w:r>
               <w:rPr>
@@ -1789,11 +1872,11 @@
               <w:kern w:val="2"/>
               <w:sz w:val="24"/>
               <w:szCs w:val="24"/>
-              <w:lang w:val="en-GB" w:eastAsia="en-GB"/>
+              <w:lang w:val="lv-LV" w:eastAsia="lv-LV"/>
               <w14:ligatures w14:val="standardContextual"/>
             </w:rPr>
           </w:pPr>
-          <w:hyperlink w:anchor="_Toc243938863" w:history="1">
+          <w:hyperlink w:anchor="_Toc243949336" w:history="1">
             <w:r>
               <w:rPr>
                 <w:rStyle w:val="Hyperlink"/>
@@ -1808,7 +1891,7 @@
                 <w:kern w:val="2"/>
                 <w:sz w:val="24"/>
                 <w:szCs w:val="24"/>
-                <w:lang w:val="en-GB" w:eastAsia="en-GB"/>
+                <w:lang w:val="lv-LV" w:eastAsia="lv-LV"/>
                 <w14:ligatures w14:val="standardContextual"/>
               </w:rPr>
               <w:tab/>
@@ -1845,7 +1928,7 @@
               <w:rPr>
                 <w:noProof/>
               </w:rPr>
-              <w:instrText xml:space="preserve"> PAGEREF _Toc243938863 \h </w:instrText>
+              <w:instrText xml:space="preserve"> PAGEREF _Toc243949336 \h </w:instrText>
             </w:r>
             <w:r>
               <w:rPr>
@@ -1862,7 +1945,7 @@
               <w:rPr>
                 <w:noProof/>
               </w:rPr>
-              <w:t>15</w:t>
+              <w:t>20</w:t>
             </w:r>
             <w:r>
               <w:rPr>
@@ -1882,11 +1965,11 @@
               <w:kern w:val="2"/>
               <w:sz w:val="24"/>
               <w:szCs w:val="24"/>
-              <w:lang w:val="en-GB" w:eastAsia="en-GB"/>
+              <w:lang w:val="lv-LV" w:eastAsia="lv-LV"/>
               <w14:ligatures w14:val="standardContextual"/>
             </w:rPr>
           </w:pPr>
-          <w:hyperlink w:anchor="_Toc243938864" w:history="1">
+          <w:hyperlink w:anchor="_Toc243949337" w:history="1">
             <w:r>
               <w:rPr>
                 <w:rStyle w:val="Hyperlink"/>
@@ -1903,7 +1986,7 @@
                 <w:kern w:val="2"/>
                 <w:sz w:val="24"/>
                 <w:szCs w:val="24"/>
-                <w:lang w:val="en-GB" w:eastAsia="en-GB"/>
+                <w:lang w:val="lv-LV" w:eastAsia="lv-LV"/>
                 <w14:ligatures w14:val="standardContextual"/>
               </w:rPr>
               <w:tab/>
@@ -1931,7 +2014,7 @@
               <w:rPr>
                 <w:noProof/>
               </w:rPr>
-              <w:instrText xml:space="preserve"> PAGEREF _Toc243938864 \h </w:instrText>
+              <w:instrText xml:space="preserve"> PAGEREF _Toc243949337 \h </w:instrText>
             </w:r>
             <w:r>
               <w:rPr>
@@ -1948,7 +2031,7 @@
               <w:rPr>
                 <w:noProof/>
               </w:rPr>
-              <w:t>16</w:t>
+              <w:t>21</w:t>
             </w:r>
             <w:r>
               <w:rPr>
@@ -2638,7 +2721,7 @@
         <w:ind w:left="851" w:hanging="851"/>
       </w:pPr>
       <w:bookmarkStart w:id="2" w:name="_Toc474005758"/>
-      <w:bookmarkStart w:id="3" w:name="_Toc243938846"/>
+      <w:bookmarkStart w:id="3" w:name="_Toc243949318"/>
       <w:r>
         <w:rPr>
           <w:rFonts w:cs="Arial"/>
@@ -2847,7 +2930,7 @@
       <w:pPr>
         <w:pStyle w:val="Heading1"/>
       </w:pPr>
-      <w:bookmarkStart w:id="4" w:name="_Toc243938847"/>
+      <w:bookmarkStart w:id="4" w:name="_Toc243949319"/>
       <w:r>
         <w:lastRenderedPageBreak/>
         <w:t>Mockup</w:t>
@@ -2856,37 +2939,17 @@
     </w:p>
     <w:p>
       <w:pPr>
-        <w:rPr>
-          <w:lang w:val="en-US" w:eastAsia="fi-FI"/>
-        </w:rPr>
-      </w:pPr>
-    </w:p>
-    <w:p>
-      <w:pPr>
-        <w:jc w:val="both"/>
         <w:rPr>
           <w:rFonts w:ascii="Arial" w:hAnsi="Arial" w:cs="Arial"/>
           <w:b/>
           <w:bCs/>
         </w:rPr>
       </w:pPr>
-      <w:r>
-        <w:rPr>
-          <w:rFonts w:ascii="Arial" w:hAnsi="Arial" w:cs="Arial"/>
-          <w:b/>
-          <w:bCs/>
-        </w:rPr>
-        <w:t>2.1 Tab 1: Document Processing Wireframe</w:t>
-      </w:r>
-    </w:p>
-    <w:p>
-      <w:pPr>
-        <w:jc w:val="both"/>
-        <w:rPr>
-          <w:rFonts w:ascii="Arial" w:hAnsi="Arial" w:cs="Arial"/>
-          <w:b/>
-          <w:bCs/>
-        </w:rPr>
+    </w:p>
+    <w:p>
+      <w:pPr>
+        <w:keepNext/>
+        <w:jc w:val="center"/>
       </w:pPr>
       <w:r>
         <w:rPr>
@@ -2911,7 +2974,7 @@
                     <pic:cNvPicPr/>
                   </pic:nvPicPr>
                   <pic:blipFill>
-                    <a:blip r:embed="rId8"/>
+                    <a:blip r:embed="rId9"/>
                     <a:stretch>
                       <a:fillRect/>
                     </a:stretch>
@@ -2934,49 +2997,88 @@
     </w:p>
     <w:p>
       <w:pPr>
-        <w:spacing w:after="0" w:line="240" w:lineRule="auto"/>
+        <w:pStyle w:val="Caption"/>
+        <w:jc w:val="center"/>
         <w:rPr>
           <w:rFonts w:ascii="Arial" w:hAnsi="Arial" w:cs="Arial"/>
           <w:b/>
           <w:bCs/>
         </w:rPr>
       </w:pPr>
-      <w:r>
+      <w:proofErr w:type="spellStart"/>
+      <w:r>
+        <w:t>Figure</w:t>
+      </w:r>
+      <w:proofErr w:type="spellEnd"/>
+      <w:r>
+        <w:t xml:space="preserve"> </w:t>
+      </w:r>
+      <w:fldSimple w:instr=" SEQ Ilustrācija \* ARABIC ">
+        <w:r>
+          <w:rPr>
+            <w:noProof/>
+          </w:rPr>
+          <w:t>1</w:t>
+        </w:r>
+      </w:fldSimple>
+      <w:r>
+        <w:t xml:space="preserve">. </w:t>
+      </w:r>
+      <w:proofErr w:type="spellStart"/>
+      <w:r>
+        <w:t>Tab</w:t>
+      </w:r>
+      <w:proofErr w:type="spellEnd"/>
+      <w:r>
+        <w:t xml:space="preserve"> 1: </w:t>
+      </w:r>
+      <w:proofErr w:type="spellStart"/>
+      <w:r>
+        <w:t>Document</w:t>
+      </w:r>
+      <w:proofErr w:type="spellEnd"/>
+      <w:r>
+        <w:t xml:space="preserve"> </w:t>
+      </w:r>
+      <w:proofErr w:type="spellStart"/>
+      <w:r>
+        <w:t>Processing</w:t>
+      </w:r>
+      <w:proofErr w:type="spellEnd"/>
+      <w:r>
+        <w:t xml:space="preserve"> </w:t>
+      </w:r>
+      <w:proofErr w:type="spellStart"/>
+      <w:r>
+        <w:t>Wireframe</w:t>
+      </w:r>
+      <w:proofErr w:type="spellEnd"/>
+      <w:r>
+        <w:t>.</w:t>
+      </w:r>
+    </w:p>
+    <w:p>
+      <w:pPr>
+        <w:spacing w:after="0" w:line="240" w:lineRule="auto"/>
         <w:rPr>
           <w:rFonts w:ascii="Arial" w:hAnsi="Arial" w:cs="Arial"/>
           <w:b/>
           <w:bCs/>
         </w:rPr>
-        <w:br w:type="page"/>
-      </w:r>
-    </w:p>
-    <w:p>
-      <w:pPr>
-        <w:jc w:val="both"/>
+      </w:pPr>
+      <w:r>
         <w:rPr>
           <w:rFonts w:ascii="Arial" w:hAnsi="Arial" w:cs="Arial"/>
           <w:b/>
           <w:bCs/>
         </w:rPr>
-      </w:pPr>
-      <w:r>
-        <w:rPr>
-          <w:rFonts w:ascii="Arial" w:hAnsi="Arial" w:cs="Arial"/>
-          <w:b/>
-          <w:bCs/>
-        </w:rPr>
-        <w:lastRenderedPageBreak/>
-        <w:t>2.2 Tab 2: Excel Import Download Wireframe</w:t>
-      </w:r>
-    </w:p>
-    <w:p>
-      <w:pPr>
-        <w:jc w:val="both"/>
-        <w:rPr>
-          <w:rFonts w:ascii="Arial" w:hAnsi="Arial" w:cs="Arial"/>
-          <w:b/>
-          <w:bCs/>
-        </w:rPr>
+        <w:br w:type="page"/>
+      </w:r>
+    </w:p>
+    <w:p>
+      <w:pPr>
+        <w:keepNext/>
+        <w:jc w:val="center"/>
       </w:pPr>
       <w:r>
         <w:rPr>
@@ -2985,6 +3087,7 @@
           <w:bCs/>
           <w:noProof/>
         </w:rPr>
+        <w:lastRenderedPageBreak/>
         <w:drawing>
           <wp:inline distT="0" distB="0" distL="0" distR="0" wp14:anchorId="4CDCA9FA" wp14:editId="4871B090">
             <wp:extent cx="3215919" cy="1996613"/>
@@ -3001,7 +3104,7 @@
                     <pic:cNvPicPr/>
                   </pic:nvPicPr>
                   <pic:blipFill>
-                    <a:blip r:embed="rId9"/>
+                    <a:blip r:embed="rId10"/>
                     <a:stretch>
                       <a:fillRect/>
                     </a:stretch>
@@ -3024,30 +3127,52 @@
     </w:p>
     <w:p>
       <w:pPr>
-        <w:jc w:val="both"/>
-        <w:rPr>
-          <w:rFonts w:ascii="Arial" w:hAnsi="Arial" w:cs="Arial"/>
-          <w:b/>
-          <w:bCs/>
-        </w:rPr>
-      </w:pPr>
-      <w:r>
-        <w:rPr>
-          <w:rFonts w:ascii="Arial" w:hAnsi="Arial" w:cs="Arial"/>
-          <w:b/>
-          <w:bCs/>
-        </w:rPr>
-        <w:t>2.3 Tab 3: Table Presets Editor Wireframe</w:t>
-      </w:r>
-    </w:p>
-    <w:p>
-      <w:pPr>
-        <w:jc w:val="both"/>
-        <w:rPr>
-          <w:rFonts w:ascii="Arial" w:hAnsi="Arial" w:cs="Arial"/>
-          <w:b/>
-          <w:bCs/>
-        </w:rPr>
+        <w:pStyle w:val="Caption"/>
+        <w:jc w:val="center"/>
+      </w:pPr>
+      <w:proofErr w:type="spellStart"/>
+      <w:r>
+        <w:t>Figure</w:t>
+      </w:r>
+      <w:proofErr w:type="spellEnd"/>
+      <w:r>
+        <w:t xml:space="preserve"> 2. </w:t>
+      </w:r>
+      <w:proofErr w:type="spellStart"/>
+      <w:r>
+        <w:t>Tab</w:t>
+      </w:r>
+      <w:proofErr w:type="spellEnd"/>
+      <w:r>
+        <w:t xml:space="preserve"> 2: Excel Import </w:t>
+      </w:r>
+      <w:proofErr w:type="spellStart"/>
+      <w:r>
+        <w:t>Download</w:t>
+      </w:r>
+      <w:proofErr w:type="spellEnd"/>
+      <w:r>
+        <w:t xml:space="preserve"> </w:t>
+      </w:r>
+      <w:proofErr w:type="spellStart"/>
+      <w:r>
+        <w:t>Wireframe</w:t>
+      </w:r>
+      <w:proofErr w:type="spellEnd"/>
+      <w:r>
+        <w:t>.</w:t>
+      </w:r>
+    </w:p>
+    <w:p>
+      <w:pPr>
+        <w:keepNext/>
+        <w:jc w:val="center"/>
+      </w:pPr>
+    </w:p>
+    <w:p>
+      <w:pPr>
+        <w:keepNext/>
+        <w:jc w:val="center"/>
       </w:pPr>
       <w:r>
         <w:rPr>
@@ -3072,7 +3197,7 @@
                     <pic:cNvPicPr/>
                   </pic:nvPicPr>
                   <pic:blipFill>
-                    <a:blip r:embed="rId10"/>
+                    <a:blip r:embed="rId11"/>
                     <a:stretch>
                       <a:fillRect/>
                     </a:stretch>
@@ -3095,29 +3220,75 @@
     </w:p>
     <w:p>
       <w:pPr>
+        <w:pStyle w:val="Caption"/>
+        <w:jc w:val="center"/>
+      </w:pPr>
+      <w:proofErr w:type="spellStart"/>
+      <w:r>
+        <w:t>Fugure</w:t>
+      </w:r>
+      <w:proofErr w:type="spellEnd"/>
+      <w:r>
+        <w:t xml:space="preserve"> </w:t>
+      </w:r>
+      <w:r>
+        <w:t>3</w:t>
+      </w:r>
+      <w:r>
+        <w:t>.</w:t>
+      </w:r>
+      <w:r>
+        <w:t xml:space="preserve"> </w:t>
+      </w:r>
+      <w:proofErr w:type="spellStart"/>
+      <w:r>
+        <w:t>Tab</w:t>
+      </w:r>
+      <w:proofErr w:type="spellEnd"/>
+      <w:r>
+        <w:t xml:space="preserve"> 3: </w:t>
+      </w:r>
+      <w:proofErr w:type="spellStart"/>
+      <w:r>
+        <w:t>Table</w:t>
+      </w:r>
+      <w:proofErr w:type="spellEnd"/>
+      <w:r>
+        <w:t xml:space="preserve"> </w:t>
+      </w:r>
+      <w:proofErr w:type="spellStart"/>
+      <w:r>
+        <w:t>Presets</w:t>
+      </w:r>
+      <w:proofErr w:type="spellEnd"/>
+      <w:r>
+        <w:t xml:space="preserve"> Editor </w:t>
+      </w:r>
+      <w:proofErr w:type="spellStart"/>
+      <w:r>
+        <w:t>Wireframe</w:t>
+      </w:r>
+      <w:proofErr w:type="spellEnd"/>
+      <w:r>
+        <w:t>.</w:t>
+      </w:r>
+    </w:p>
+    <w:p>
+      <w:pPr>
         <w:jc w:val="both"/>
         <w:rPr>
           <w:rFonts w:ascii="Arial" w:hAnsi="Arial" w:cs="Arial"/>
           <w:b/>
         </w:rPr>
       </w:pPr>
-      <w:r>
-        <w:rPr>
-          <w:rFonts w:ascii="Arial" w:hAnsi="Arial" w:cs="Arial"/>
-          <w:b/>
-        </w:rPr>
-        <w:pict w14:anchorId="3C334FD7">
-          <v:rect id="_x0000_i1025" style="width:0;height:3pt" o:hralign="center" o:hrstd="t" o:hrnoshade="t" o:hr="t" fillcolor="#c5c8c6" stroked="f"/>
-        </w:pict>
-      </w:r>
     </w:p>
     <w:p>
       <w:pPr>
         <w:pStyle w:val="Heading1"/>
       </w:pPr>
-      <w:bookmarkStart w:id="5" w:name="_Toc243938848"/>
-      <w:r>
-        <w:t>Prototype &amp; Planned Functionality (Pre-Development Design)</w:t>
+      <w:bookmarkStart w:id="5" w:name="_Toc243949320"/>
+      <w:r>
+        <w:t>Planned Functionality</w:t>
       </w:r>
       <w:bookmarkEnd w:id="5"/>
     </w:p>
@@ -3297,6 +3468,7 @@
           <w:sz w:val="24"/>
           <w:szCs w:val="24"/>
         </w:rPr>
+        <w:lastRenderedPageBreak/>
         <w:t>OCR Integration via OCR.space API (Engine 3):</w:t>
       </w:r>
     </w:p>
@@ -3323,7 +3495,6 @@
           <w:sz w:val="24"/>
           <w:szCs w:val="24"/>
         </w:rPr>
-        <w:lastRenderedPageBreak/>
         <w:t>Transmit page images via HTTPS POST (</w:t>
       </w:r>
       <w:r>
@@ -3864,40 +4035,366 @@
     </w:p>
     <w:p>
       <w:pPr>
-        <w:jc w:val="both"/>
+        <w:spacing w:after="0" w:line="240" w:lineRule="auto"/>
         <w:rPr>
           <w:rFonts w:ascii="Arial" w:hAnsi="Arial" w:cs="Arial"/>
           <w:b/>
         </w:rPr>
       </w:pPr>
-    </w:p>
-    <w:p>
-      <w:pPr>
-        <w:jc w:val="both"/>
+      <w:r>
         <w:rPr>
           <w:rFonts w:ascii="Arial" w:hAnsi="Arial" w:cs="Arial"/>
           <w:b/>
         </w:rPr>
-      </w:pPr>
-      <w:r>
-        <w:rPr>
-          <w:rFonts w:ascii="Arial" w:hAnsi="Arial" w:cs="Arial"/>
-          <w:b/>
-        </w:rPr>
-        <w:pict w14:anchorId="178AC52C">
-          <v:rect id="_x0000_i1026" style="width:0;height:3pt" o:hralign="center" o:hrstd="t" o:hrnoshade="t" o:hr="t" fillcolor="#c5c8c6" stroked="f"/>
-        </w:pict>
+        <w:br w:type="page"/>
+      </w:r>
+    </w:p>
+    <w:p>
+      <w:pPr>
+        <w:pStyle w:val="Heading2"/>
+        <w:tabs>
+          <w:tab w:val="clear" w:pos="9923"/>
+        </w:tabs>
+      </w:pPr>
+      <w:bookmarkStart w:id="6" w:name="_Toc243949321"/>
+      <w:r>
+        <w:lastRenderedPageBreak/>
+        <w:t>Ideas planned, but not implemented</w:t>
+      </w:r>
+      <w:bookmarkEnd w:id="6"/>
+    </w:p>
+    <w:p>
+      <w:pPr>
+        <w:rPr>
+          <w:lang w:val="en-US" w:eastAsia="fi-FI"/>
+        </w:rPr>
+      </w:pPr>
+    </w:p>
+    <w:p>
+      <w:pPr>
+        <w:rPr>
+          <w:lang w:val="en-US" w:eastAsia="fi-FI"/>
+        </w:rPr>
+      </w:pPr>
+      <w:r>
+        <w:rPr>
+          <w:lang w:val="en-US" w:eastAsia="fi-FI"/>
+        </w:rPr>
+        <w:t xml:space="preserve">The </w:t>
+      </w:r>
+      <w:r>
+        <w:rPr>
+          <w:lang w:val="en-US" w:eastAsia="fi-FI"/>
+        </w:rPr>
+        <w:t>salary calculation is a good feature to have, but we focused more on the actual document scanning part, everything else comes after, what the client decides to do with the data, this time only reports were necessary.</w:t>
+      </w:r>
+    </w:p>
+    <w:p>
+      <w:pPr>
+        <w:rPr>
+          <w:lang w:val="en-US" w:eastAsia="fi-FI"/>
+        </w:rPr>
+      </w:pPr>
+    </w:p>
+    <w:p>
+      <w:pPr>
+        <w:jc w:val="center"/>
+        <w:rPr>
+          <w:rFonts w:ascii="Times New Roman" w:eastAsia="Times New Roman" w:hAnsi="Times New Roman" w:cs="Times New Roman"/>
+          <w:sz w:val="24"/>
+          <w:szCs w:val="24"/>
+        </w:rPr>
+      </w:pPr>
+      <w:r>
+        <w:rPr>
+          <w:lang w:eastAsia="fi-FI"/>
+        </w:rPr>
+        <w:drawing>
+          <wp:inline distT="0" distB="0" distL="0" distR="0" wp14:anchorId="659F4ABB" wp14:editId="0CE45047">
+            <wp:extent cx="2461260" cy="5469424"/>
+            <wp:effectExtent l="0" t="0" r="0" b="0"/>
+            <wp:docPr id="1308033318" name="Picture 22"/>
+            <wp:cNvGraphicFramePr>
+              <a:graphicFrameLocks xmlns:a="http://schemas.openxmlformats.org/drawingml/2006/main" noChangeAspect="1"/>
+            </wp:cNvGraphicFramePr>
+            <a:graphic xmlns:a="http://schemas.openxmlformats.org/drawingml/2006/main">
+              <a:graphicData uri="http://schemas.openxmlformats.org/drawingml/2006/picture">
+                <pic:pic xmlns:pic="http://schemas.openxmlformats.org/drawingml/2006/picture">
+                  <pic:nvPicPr>
+                    <pic:cNvPr id="0" name="Picture 98"/>
+                    <pic:cNvPicPr>
+                      <a:picLocks noChangeAspect="1" noChangeArrowheads="1"/>
+                    </pic:cNvPicPr>
+                  </pic:nvPicPr>
+                  <pic:blipFill>
+                    <a:blip r:embed="rId12" cstate="print">
+                      <a:extLst>
+                        <a:ext uri="{28A0092B-C50C-407E-A947-70E740481C1C}">
+                          <a14:useLocalDpi xmlns:a14="http://schemas.microsoft.com/office/drawing/2010/main" val="0"/>
+                        </a:ext>
+                      </a:extLst>
+                    </a:blip>
+                    <a:srcRect/>
+                    <a:stretch>
+                      <a:fillRect/>
+                    </a:stretch>
+                  </pic:blipFill>
+                  <pic:spPr bwMode="auto">
+                    <a:xfrm>
+                      <a:off x="0" y="0"/>
+                      <a:ext cx="2482707" cy="5517083"/>
+                    </a:xfrm>
+                    <a:prstGeom prst="rect">
+                      <a:avLst/>
+                    </a:prstGeom>
+                    <a:noFill/>
+                    <a:ln>
+                      <a:noFill/>
+                    </a:ln>
+                  </pic:spPr>
+                </pic:pic>
+              </a:graphicData>
+            </a:graphic>
+          </wp:inline>
+        </w:drawing>
+      </w:r>
+      <w:r>
+        <w:rPr>
+          <w:rFonts w:ascii="Times New Roman" w:eastAsia="Times New Roman" w:hAnsi="Times New Roman" w:cs="Times New Roman"/>
+          <w:sz w:val="24"/>
+          <w:szCs w:val="24"/>
+        </w:rPr>
+        <w:t xml:space="preserve">   </w:t>
+      </w:r>
+      <w:r>
+        <w:rPr>
+          <w:lang w:eastAsia="fi-FI"/>
+        </w:rPr>
+        <w:drawing>
+          <wp:inline distT="0" distB="0" distL="0" distR="0" wp14:anchorId="1E72F67C" wp14:editId="54D86695">
+            <wp:extent cx="2459306" cy="5465088"/>
+            <wp:effectExtent l="0" t="0" r="0" b="0"/>
+            <wp:docPr id="178314658" name="Picture 24"/>
+            <wp:cNvGraphicFramePr>
+              <a:graphicFrameLocks xmlns:a="http://schemas.openxmlformats.org/drawingml/2006/main" noChangeAspect="1"/>
+            </wp:cNvGraphicFramePr>
+            <a:graphic xmlns:a="http://schemas.openxmlformats.org/drawingml/2006/main">
+              <a:graphicData uri="http://schemas.openxmlformats.org/drawingml/2006/picture">
+                <pic:pic xmlns:pic="http://schemas.openxmlformats.org/drawingml/2006/picture">
+                  <pic:nvPicPr>
+                    <pic:cNvPr id="0" name="Picture 105"/>
+                    <pic:cNvPicPr>
+                      <a:picLocks noChangeAspect="1" noChangeArrowheads="1"/>
+                    </pic:cNvPicPr>
+                  </pic:nvPicPr>
+                  <pic:blipFill>
+                    <a:blip r:embed="rId13" cstate="print">
+                      <a:extLst>
+                        <a:ext uri="{28A0092B-C50C-407E-A947-70E740481C1C}">
+                          <a14:useLocalDpi xmlns:a14="http://schemas.microsoft.com/office/drawing/2010/main" val="0"/>
+                        </a:ext>
+                      </a:extLst>
+                    </a:blip>
+                    <a:srcRect/>
+                    <a:stretch>
+                      <a:fillRect/>
+                    </a:stretch>
+                  </pic:blipFill>
+                  <pic:spPr bwMode="auto">
+                    <a:xfrm>
+                      <a:off x="0" y="0"/>
+                      <a:ext cx="2477042" cy="5504502"/>
+                    </a:xfrm>
+                    <a:prstGeom prst="rect">
+                      <a:avLst/>
+                    </a:prstGeom>
+                    <a:noFill/>
+                    <a:ln>
+                      <a:noFill/>
+                    </a:ln>
+                  </pic:spPr>
+                </pic:pic>
+              </a:graphicData>
+            </a:graphic>
+          </wp:inline>
+        </w:drawing>
+      </w:r>
+    </w:p>
+    <w:p>
+      <w:pPr>
+        <w:jc w:val="center"/>
+        <w:rPr>
+          <w:i/>
+          <w:iCs/>
+          <w:lang w:eastAsia="fi-FI"/>
+        </w:rPr>
+      </w:pPr>
+      <w:proofErr w:type="spellStart"/>
+      <w:r>
+        <w:rPr>
+          <w:i/>
+          <w:iCs/>
+          <w:lang w:eastAsia="fi-FI"/>
+        </w:rPr>
+        <w:t>Figure</w:t>
+      </w:r>
+      <w:proofErr w:type="spellEnd"/>
+      <w:r>
+        <w:rPr>
+          <w:i/>
+          <w:iCs/>
+          <w:lang w:eastAsia="fi-FI"/>
+        </w:rPr>
+        <w:t xml:space="preserve"> 4, 5. </w:t>
+      </w:r>
+      <w:proofErr w:type="spellStart"/>
+      <w:r>
+        <w:rPr>
+          <w:i/>
+          <w:iCs/>
+          <w:lang w:eastAsia="fi-FI"/>
+        </w:rPr>
+        <w:t>Salary</w:t>
+      </w:r>
+      <w:proofErr w:type="spellEnd"/>
+      <w:r>
+        <w:rPr>
+          <w:i/>
+          <w:iCs/>
+          <w:lang w:eastAsia="fi-FI"/>
+        </w:rPr>
+        <w:t xml:space="preserve"> </w:t>
+      </w:r>
+      <w:proofErr w:type="spellStart"/>
+      <w:r>
+        <w:rPr>
+          <w:i/>
+          <w:iCs/>
+          <w:lang w:eastAsia="fi-FI"/>
+        </w:rPr>
+        <w:t>calculator</w:t>
+      </w:r>
+      <w:proofErr w:type="spellEnd"/>
+      <w:r>
+        <w:rPr>
+          <w:i/>
+          <w:iCs/>
+          <w:lang w:eastAsia="fi-FI"/>
+        </w:rPr>
+        <w:t xml:space="preserve"> </w:t>
+      </w:r>
+      <w:proofErr w:type="spellStart"/>
+      <w:r>
+        <w:rPr>
+          <w:i/>
+          <w:iCs/>
+          <w:lang w:eastAsia="fi-FI"/>
+        </w:rPr>
+        <w:t>and</w:t>
+      </w:r>
+      <w:proofErr w:type="spellEnd"/>
+      <w:r>
+        <w:rPr>
+          <w:i/>
+          <w:iCs/>
+          <w:lang w:eastAsia="fi-FI"/>
+        </w:rPr>
+        <w:t xml:space="preserve"> </w:t>
+      </w:r>
+      <w:proofErr w:type="spellStart"/>
+      <w:r>
+        <w:rPr>
+          <w:i/>
+          <w:iCs/>
+          <w:lang w:eastAsia="fi-FI"/>
+        </w:rPr>
+        <w:t>automatic</w:t>
+      </w:r>
+      <w:proofErr w:type="spellEnd"/>
+      <w:r>
+        <w:rPr>
+          <w:i/>
+          <w:iCs/>
+          <w:lang w:eastAsia="fi-FI"/>
+        </w:rPr>
+        <w:t xml:space="preserve"> </w:t>
+      </w:r>
+      <w:proofErr w:type="spellStart"/>
+      <w:r>
+        <w:rPr>
+          <w:i/>
+          <w:iCs/>
+          <w:lang w:eastAsia="fi-FI"/>
+        </w:rPr>
+        <w:t>payments</w:t>
+      </w:r>
+      <w:proofErr w:type="spellEnd"/>
+      <w:r>
+        <w:rPr>
+          <w:i/>
+          <w:iCs/>
+          <w:lang w:eastAsia="fi-FI"/>
+        </w:rPr>
+        <w:t xml:space="preserve"> </w:t>
+      </w:r>
+      <w:proofErr w:type="spellStart"/>
+      <w:r>
+        <w:rPr>
+          <w:i/>
+          <w:iCs/>
+          <w:lang w:eastAsia="fi-FI"/>
+        </w:rPr>
+        <w:t>views</w:t>
+      </w:r>
+      <w:proofErr w:type="spellEnd"/>
+      <w:r>
+        <w:rPr>
+          <w:i/>
+          <w:iCs/>
+          <w:lang w:eastAsia="fi-FI"/>
+        </w:rPr>
+        <w:t>.</w:t>
+      </w:r>
+    </w:p>
+    <w:p>
+      <w:pPr>
+        <w:jc w:val="center"/>
+        <w:rPr>
+          <w:lang w:eastAsia="fi-FI"/>
+        </w:rPr>
+      </w:pPr>
+    </w:p>
+    <w:p>
+      <w:pPr>
+        <w:rPr>
+          <w:lang w:eastAsia="fi-FI"/>
+        </w:rPr>
+      </w:pPr>
+    </w:p>
+    <w:p>
+      <w:pPr>
+        <w:spacing w:after="0" w:line="240" w:lineRule="auto"/>
+        <w:rPr>
+          <w:lang w:eastAsia="fi-FI"/>
+        </w:rPr>
+      </w:pPr>
+      <w:r>
+        <w:rPr>
+          <w:lang w:eastAsia="fi-FI"/>
+        </w:rPr>
+        <w:br w:type="page"/>
       </w:r>
     </w:p>
     <w:p>
       <w:pPr>
         <w:pStyle w:val="Heading1"/>
       </w:pPr>
-      <w:bookmarkStart w:id="6" w:name="_Toc243938849"/>
-      <w:r>
-        <w:t>Detailed System Architecture &amp; Functional Specifications</w:t>
-      </w:r>
-      <w:bookmarkEnd w:id="6"/>
+      <w:bookmarkStart w:id="7" w:name="_Toc243949322"/>
+      <w:r>
+        <w:lastRenderedPageBreak/>
+        <w:t>Functional Specifications</w:t>
+      </w:r>
+      <w:bookmarkEnd w:id="7"/>
     </w:p>
     <w:p>
       <w:pPr>
@@ -3907,11 +4404,11 @@
           <w:tab w:val="num" w:pos="540"/>
         </w:tabs>
       </w:pPr>
-      <w:bookmarkStart w:id="7" w:name="_Toc243938850"/>
+      <w:bookmarkStart w:id="8" w:name="_Toc243949323"/>
       <w:r>
         <w:t>Application Architecture &amp; Directory Structure</w:t>
       </w:r>
-      <w:bookmarkEnd w:id="7"/>
+      <w:bookmarkEnd w:id="8"/>
     </w:p>
     <w:p>
       <w:pPr>
@@ -4584,11 +5081,11 @@
           <w:tab w:val="clear" w:pos="9923"/>
         </w:tabs>
       </w:pPr>
-      <w:bookmarkStart w:id="8" w:name="_Toc243938851"/>
+      <w:bookmarkStart w:id="9" w:name="_Toc243949324"/>
       <w:r>
         <w:t>Document Processing &amp; Interactive Spreadsheet (Tab 1)</w:t>
       </w:r>
-      <w:bookmarkEnd w:id="8"/>
+      <w:bookmarkEnd w:id="9"/>
     </w:p>
     <w:p>
       <w:pPr>
@@ -4648,7 +5145,6 @@
           <w:sz w:val="24"/>
           <w:szCs w:val="24"/>
         </w:rPr>
-        <w:lastRenderedPageBreak/>
         <w:t>A. Document Selection &amp; Multi-Page PDF Rendering</w:t>
       </w:r>
     </w:p>
@@ -4713,6 +5209,7 @@
           <w:szCs w:val="24"/>
         </w:rPr>
       </w:pPr>
+      <w:proofErr w:type="spellStart"/>
       <w:r>
         <w:rPr>
           <w:rFonts w:ascii="Consolas" w:eastAsia="Times New Roman" w:hAnsi="Consolas" w:cs="Courier New"/>
@@ -4723,6 +5220,7 @@
         </w:rPr>
         <w:t>DocumentPreviewHelper.extractPageReferences</w:t>
       </w:r>
+      <w:proofErr w:type="spellEnd"/>
       <w:r>
         <w:rPr>
           <w:rFonts w:ascii="Helvetica" w:eastAsia="Times New Roman" w:hAnsi="Helvetica" w:cs="Helvetica"/>
@@ -4730,8 +5228,29 @@
           <w:sz w:val="24"/>
           <w:szCs w:val="24"/>
         </w:rPr>
-        <w:t> extracts native </w:t>
-      </w:r>
+        <w:t> </w:t>
+      </w:r>
+      <w:proofErr w:type="spellStart"/>
+      <w:r>
+        <w:rPr>
+          <w:rFonts w:ascii="Helvetica" w:eastAsia="Times New Roman" w:hAnsi="Helvetica" w:cs="Helvetica"/>
+          <w:color w:val="333333"/>
+          <w:sz w:val="24"/>
+          <w:szCs w:val="24"/>
+        </w:rPr>
+        <w:t>extracts</w:t>
+      </w:r>
+      <w:proofErr w:type="spellEnd"/>
+      <w:r>
+        <w:rPr>
+          <w:rFonts w:ascii="Helvetica" w:eastAsia="Times New Roman" w:hAnsi="Helvetica" w:cs="Helvetica"/>
+          <w:color w:val="333333"/>
+          <w:sz w:val="24"/>
+          <w:szCs w:val="24"/>
+        </w:rPr>
+        <w:t xml:space="preserve"> native </w:t>
+      </w:r>
+      <w:proofErr w:type="spellStart"/>
       <w:r>
         <w:rPr>
           <w:rFonts w:ascii="Consolas" w:eastAsia="Times New Roman" w:hAnsi="Consolas" w:cs="Courier New"/>
@@ -4742,6 +5261,7 @@
         </w:rPr>
         <w:t>PdfRenderer.Page</w:t>
       </w:r>
+      <w:proofErr w:type="spellEnd"/>
       <w:r>
         <w:rPr>
           <w:rFonts w:ascii="Helvetica" w:eastAsia="Times New Roman" w:hAnsi="Helvetica" w:cs="Helvetica"/>
@@ -5178,8 +5698,69 @@
           <w:sz w:val="30"/>
           <w:szCs w:val="30"/>
         </w:rPr>
-        <w:t>C. Interactive Spreadsheet Table &amp; Visual Color Focus</w:t>
-      </w:r>
+        <w:t xml:space="preserve">C. </w:t>
+      </w:r>
+      <w:proofErr w:type="spellStart"/>
+      <w:r>
+        <w:rPr>
+          <w:rFonts w:ascii="Helvetica" w:eastAsia="Times New Roman" w:hAnsi="Helvetica" w:cs="Helvetica"/>
+          <w:b/>
+          <w:bCs/>
+          <w:color w:val="000000"/>
+          <w:sz w:val="30"/>
+          <w:szCs w:val="30"/>
+        </w:rPr>
+        <w:t>Interactive</w:t>
+      </w:r>
+      <w:proofErr w:type="spellEnd"/>
+      <w:r>
+        <w:rPr>
+          <w:rFonts w:ascii="Helvetica" w:eastAsia="Times New Roman" w:hAnsi="Helvetica" w:cs="Helvetica"/>
+          <w:b/>
+          <w:bCs/>
+          <w:color w:val="000000"/>
+          <w:sz w:val="30"/>
+          <w:szCs w:val="30"/>
+        </w:rPr>
+        <w:t xml:space="preserve"> </w:t>
+      </w:r>
+      <w:proofErr w:type="spellStart"/>
+      <w:r>
+        <w:rPr>
+          <w:rFonts w:ascii="Helvetica" w:eastAsia="Times New Roman" w:hAnsi="Helvetica" w:cs="Helvetica"/>
+          <w:b/>
+          <w:bCs/>
+          <w:color w:val="000000"/>
+          <w:sz w:val="30"/>
+          <w:szCs w:val="30"/>
+        </w:rPr>
+        <w:t>Spreadsheet</w:t>
+      </w:r>
+      <w:proofErr w:type="spellEnd"/>
+      <w:r>
+        <w:rPr>
+          <w:rFonts w:ascii="Helvetica" w:eastAsia="Times New Roman" w:hAnsi="Helvetica" w:cs="Helvetica"/>
+          <w:b/>
+          <w:bCs/>
+          <w:color w:val="000000"/>
+          <w:sz w:val="30"/>
+          <w:szCs w:val="30"/>
+        </w:rPr>
+        <w:t xml:space="preserve"> </w:t>
+      </w:r>
+      <w:proofErr w:type="spellStart"/>
+      <w:r>
+        <w:rPr>
+          <w:rFonts w:ascii="Helvetica" w:eastAsia="Times New Roman" w:hAnsi="Helvetica" w:cs="Helvetica"/>
+          <w:b/>
+          <w:bCs/>
+          <w:color w:val="000000"/>
+          <w:sz w:val="30"/>
+          <w:szCs w:val="30"/>
+        </w:rPr>
+        <w:t>Table</w:t>
+      </w:r>
+      <w:proofErr w:type="spellEnd"/>
     </w:p>
     <w:p>
       <w:pPr>
@@ -5272,6 +5853,7 @@
                 <w:sz w:val="24"/>
                 <w:szCs w:val="24"/>
               </w:rPr>
+              <w:lastRenderedPageBreak/>
               <w:t>Group</w:t>
             </w:r>
           </w:p>
@@ -6918,12 +7500,27 @@
     </w:p>
     <w:p>
       <w:pPr>
-        <w:jc w:val="both"/>
-        <w:rPr>
-          <w:rFonts w:ascii="Arial" w:hAnsi="Arial" w:cs="Arial"/>
+        <w:spacing w:after="0" w:line="240" w:lineRule="auto"/>
+        <w:rPr>
+          <w:rFonts w:ascii="Helvetica" w:eastAsia="Times New Roman" w:hAnsi="Helvetica" w:cs="Helvetica"/>
           <w:b/>
-        </w:rPr>
-      </w:pPr>
+          <w:bCs/>
+          <w:color w:val="000000"/>
+          <w:sz w:val="24"/>
+          <w:szCs w:val="24"/>
+        </w:rPr>
+      </w:pPr>
+      <w:r>
+        <w:rPr>
+          <w:rFonts w:ascii="Helvetica" w:eastAsia="Times New Roman" w:hAnsi="Helvetica" w:cs="Helvetica"/>
+          <w:b/>
+          <w:bCs/>
+          <w:color w:val="000000"/>
+          <w:sz w:val="24"/>
+          <w:szCs w:val="24"/>
+        </w:rPr>
+        <w:br w:type="page"/>
+      </w:r>
     </w:p>
     <w:p>
       <w:pPr>
@@ -6932,12 +7529,12 @@
           <w:tab w:val="clear" w:pos="9923"/>
         </w:tabs>
       </w:pPr>
-      <w:bookmarkStart w:id="9" w:name="_Toc243938852"/>
+      <w:bookmarkStart w:id="10" w:name="_Toc243949325"/>
       <w:r>
         <w:lastRenderedPageBreak/>
         <w:t>Data Normalization &amp; Column Realignment Engine</w:t>
       </w:r>
-      <w:bookmarkEnd w:id="9"/>
+      <w:bookmarkEnd w:id="10"/>
     </w:p>
     <w:p>
       <w:pPr>
@@ -8140,6 +8737,7 @@
         </w:rPr>
         <w:t>, </w:t>
       </w:r>
+      <w:proofErr w:type="spellStart"/>
       <w:r>
         <w:rPr>
           <w:rFonts w:ascii="Consolas" w:eastAsia="Times New Roman" w:hAnsi="Consolas" w:cs="Courier New"/>
@@ -8148,7 +8746,18 @@
           <w:szCs w:val="20"/>
           <w:shd w:val="clear" w:color="auto" w:fill="F0F0F0"/>
         </w:rPr>
-        <w:t>layer = "N"</w:t>
+        <w:t>layer</w:t>
+      </w:r>
+      <w:proofErr w:type="spellEnd"/>
+      <w:r>
+        <w:rPr>
+          <w:rFonts w:ascii="Consolas" w:eastAsia="Times New Roman" w:hAnsi="Consolas" w:cs="Courier New"/>
+          <w:color w:val="000000"/>
+          <w:sz w:val="20"/>
+          <w:szCs w:val="20"/>
+          <w:shd w:val="clear" w:color="auto" w:fill="F0F0F0"/>
+        </w:rPr>
+        <w:t xml:space="preserve"> = "N"</w:t>
       </w:r>
     </w:p>
     <w:p>
@@ -8168,6 +8777,7 @@
           <w:szCs w:val="24"/>
         </w:rPr>
       </w:pPr>
+      <w:proofErr w:type="spellStart"/>
       <w:r>
         <w:rPr>
           <w:rFonts w:ascii="Helvetica" w:eastAsia="Times New Roman" w:hAnsi="Helvetica" w:cs="Helvetica"/>
@@ -8177,7 +8787,67 @@
           <w:sz w:val="24"/>
           <w:szCs w:val="24"/>
         </w:rPr>
-        <w:t>Master Panel ID Extraction &amp; (OK) Suffix Normalization:</w:t>
+        <w:t>Master</w:t>
+      </w:r>
+      <w:proofErr w:type="spellEnd"/>
+      <w:r>
+        <w:rPr>
+          <w:rFonts w:ascii="Helvetica" w:eastAsia="Times New Roman" w:hAnsi="Helvetica" w:cs="Helvetica"/>
+          <w:b/>
+          <w:bCs/>
+          <w:color w:val="000000"/>
+          <w:sz w:val="24"/>
+          <w:szCs w:val="24"/>
+        </w:rPr>
+        <w:t xml:space="preserve"> </w:t>
+      </w:r>
+      <w:proofErr w:type="spellStart"/>
+      <w:r>
+        <w:rPr>
+          <w:rFonts w:ascii="Helvetica" w:eastAsia="Times New Roman" w:hAnsi="Helvetica" w:cs="Helvetica"/>
+          <w:b/>
+          <w:bCs/>
+          <w:color w:val="000000"/>
+          <w:sz w:val="24"/>
+          <w:szCs w:val="24"/>
+        </w:rPr>
+        <w:t>Panel</w:t>
+      </w:r>
+      <w:proofErr w:type="spellEnd"/>
+      <w:r>
+        <w:rPr>
+          <w:rFonts w:ascii="Helvetica" w:eastAsia="Times New Roman" w:hAnsi="Helvetica" w:cs="Helvetica"/>
+          <w:b/>
+          <w:bCs/>
+          <w:color w:val="000000"/>
+          <w:sz w:val="24"/>
+          <w:szCs w:val="24"/>
+        </w:rPr>
+        <w:t xml:space="preserve"> ID </w:t>
+      </w:r>
+      <w:proofErr w:type="spellStart"/>
+      <w:r>
+        <w:rPr>
+          <w:rFonts w:ascii="Helvetica" w:eastAsia="Times New Roman" w:hAnsi="Helvetica" w:cs="Helvetica"/>
+          <w:b/>
+          <w:bCs/>
+          <w:color w:val="000000"/>
+          <w:sz w:val="24"/>
+          <w:szCs w:val="24"/>
+        </w:rPr>
+        <w:t>Extraction</w:t>
+      </w:r>
+      <w:proofErr w:type="spellEnd"/>
+      <w:r>
+        <w:rPr>
+          <w:rFonts w:ascii="Helvetica" w:eastAsia="Times New Roman" w:hAnsi="Helvetica" w:cs="Helvetica"/>
+          <w:b/>
+          <w:bCs/>
+          <w:color w:val="000000"/>
+          <w:sz w:val="24"/>
+          <w:szCs w:val="24"/>
+        </w:rPr>
+        <w:t xml:space="preserve"> &amp; (OK) Suffix Normalization:</w:t>
       </w:r>
     </w:p>
     <w:p>
@@ -9026,6 +9696,7 @@
           <w:szCs w:val="24"/>
         </w:rPr>
       </w:pPr>
+      <w:proofErr w:type="spellStart"/>
       <w:r>
         <w:rPr>
           <w:rFonts w:ascii="Helvetica" w:eastAsia="Times New Roman" w:hAnsi="Helvetica" w:cs="Helvetica"/>
@@ -9033,7 +9704,17 @@
           <w:sz w:val="24"/>
           <w:szCs w:val="24"/>
         </w:rPr>
-        <w:t>Prepends </w:t>
+        <w:t>Prepends</w:t>
+      </w:r>
+      <w:proofErr w:type="spellEnd"/>
+      <w:r>
+        <w:rPr>
+          <w:rFonts w:ascii="Helvetica" w:eastAsia="Times New Roman" w:hAnsi="Helvetica" w:cs="Helvetica"/>
+          <w:color w:val="333333"/>
+          <w:sz w:val="24"/>
+          <w:szCs w:val="24"/>
+        </w:rPr>
+        <w:t> </w:t>
       </w:r>
       <w:r>
         <w:rPr>
@@ -9052,7 +9733,47 @@
           <w:sz w:val="24"/>
           <w:szCs w:val="24"/>
         </w:rPr>
-        <w:t> to numeric codes (</w:t>
+        <w:t xml:space="preserve"> to </w:t>
+      </w:r>
+      <w:proofErr w:type="spellStart"/>
+      <w:r>
+        <w:rPr>
+          <w:rFonts w:ascii="Helvetica" w:eastAsia="Times New Roman" w:hAnsi="Helvetica" w:cs="Helvetica"/>
+          <w:color w:val="333333"/>
+          <w:sz w:val="24"/>
+          <w:szCs w:val="24"/>
+        </w:rPr>
+        <w:t>numeric</w:t>
+      </w:r>
+      <w:proofErr w:type="spellEnd"/>
+      <w:r>
+        <w:rPr>
+          <w:rFonts w:ascii="Helvetica" w:eastAsia="Times New Roman" w:hAnsi="Helvetica" w:cs="Helvetica"/>
+          <w:color w:val="333333"/>
+          <w:sz w:val="24"/>
+          <w:szCs w:val="24"/>
+        </w:rPr>
+        <w:t xml:space="preserve"> </w:t>
+      </w:r>
+      <w:proofErr w:type="spellStart"/>
+      <w:r>
+        <w:rPr>
+          <w:rFonts w:ascii="Helvetica" w:eastAsia="Times New Roman" w:hAnsi="Helvetica" w:cs="Helvetica"/>
+          <w:color w:val="333333"/>
+          <w:sz w:val="24"/>
+          <w:szCs w:val="24"/>
+        </w:rPr>
+        <w:t>codes</w:t>
+      </w:r>
+      <w:proofErr w:type="spellEnd"/>
+      <w:r>
+        <w:rPr>
+          <w:rFonts w:ascii="Helvetica" w:eastAsia="Times New Roman" w:hAnsi="Helvetica" w:cs="Helvetica"/>
+          <w:color w:val="333333"/>
+          <w:sz w:val="24"/>
+          <w:szCs w:val="24"/>
+        </w:rPr>
+        <w:t xml:space="preserve"> (</w:t>
       </w:r>
       <w:r>
         <w:rPr>
@@ -9114,13 +9835,586 @@
     </w:p>
     <w:p>
       <w:pPr>
+        <w:shd w:val="clear" w:color="auto" w:fill="FFFFFF"/>
+        <w:suppressAutoHyphens w:val="0"/>
+        <w:spacing w:before="100" w:beforeAutospacing="1" w:after="0" w:line="240" w:lineRule="auto"/>
+        <w:rPr>
+          <w:rFonts w:ascii="Helvetica" w:eastAsia="Times New Roman" w:hAnsi="Helvetica" w:cs="Helvetica"/>
+          <w:color w:val="333333"/>
+          <w:sz w:val="24"/>
+          <w:szCs w:val="24"/>
+        </w:rPr>
+      </w:pPr>
+    </w:p>
+    <w:p>
+      <w:pPr>
+        <w:pStyle w:val="NormalWeb"/>
+        <w:jc w:val="center"/>
+      </w:pPr>
+      <w:r>
+        <w:rPr>
+          <w:noProof/>
+        </w:rPr>
+        <w:drawing>
+          <wp:inline distT="0" distB="0" distL="0" distR="0" wp14:anchorId="34AA9D99" wp14:editId="16D0ED58">
+            <wp:extent cx="2465070" cy="5477892"/>
+            <wp:effectExtent l="0" t="0" r="0" b="0"/>
+            <wp:docPr id="430400796" name="Picture 3"/>
+            <wp:cNvGraphicFramePr>
+              <a:graphicFrameLocks xmlns:a="http://schemas.openxmlformats.org/drawingml/2006/main" noChangeAspect="1"/>
+            </wp:cNvGraphicFramePr>
+            <a:graphic xmlns:a="http://schemas.openxmlformats.org/drawingml/2006/main">
+              <a:graphicData uri="http://schemas.openxmlformats.org/drawingml/2006/picture">
+                <pic:pic xmlns:pic="http://schemas.openxmlformats.org/drawingml/2006/picture">
+                  <pic:nvPicPr>
+                    <pic:cNvPr id="0" name="Picture 16"/>
+                    <pic:cNvPicPr>
+                      <a:picLocks noChangeAspect="1" noChangeArrowheads="1"/>
+                    </pic:cNvPicPr>
+                  </pic:nvPicPr>
+                  <pic:blipFill>
+                    <a:blip r:embed="rId14" cstate="print">
+                      <a:extLst>
+                        <a:ext uri="{28A0092B-C50C-407E-A947-70E740481C1C}">
+                          <a14:useLocalDpi xmlns:a14="http://schemas.microsoft.com/office/drawing/2010/main" val="0"/>
+                        </a:ext>
+                      </a:extLst>
+                    </a:blip>
+                    <a:srcRect/>
+                    <a:stretch>
+                      <a:fillRect/>
+                    </a:stretch>
+                  </pic:blipFill>
+                  <pic:spPr bwMode="auto">
+                    <a:xfrm>
+                      <a:off x="0" y="0"/>
+                      <a:ext cx="2465070" cy="5477892"/>
+                    </a:xfrm>
+                    <a:prstGeom prst="rect">
+                      <a:avLst/>
+                    </a:prstGeom>
+                    <a:noFill/>
+                    <a:ln>
+                      <a:noFill/>
+                    </a:ln>
+                  </pic:spPr>
+                </pic:pic>
+              </a:graphicData>
+            </a:graphic>
+          </wp:inline>
+        </w:drawing>
+      </w:r>
+      <w:r>
+        <w:t xml:space="preserve">  </w:t>
+      </w:r>
+      <w:r>
+        <w:drawing>
+          <wp:inline distT="0" distB="0" distL="0" distR="0" wp14:anchorId="39724D54" wp14:editId="7F542875">
+            <wp:extent cx="2463800" cy="5475069"/>
+            <wp:effectExtent l="0" t="0" r="0" b="0"/>
+            <wp:docPr id="722546882" name="Picture 7"/>
+            <wp:cNvGraphicFramePr>
+              <a:graphicFrameLocks xmlns:a="http://schemas.openxmlformats.org/drawingml/2006/main" noChangeAspect="1"/>
+            </wp:cNvGraphicFramePr>
+            <a:graphic xmlns:a="http://schemas.openxmlformats.org/drawingml/2006/main">
+              <a:graphicData uri="http://schemas.openxmlformats.org/drawingml/2006/picture">
+                <pic:pic xmlns:pic="http://schemas.openxmlformats.org/drawingml/2006/picture">
+                  <pic:nvPicPr>
+                    <pic:cNvPr id="0" name="Picture 41"/>
+                    <pic:cNvPicPr>
+                      <a:picLocks noChangeAspect="1" noChangeArrowheads="1"/>
+                    </pic:cNvPicPr>
+                  </pic:nvPicPr>
+                  <pic:blipFill>
+                    <a:blip r:embed="rId15" cstate="print">
+                      <a:extLst>
+                        <a:ext uri="{28A0092B-C50C-407E-A947-70E740481C1C}">
+                          <a14:useLocalDpi xmlns:a14="http://schemas.microsoft.com/office/drawing/2010/main" val="0"/>
+                        </a:ext>
+                      </a:extLst>
+                    </a:blip>
+                    <a:srcRect/>
+                    <a:stretch>
+                      <a:fillRect/>
+                    </a:stretch>
+                  </pic:blipFill>
+                  <pic:spPr bwMode="auto">
+                    <a:xfrm>
+                      <a:off x="0" y="0"/>
+                      <a:ext cx="2502755" cy="5561636"/>
+                    </a:xfrm>
+                    <a:prstGeom prst="rect">
+                      <a:avLst/>
+                    </a:prstGeom>
+                    <a:noFill/>
+                    <a:ln>
+                      <a:noFill/>
+                    </a:ln>
+                  </pic:spPr>
+                </pic:pic>
+              </a:graphicData>
+            </a:graphic>
+          </wp:inline>
+        </w:drawing>
+      </w:r>
+    </w:p>
+    <w:p>
+      <w:pPr>
+        <w:pStyle w:val="Caption"/>
+        <w:jc w:val="center"/>
+        <w:rPr>
+          <w:rFonts w:ascii="Arial" w:hAnsi="Arial" w:cs="Arial"/>
+        </w:rPr>
+      </w:pPr>
+      <w:proofErr w:type="spellStart"/>
+      <w:r>
+        <w:rPr>
+          <w:rFonts w:ascii="Arial" w:hAnsi="Arial" w:cs="Arial"/>
+        </w:rPr>
+        <w:t>Figure</w:t>
+      </w:r>
+      <w:proofErr w:type="spellEnd"/>
+      <w:r>
+        <w:rPr>
+          <w:rFonts w:ascii="Arial" w:hAnsi="Arial" w:cs="Arial"/>
+        </w:rPr>
+        <w:t xml:space="preserve"> </w:t>
+      </w:r>
+      <w:r>
+        <w:rPr>
+          <w:rFonts w:ascii="Arial" w:hAnsi="Arial" w:cs="Arial"/>
+        </w:rPr>
+        <w:t>6</w:t>
+      </w:r>
+      <w:r>
+        <w:rPr>
+          <w:rFonts w:ascii="Arial" w:hAnsi="Arial" w:cs="Arial"/>
+        </w:rPr>
+        <w:t xml:space="preserve">, </w:t>
+      </w:r>
+      <w:r>
+        <w:rPr>
+          <w:rFonts w:ascii="Arial" w:hAnsi="Arial" w:cs="Arial"/>
+        </w:rPr>
+        <w:t>7</w:t>
+      </w:r>
+      <w:r>
+        <w:rPr>
+          <w:rFonts w:ascii="Arial" w:hAnsi="Arial" w:cs="Arial"/>
+        </w:rPr>
+        <w:t>.</w:t>
+      </w:r>
+      <w:r>
+        <w:rPr>
+          <w:rFonts w:ascii="Arial" w:hAnsi="Arial" w:cs="Arial"/>
+        </w:rPr>
+        <w:t xml:space="preserve"> </w:t>
+      </w:r>
+      <w:proofErr w:type="spellStart"/>
+      <w:r>
+        <w:rPr>
+          <w:rFonts w:ascii="Arial" w:hAnsi="Arial" w:cs="Arial"/>
+        </w:rPr>
+        <w:t>Main</w:t>
+      </w:r>
+      <w:proofErr w:type="spellEnd"/>
+      <w:r>
+        <w:rPr>
+          <w:rFonts w:ascii="Arial" w:hAnsi="Arial" w:cs="Arial"/>
+        </w:rPr>
+        <w:t xml:space="preserve"> </w:t>
+      </w:r>
+      <w:proofErr w:type="spellStart"/>
+      <w:r>
+        <w:rPr>
+          <w:rFonts w:ascii="Arial" w:hAnsi="Arial" w:cs="Arial"/>
+        </w:rPr>
+        <w:t>view</w:t>
+      </w:r>
+      <w:proofErr w:type="spellEnd"/>
+      <w:r>
+        <w:rPr>
+          <w:rFonts w:ascii="Arial" w:hAnsi="Arial" w:cs="Arial"/>
+        </w:rPr>
+        <w:t xml:space="preserve">: </w:t>
+      </w:r>
+      <w:proofErr w:type="spellStart"/>
+      <w:r>
+        <w:rPr>
+          <w:rFonts w:ascii="Arial" w:hAnsi="Arial" w:cs="Arial"/>
+        </w:rPr>
+        <w:t>Document</w:t>
+      </w:r>
+      <w:proofErr w:type="spellEnd"/>
+      <w:r>
+        <w:rPr>
+          <w:rFonts w:ascii="Arial" w:hAnsi="Arial" w:cs="Arial"/>
+        </w:rPr>
+        <w:t xml:space="preserve"> </w:t>
+      </w:r>
+      <w:proofErr w:type="spellStart"/>
+      <w:r>
+        <w:rPr>
+          <w:rFonts w:ascii="Arial" w:hAnsi="Arial" w:cs="Arial"/>
+        </w:rPr>
+        <w:t>processing</w:t>
+      </w:r>
+      <w:proofErr w:type="spellEnd"/>
+      <w:r>
+        <w:rPr>
+          <w:rFonts w:ascii="Arial" w:hAnsi="Arial" w:cs="Arial"/>
+        </w:rPr>
+        <w:t>.</w:t>
+      </w:r>
+    </w:p>
+    <w:p>
+      <w:pPr>
+        <w:pStyle w:val="NormalWeb"/>
+        <w:jc w:val="center"/>
+      </w:pPr>
+      <w:r>
+        <w:lastRenderedPageBreak/>
+        <w:drawing>
+          <wp:inline distT="0" distB="0" distL="0" distR="0" wp14:anchorId="51693E82" wp14:editId="2DC5261E">
+            <wp:extent cx="2617299" cy="5816176"/>
+            <wp:effectExtent l="0" t="0" r="0" b="0"/>
+            <wp:docPr id="1512559224" name="Picture 13"/>
+            <wp:cNvGraphicFramePr>
+              <a:graphicFrameLocks xmlns:a="http://schemas.openxmlformats.org/drawingml/2006/main" noChangeAspect="1"/>
+            </wp:cNvGraphicFramePr>
+            <a:graphic xmlns:a="http://schemas.openxmlformats.org/drawingml/2006/main">
+              <a:graphicData uri="http://schemas.openxmlformats.org/drawingml/2006/picture">
+                <pic:pic xmlns:pic="http://schemas.openxmlformats.org/drawingml/2006/picture">
+                  <pic:nvPicPr>
+                    <pic:cNvPr id="0" name="Picture 65"/>
+                    <pic:cNvPicPr>
+                      <a:picLocks noChangeAspect="1" noChangeArrowheads="1"/>
+                    </pic:cNvPicPr>
+                  </pic:nvPicPr>
+                  <pic:blipFill>
+                    <a:blip r:embed="rId16" cstate="print">
+                      <a:extLst>
+                        <a:ext uri="{28A0092B-C50C-407E-A947-70E740481C1C}">
+                          <a14:useLocalDpi xmlns:a14="http://schemas.microsoft.com/office/drawing/2010/main" val="0"/>
+                        </a:ext>
+                      </a:extLst>
+                    </a:blip>
+                    <a:srcRect/>
+                    <a:stretch>
+                      <a:fillRect/>
+                    </a:stretch>
+                  </pic:blipFill>
+                  <pic:spPr bwMode="auto">
+                    <a:xfrm>
+                      <a:off x="0" y="0"/>
+                      <a:ext cx="2642371" cy="5871892"/>
+                    </a:xfrm>
+                    <a:prstGeom prst="rect">
+                      <a:avLst/>
+                    </a:prstGeom>
+                    <a:noFill/>
+                    <a:ln>
+                      <a:noFill/>
+                    </a:ln>
+                  </pic:spPr>
+                </pic:pic>
+              </a:graphicData>
+            </a:graphic>
+          </wp:inline>
+        </w:drawing>
+      </w:r>
+      <w:r>
+        <w:t xml:space="preserve"> </w:t>
+      </w:r>
+      <w:r>
+        <w:t xml:space="preserve"> </w:t>
+      </w:r>
+      <w:r>
+        <w:drawing>
+          <wp:inline distT="0" distB="0" distL="0" distR="0" wp14:anchorId="4360F85C" wp14:editId="7678C1D0">
+            <wp:extent cx="2616200" cy="5813733"/>
+            <wp:effectExtent l="0" t="0" r="0" b="0"/>
+            <wp:docPr id="754952533" name="Picture 9"/>
+            <wp:cNvGraphicFramePr>
+              <a:graphicFrameLocks xmlns:a="http://schemas.openxmlformats.org/drawingml/2006/main" noChangeAspect="1"/>
+            </wp:cNvGraphicFramePr>
+            <a:graphic xmlns:a="http://schemas.openxmlformats.org/drawingml/2006/main">
+              <a:graphicData uri="http://schemas.openxmlformats.org/drawingml/2006/picture">
+                <pic:pic xmlns:pic="http://schemas.openxmlformats.org/drawingml/2006/picture">
+                  <pic:nvPicPr>
+                    <pic:cNvPr id="0" name="Picture 48"/>
+                    <pic:cNvPicPr>
+                      <a:picLocks noChangeAspect="1" noChangeArrowheads="1"/>
+                    </pic:cNvPicPr>
+                  </pic:nvPicPr>
+                  <pic:blipFill>
+                    <a:blip r:embed="rId17" cstate="print">
+                      <a:extLst>
+                        <a:ext uri="{28A0092B-C50C-407E-A947-70E740481C1C}">
+                          <a14:useLocalDpi xmlns:a14="http://schemas.microsoft.com/office/drawing/2010/main" val="0"/>
+                        </a:ext>
+                      </a:extLst>
+                    </a:blip>
+                    <a:srcRect/>
+                    <a:stretch>
+                      <a:fillRect/>
+                    </a:stretch>
+                  </pic:blipFill>
+                  <pic:spPr bwMode="auto">
+                    <a:xfrm>
+                      <a:off x="0" y="0"/>
+                      <a:ext cx="2618677" cy="5819238"/>
+                    </a:xfrm>
+                    <a:prstGeom prst="rect">
+                      <a:avLst/>
+                    </a:prstGeom>
+                    <a:noFill/>
+                    <a:ln>
+                      <a:noFill/>
+                    </a:ln>
+                  </pic:spPr>
+                </pic:pic>
+              </a:graphicData>
+            </a:graphic>
+          </wp:inline>
+        </w:drawing>
+      </w:r>
+    </w:p>
+    <w:p>
+      <w:pPr>
+        <w:pStyle w:val="NormalWeb"/>
+        <w:jc w:val="center"/>
+      </w:pPr>
+      <w:proofErr w:type="spellStart"/>
+      <w:r>
+        <w:rPr>
+          <w:rFonts w:asciiTheme="minorHAnsi" w:eastAsia="Calibri" w:hAnsiTheme="minorHAnsi" w:cstheme="minorHAnsi"/>
+          <w:i/>
+          <w:iCs/>
+        </w:rPr>
+        <w:t>Figure</w:t>
+      </w:r>
+      <w:proofErr w:type="spellEnd"/>
+      <w:r>
+        <w:rPr>
+          <w:rFonts w:asciiTheme="minorHAnsi" w:eastAsia="Calibri" w:hAnsiTheme="minorHAnsi" w:cstheme="minorHAnsi"/>
+          <w:i/>
+          <w:iCs/>
+        </w:rPr>
+        <w:t xml:space="preserve"> </w:t>
+      </w:r>
+      <w:r>
+        <w:rPr>
+          <w:rFonts w:asciiTheme="minorHAnsi" w:eastAsia="Calibri" w:hAnsiTheme="minorHAnsi" w:cstheme="minorHAnsi"/>
+          <w:i/>
+          <w:iCs/>
+        </w:rPr>
+        <w:t>8</w:t>
+      </w:r>
+      <w:r>
+        <w:rPr>
+          <w:rFonts w:asciiTheme="minorHAnsi" w:eastAsia="Calibri" w:hAnsiTheme="minorHAnsi" w:cstheme="minorHAnsi"/>
+          <w:i/>
+          <w:iCs/>
+        </w:rPr>
+        <w:t xml:space="preserve">, </w:t>
+      </w:r>
+      <w:r>
+        <w:rPr>
+          <w:rFonts w:asciiTheme="minorHAnsi" w:eastAsia="Calibri" w:hAnsiTheme="minorHAnsi" w:cstheme="minorHAnsi"/>
+          <w:i/>
+          <w:iCs/>
+        </w:rPr>
+        <w:t>9</w:t>
+      </w:r>
+      <w:r>
+        <w:rPr>
+          <w:rFonts w:asciiTheme="minorHAnsi" w:eastAsia="Calibri" w:hAnsiTheme="minorHAnsi" w:cstheme="minorHAnsi"/>
+          <w:i/>
+          <w:iCs/>
+        </w:rPr>
+        <w:t xml:space="preserve">. </w:t>
+      </w:r>
+      <w:proofErr w:type="spellStart"/>
+      <w:r>
+        <w:rPr>
+          <w:rFonts w:asciiTheme="minorHAnsi" w:eastAsia="Calibri" w:hAnsiTheme="minorHAnsi" w:cstheme="minorHAnsi"/>
+          <w:i/>
+          <w:iCs/>
+        </w:rPr>
+        <w:t>Main</w:t>
+      </w:r>
+      <w:proofErr w:type="spellEnd"/>
+      <w:r>
+        <w:rPr>
+          <w:rFonts w:asciiTheme="minorHAnsi" w:eastAsia="Calibri" w:hAnsiTheme="minorHAnsi" w:cstheme="minorHAnsi"/>
+          <w:i/>
+          <w:iCs/>
+        </w:rPr>
+        <w:t xml:space="preserve"> </w:t>
+      </w:r>
+      <w:proofErr w:type="spellStart"/>
+      <w:r>
+        <w:rPr>
+          <w:rFonts w:asciiTheme="minorHAnsi" w:eastAsia="Calibri" w:hAnsiTheme="minorHAnsi" w:cstheme="minorHAnsi"/>
+          <w:i/>
+          <w:iCs/>
+        </w:rPr>
+        <w:t>view</w:t>
+      </w:r>
+      <w:proofErr w:type="spellEnd"/>
+      <w:r>
+        <w:rPr>
+          <w:rFonts w:asciiTheme="minorHAnsi" w:eastAsia="Calibri" w:hAnsiTheme="minorHAnsi" w:cstheme="minorHAnsi"/>
+          <w:i/>
+          <w:iCs/>
+        </w:rPr>
+        <w:t xml:space="preserve">: </w:t>
+      </w:r>
+      <w:proofErr w:type="spellStart"/>
+      <w:r>
+        <w:rPr>
+          <w:rFonts w:asciiTheme="minorHAnsi" w:eastAsia="Calibri" w:hAnsiTheme="minorHAnsi" w:cstheme="minorHAnsi"/>
+          <w:i/>
+          <w:iCs/>
+        </w:rPr>
+        <w:t>Document</w:t>
+      </w:r>
+      <w:proofErr w:type="spellEnd"/>
+      <w:r>
+        <w:rPr>
+          <w:rFonts w:asciiTheme="minorHAnsi" w:eastAsia="Calibri" w:hAnsiTheme="minorHAnsi" w:cstheme="minorHAnsi"/>
+          <w:i/>
+          <w:iCs/>
+        </w:rPr>
+        <w:t xml:space="preserve"> </w:t>
+      </w:r>
+      <w:proofErr w:type="spellStart"/>
+      <w:r>
+        <w:rPr>
+          <w:rFonts w:asciiTheme="minorHAnsi" w:eastAsia="Calibri" w:hAnsiTheme="minorHAnsi" w:cstheme="minorHAnsi"/>
+          <w:i/>
+          <w:iCs/>
+        </w:rPr>
+        <w:t>processin</w:t>
+      </w:r>
+      <w:r>
+        <w:rPr>
+          <w:rFonts w:asciiTheme="minorHAnsi" w:eastAsia="Calibri" w:hAnsiTheme="minorHAnsi" w:cstheme="minorHAnsi"/>
+          <w:i/>
+          <w:iCs/>
+        </w:rPr>
+        <w:t>g</w:t>
+      </w:r>
+      <w:proofErr w:type="spellEnd"/>
+      <w:r>
+        <w:rPr>
+          <w:rFonts w:asciiTheme="minorHAnsi" w:eastAsia="Calibri" w:hAnsiTheme="minorHAnsi" w:cstheme="minorHAnsi"/>
+          <w:i/>
+          <w:iCs/>
+        </w:rPr>
+        <w:t xml:space="preserve"> </w:t>
+      </w:r>
+      <w:proofErr w:type="spellStart"/>
+      <w:r>
+        <w:rPr>
+          <w:rFonts w:asciiTheme="minorHAnsi" w:eastAsia="Calibri" w:hAnsiTheme="minorHAnsi" w:cstheme="minorHAnsi"/>
+          <w:i/>
+          <w:iCs/>
+        </w:rPr>
+        <w:t>and</w:t>
+      </w:r>
+      <w:proofErr w:type="spellEnd"/>
+      <w:r>
+        <w:rPr>
+          <w:rFonts w:asciiTheme="minorHAnsi" w:eastAsia="Calibri" w:hAnsiTheme="minorHAnsi" w:cstheme="minorHAnsi"/>
+          <w:i/>
+          <w:iCs/>
+        </w:rPr>
+        <w:t xml:space="preserve"> </w:t>
+      </w:r>
+      <w:proofErr w:type="spellStart"/>
+      <w:r>
+        <w:rPr>
+          <w:rFonts w:asciiTheme="minorHAnsi" w:eastAsia="Calibri" w:hAnsiTheme="minorHAnsi" w:cstheme="minorHAnsi"/>
+          <w:i/>
+          <w:iCs/>
+        </w:rPr>
+        <w:t>interactive</w:t>
+      </w:r>
+      <w:proofErr w:type="spellEnd"/>
+      <w:r>
+        <w:rPr>
+          <w:rFonts w:asciiTheme="minorHAnsi" w:eastAsia="Calibri" w:hAnsiTheme="minorHAnsi" w:cstheme="minorHAnsi"/>
+          <w:i/>
+          <w:iCs/>
+        </w:rPr>
+        <w:t xml:space="preserve"> </w:t>
+      </w:r>
+      <w:proofErr w:type="spellStart"/>
+      <w:r>
+        <w:rPr>
+          <w:rFonts w:asciiTheme="minorHAnsi" w:eastAsia="Calibri" w:hAnsiTheme="minorHAnsi" w:cstheme="minorHAnsi"/>
+          <w:i/>
+          <w:iCs/>
+        </w:rPr>
+        <w:t>table</w:t>
+      </w:r>
+      <w:proofErr w:type="spellEnd"/>
+      <w:r>
+        <w:rPr>
+          <w:rFonts w:asciiTheme="minorHAnsi" w:eastAsia="Calibri" w:hAnsiTheme="minorHAnsi" w:cstheme="minorHAnsi"/>
+          <w:i/>
+          <w:iCs/>
+        </w:rPr>
+        <w:t>.</w:t>
+      </w:r>
+    </w:p>
+    <w:p>
+      <w:pPr>
+        <w:pStyle w:val="NormalWeb"/>
+        <w:jc w:val="center"/>
+      </w:pPr>
+    </w:p>
+    <w:p>
+      <w:pPr>
+        <w:pStyle w:val="NormalWeb"/>
+        <w:jc w:val="center"/>
+      </w:pPr>
+    </w:p>
+    <w:p>
+      <w:pPr>
+        <w:pStyle w:val="NormalWeb"/>
+      </w:pPr>
+    </w:p>
+    <w:p>
+      <w:pPr>
+        <w:pStyle w:val="NormalWeb"/>
+      </w:pPr>
+    </w:p>
+    <w:p>
+      <w:pPr>
+        <w:shd w:val="clear" w:color="auto" w:fill="FFFFFF"/>
+        <w:suppressAutoHyphens w:val="0"/>
+        <w:spacing w:before="100" w:beforeAutospacing="1" w:after="0" w:line="240" w:lineRule="auto"/>
+        <w:rPr>
+          <w:rFonts w:ascii="Helvetica" w:eastAsia="Times New Roman" w:hAnsi="Helvetica" w:cs="Helvetica"/>
+          <w:color w:val="333333"/>
+          <w:sz w:val="24"/>
+          <w:szCs w:val="24"/>
+        </w:rPr>
+      </w:pPr>
+    </w:p>
+    <w:p>
+      <w:pPr>
         <w:pStyle w:val="Heading1"/>
       </w:pPr>
-      <w:bookmarkStart w:id="10" w:name="_Toc243938853"/>
-      <w:r>
+      <w:bookmarkStart w:id="11" w:name="_Toc243949326"/>
+      <w:r>
+        <w:lastRenderedPageBreak/>
         <w:t>Excel Import File Generation (Tab 2)</w:t>
       </w:r>
-      <w:bookmarkEnd w:id="10"/>
+      <w:bookmarkEnd w:id="11"/>
     </w:p>
     <w:p>
       <w:pPr>
@@ -10753,8 +12047,9 @@
                 <w:sz w:val="24"/>
                 <w:szCs w:val="24"/>
               </w:rPr>
-              <w:t xml:space="preserve"> (3 decimal </w:t>
-            </w:r>
+              <w:t xml:space="preserve"> (3 </w:t>
+            </w:r>
+            <w:proofErr w:type="spellStart"/>
             <w:r>
               <w:rPr>
                 <w:rFonts w:ascii="Helvetica" w:eastAsia="Times New Roman" w:hAnsi="Helvetica" w:cs="Helvetica"/>
@@ -10762,8 +12057,57 @@
                 <w:sz w:val="24"/>
                 <w:szCs w:val="24"/>
               </w:rPr>
-              <w:lastRenderedPageBreak/>
-              <w:t>places, e.g. </w:t>
+              <w:t>decimal</w:t>
+            </w:r>
+            <w:proofErr w:type="spellEnd"/>
+            <w:r>
+              <w:rPr>
+                <w:rFonts w:ascii="Helvetica" w:eastAsia="Times New Roman" w:hAnsi="Helvetica" w:cs="Helvetica"/>
+                <w:color w:val="333333"/>
+                <w:sz w:val="24"/>
+                <w:szCs w:val="24"/>
+              </w:rPr>
+              <w:t xml:space="preserve"> </w:t>
+            </w:r>
+            <w:proofErr w:type="spellStart"/>
+            <w:r>
+              <w:rPr>
+                <w:rFonts w:ascii="Helvetica" w:eastAsia="Times New Roman" w:hAnsi="Helvetica" w:cs="Helvetica"/>
+                <w:color w:val="333333"/>
+                <w:sz w:val="24"/>
+                <w:szCs w:val="24"/>
+              </w:rPr>
+              <w:t>places</w:t>
+            </w:r>
+            <w:proofErr w:type="spellEnd"/>
+            <w:r>
+              <w:rPr>
+                <w:rFonts w:ascii="Helvetica" w:eastAsia="Times New Roman" w:hAnsi="Helvetica" w:cs="Helvetica"/>
+                <w:color w:val="333333"/>
+                <w:sz w:val="24"/>
+                <w:szCs w:val="24"/>
+              </w:rPr>
+              <w:t xml:space="preserve">, </w:t>
+            </w:r>
+            <w:proofErr w:type="spellStart"/>
+            <w:r>
+              <w:rPr>
+                <w:rFonts w:ascii="Helvetica" w:eastAsia="Times New Roman" w:hAnsi="Helvetica" w:cs="Helvetica"/>
+                <w:color w:val="333333"/>
+                <w:sz w:val="24"/>
+                <w:szCs w:val="24"/>
+              </w:rPr>
+              <w:t>e.g</w:t>
+            </w:r>
+            <w:proofErr w:type="spellEnd"/>
+            <w:r>
+              <w:rPr>
+                <w:rFonts w:ascii="Helvetica" w:eastAsia="Times New Roman" w:hAnsi="Helvetica" w:cs="Helvetica"/>
+                <w:color w:val="333333"/>
+                <w:sz w:val="24"/>
+                <w:szCs w:val="24"/>
+              </w:rPr>
+              <w:t>. </w:t>
             </w:r>
             <w:r>
               <w:rPr>
@@ -10901,6 +12245,7 @@
                 <w:szCs w:val="24"/>
               </w:rPr>
             </w:pPr>
+            <w:proofErr w:type="spellStart"/>
             <w:r>
               <w:rPr>
                 <w:rFonts w:ascii="Helvetica" w:eastAsia="Times New Roman" w:hAnsi="Helvetica" w:cs="Helvetica"/>
@@ -10910,6 +12255,7 @@
               </w:rPr>
               <w:t>String</w:t>
             </w:r>
+            <w:proofErr w:type="spellEnd"/>
           </w:p>
         </w:tc>
         <w:tc>
@@ -11138,6 +12484,7 @@
                 <w:szCs w:val="24"/>
               </w:rPr>
             </w:pPr>
+            <w:proofErr w:type="spellStart"/>
             <w:r>
               <w:rPr>
                 <w:rFonts w:ascii="Helvetica" w:eastAsia="Times New Roman" w:hAnsi="Helvetica" w:cs="Helvetica"/>
@@ -11145,7 +12492,77 @@
                 <w:sz w:val="24"/>
                 <w:szCs w:val="24"/>
               </w:rPr>
-              <w:t>Normalized project code (e.g. </w:t>
+              <w:t>Normalized</w:t>
+            </w:r>
+            <w:proofErr w:type="spellEnd"/>
+            <w:r>
+              <w:rPr>
+                <w:rFonts w:ascii="Helvetica" w:eastAsia="Times New Roman" w:hAnsi="Helvetica" w:cs="Helvetica"/>
+                <w:color w:val="333333"/>
+                <w:sz w:val="24"/>
+                <w:szCs w:val="24"/>
+              </w:rPr>
+              <w:t xml:space="preserve"> </w:t>
+            </w:r>
+            <w:proofErr w:type="spellStart"/>
+            <w:r>
+              <w:rPr>
+                <w:rFonts w:ascii="Helvetica" w:eastAsia="Times New Roman" w:hAnsi="Helvetica" w:cs="Helvetica"/>
+                <w:color w:val="333333"/>
+                <w:sz w:val="24"/>
+                <w:szCs w:val="24"/>
+              </w:rPr>
+              <w:t>project</w:t>
+            </w:r>
+            <w:proofErr w:type="spellEnd"/>
+            <w:r>
+              <w:rPr>
+                <w:rFonts w:ascii="Helvetica" w:eastAsia="Times New Roman" w:hAnsi="Helvetica" w:cs="Helvetica"/>
+                <w:color w:val="333333"/>
+                <w:sz w:val="24"/>
+                <w:szCs w:val="24"/>
+              </w:rPr>
+              <w:t xml:space="preserve"> </w:t>
+            </w:r>
+            <w:proofErr w:type="spellStart"/>
+            <w:r>
+              <w:rPr>
+                <w:rFonts w:ascii="Helvetica" w:eastAsia="Times New Roman" w:hAnsi="Helvetica" w:cs="Helvetica"/>
+                <w:color w:val="333333"/>
+                <w:sz w:val="24"/>
+                <w:szCs w:val="24"/>
+              </w:rPr>
+              <w:t>code</w:t>
+            </w:r>
+            <w:proofErr w:type="spellEnd"/>
+            <w:r>
+              <w:rPr>
+                <w:rFonts w:ascii="Helvetica" w:eastAsia="Times New Roman" w:hAnsi="Helvetica" w:cs="Helvetica"/>
+                <w:color w:val="333333"/>
+                <w:sz w:val="24"/>
+                <w:szCs w:val="24"/>
+              </w:rPr>
+              <w:t xml:space="preserve"> (</w:t>
+            </w:r>
+            <w:proofErr w:type="spellStart"/>
+            <w:r>
+              <w:rPr>
+                <w:rFonts w:ascii="Helvetica" w:eastAsia="Times New Roman" w:hAnsi="Helvetica" w:cs="Helvetica"/>
+                <w:color w:val="333333"/>
+                <w:sz w:val="24"/>
+                <w:szCs w:val="24"/>
+              </w:rPr>
+              <w:t>e.g</w:t>
+            </w:r>
+            <w:proofErr w:type="spellEnd"/>
+            <w:r>
+              <w:rPr>
+                <w:rFonts w:ascii="Helvetica" w:eastAsia="Times New Roman" w:hAnsi="Helvetica" w:cs="Helvetica"/>
+                <w:color w:val="333333"/>
+                <w:sz w:val="24"/>
+                <w:szCs w:val="24"/>
+              </w:rPr>
+              <w:t>. </w:t>
             </w:r>
             <w:r>
               <w:rPr>
@@ -11324,6 +12741,7 @@
                 <w:szCs w:val="24"/>
               </w:rPr>
             </w:pPr>
+            <w:proofErr w:type="spellStart"/>
             <w:r>
               <w:rPr>
                 <w:rFonts w:ascii="Helvetica" w:eastAsia="Times New Roman" w:hAnsi="Helvetica" w:cs="Helvetica"/>
@@ -11331,7 +12749,37 @@
                 <w:sz w:val="24"/>
                 <w:szCs w:val="24"/>
               </w:rPr>
-              <w:t>Fixed constant </w:t>
+              <w:t>Fixed</w:t>
+            </w:r>
+            <w:proofErr w:type="spellEnd"/>
+            <w:r>
+              <w:rPr>
+                <w:rFonts w:ascii="Helvetica" w:eastAsia="Times New Roman" w:hAnsi="Helvetica" w:cs="Helvetica"/>
+                <w:color w:val="333333"/>
+                <w:sz w:val="24"/>
+                <w:szCs w:val="24"/>
+              </w:rPr>
+              <w:t xml:space="preserve"> </w:t>
+            </w:r>
+            <w:proofErr w:type="spellStart"/>
+            <w:r>
+              <w:rPr>
+                <w:rFonts w:ascii="Helvetica" w:eastAsia="Times New Roman" w:hAnsi="Helvetica" w:cs="Helvetica"/>
+                <w:color w:val="333333"/>
+                <w:sz w:val="24"/>
+                <w:szCs w:val="24"/>
+              </w:rPr>
+              <w:t>constant</w:t>
+            </w:r>
+            <w:proofErr w:type="spellEnd"/>
+            <w:r>
+              <w:rPr>
+                <w:rFonts w:ascii="Helvetica" w:eastAsia="Times New Roman" w:hAnsi="Helvetica" w:cs="Helvetica"/>
+                <w:color w:val="333333"/>
+                <w:sz w:val="24"/>
+                <w:szCs w:val="24"/>
+              </w:rPr>
+              <w:t> </w:t>
             </w:r>
             <w:r>
               <w:rPr>
@@ -11362,7 +12810,13 @@
           <w:szCs w:val="24"/>
         </w:rPr>
       </w:pPr>
-      <w:r>
+    </w:p>
+    <w:p>
+      <w:pPr>
+        <w:shd w:val="clear" w:color="auto" w:fill="FFFFFF"/>
+        <w:suppressAutoHyphens w:val="0"/>
+        <w:spacing w:before="240" w:after="240" w:line="240" w:lineRule="auto"/>
+        <w:outlineLvl w:val="3"/>
         <w:rPr>
           <w:rFonts w:ascii="Helvetica" w:eastAsia="Times New Roman" w:hAnsi="Helvetica" w:cs="Helvetica"/>
           <w:b/>
@@ -11371,15 +12825,204 @@
           <w:sz w:val="24"/>
           <w:szCs w:val="24"/>
         </w:rPr>
-        <w:t>C. File Naming &amp; Public Storage</w:t>
-      </w:r>
-    </w:p>
-    <w:p>
-      <w:pPr>
-        <w:numPr>
-          <w:ilvl w:val="0"/>
-          <w:numId w:val="24"/>
-        </w:numPr>
+      </w:pPr>
+    </w:p>
+    <w:p>
+      <w:pPr>
+        <w:shd w:val="clear" w:color="auto" w:fill="FFFFFF"/>
+        <w:suppressAutoHyphens w:val="0"/>
+        <w:spacing w:before="240" w:after="240" w:line="240" w:lineRule="auto"/>
+        <w:outlineLvl w:val="3"/>
+        <w:rPr>
+          <w:rFonts w:ascii="Helvetica" w:eastAsia="Times New Roman" w:hAnsi="Helvetica" w:cs="Helvetica"/>
+          <w:b/>
+          <w:bCs/>
+          <w:color w:val="000000"/>
+          <w:sz w:val="24"/>
+          <w:szCs w:val="24"/>
+        </w:rPr>
+      </w:pPr>
+      <w:r>
+        <w:rPr>
+          <w:noProof/>
+        </w:rPr>
+        <w:lastRenderedPageBreak/>
+        <w:pict w14:anchorId="7B406580">
+          <v:shapetype id="_x0000_t202" coordsize="21600,21600" o:spt="202" path="m,l,21600r21600,l21600,xe">
+            <v:stroke joinstyle="miter"/>
+            <v:path gradientshapeok="t" o:connecttype="rect"/>
+          </v:shapetype>
+          <v:shape id="_x0000_s2053" type="#_x0000_t202" style="position:absolute;margin-left:279.25pt;margin-top:269.4pt;width:180.15pt;height:.05pt;z-index:251660288;mso-position-horizontal-relative:text;mso-position-vertical-relative:text" stroked="f">
+            <v:textbox style="mso-fit-shape-to-text:t" inset="0,0,0,0">
+              <w:txbxContent>
+                <w:p>
+                  <w:pPr>
+                    <w:pStyle w:val="Caption"/>
+                    <w:jc w:val="center"/>
+                    <w:rPr>
+                      <w:noProof/>
+                      <w:sz w:val="22"/>
+                      <w:szCs w:val="22"/>
+                      <w:lang w:val="en-US"/>
+                    </w:rPr>
+                  </w:pPr>
+                  <w:r>
+                    <w:rPr>
+                      <w:lang w:val="en-US"/>
+                    </w:rPr>
+                    <w:t>Figure 8. Tab 2: Download Excel file</w:t>
+                  </w:r>
+                </w:p>
+              </w:txbxContent>
+            </v:textbox>
+            <w10:wrap type="square"/>
+          </v:shape>
+        </w:pict>
+      </w:r>
+      <w:r>
+        <w:rPr>
+          <w:noProof/>
+        </w:rPr>
+        <w:drawing>
+          <wp:anchor distT="0" distB="0" distL="114300" distR="114300" simplePos="0" relativeHeight="251659776" behindDoc="0" locked="0" layoutInCell="1" allowOverlap="1" wp14:anchorId="2A7CDF06" wp14:editId="3541862C">
+            <wp:simplePos x="0" y="0"/>
+            <wp:positionH relativeFrom="column">
+              <wp:posOffset>3546475</wp:posOffset>
+            </wp:positionH>
+            <wp:positionV relativeFrom="paragraph">
+              <wp:posOffset>-64770</wp:posOffset>
+            </wp:positionV>
+            <wp:extent cx="2287905" cy="3429000"/>
+            <wp:effectExtent l="0" t="0" r="0" b="0"/>
+            <wp:wrapSquare wrapText="bothSides"/>
+            <wp:docPr id="2128002205" name="Picture 17"/>
+            <wp:cNvGraphicFramePr>
+              <a:graphicFrameLocks xmlns:a="http://schemas.openxmlformats.org/drawingml/2006/main" noChangeAspect="1"/>
+            </wp:cNvGraphicFramePr>
+            <a:graphic xmlns:a="http://schemas.openxmlformats.org/drawingml/2006/main">
+              <a:graphicData uri="http://schemas.openxmlformats.org/drawingml/2006/picture">
+                <pic:pic xmlns:pic="http://schemas.openxmlformats.org/drawingml/2006/picture">
+                  <pic:nvPicPr>
+                    <pic:cNvPr id="0" name="Picture 79"/>
+                    <pic:cNvPicPr>
+                      <a:picLocks noChangeAspect="1" noChangeArrowheads="1"/>
+                    </pic:cNvPicPr>
+                  </pic:nvPicPr>
+                  <pic:blipFill rotWithShape="1">
+                    <a:blip r:embed="rId18" cstate="print">
+                      <a:extLst>
+                        <a:ext uri="{28A0092B-C50C-407E-A947-70E740481C1C}">
+                          <a14:useLocalDpi xmlns:a14="http://schemas.microsoft.com/office/drawing/2010/main" val="0"/>
+                        </a:ext>
+                      </a:extLst>
+                    </a:blip>
+                    <a:srcRect b="32555"/>
+                    <a:stretch>
+                      <a:fillRect/>
+                    </a:stretch>
+                  </pic:blipFill>
+                  <pic:spPr bwMode="auto">
+                    <a:xfrm>
+                      <a:off x="0" y="0"/>
+                      <a:ext cx="2287905" cy="3429000"/>
+                    </a:xfrm>
+                    <a:prstGeom prst="rect">
+                      <a:avLst/>
+                    </a:prstGeom>
+                    <a:noFill/>
+                    <a:ln>
+                      <a:noFill/>
+                    </a:ln>
+                    <a:extLst>
+                      <a:ext uri="{53640926-AAD7-44D8-BBD7-CCE9431645EC}">
+                        <a14:shadowObscured xmlns:a14="http://schemas.microsoft.com/office/drawing/2010/main"/>
+                      </a:ext>
+                    </a:extLst>
+                  </pic:spPr>
+                </pic:pic>
+              </a:graphicData>
+            </a:graphic>
+            <wp14:sizeRelV relativeFrom="margin">
+              <wp14:pctHeight>0</wp14:pctHeight>
+            </wp14:sizeRelV>
+          </wp:anchor>
+        </w:drawing>
+      </w:r>
+      <w:r>
+        <w:rPr>
+          <w:rFonts w:ascii="Helvetica" w:eastAsia="Times New Roman" w:hAnsi="Helvetica" w:cs="Helvetica"/>
+          <w:b/>
+          <w:bCs/>
+          <w:color w:val="000000"/>
+          <w:sz w:val="24"/>
+          <w:szCs w:val="24"/>
+        </w:rPr>
+        <w:t xml:space="preserve">C. </w:t>
+      </w:r>
+      <w:proofErr w:type="spellStart"/>
+      <w:r>
+        <w:rPr>
+          <w:rFonts w:ascii="Helvetica" w:eastAsia="Times New Roman" w:hAnsi="Helvetica" w:cs="Helvetica"/>
+          <w:b/>
+          <w:bCs/>
+          <w:color w:val="000000"/>
+          <w:sz w:val="24"/>
+          <w:szCs w:val="24"/>
+        </w:rPr>
+        <w:t>File</w:t>
+      </w:r>
+      <w:proofErr w:type="spellEnd"/>
+      <w:r>
+        <w:rPr>
+          <w:rFonts w:ascii="Helvetica" w:eastAsia="Times New Roman" w:hAnsi="Helvetica" w:cs="Helvetica"/>
+          <w:b/>
+          <w:bCs/>
+          <w:color w:val="000000"/>
+          <w:sz w:val="24"/>
+          <w:szCs w:val="24"/>
+        </w:rPr>
+        <w:t xml:space="preserve"> </w:t>
+      </w:r>
+      <w:proofErr w:type="spellStart"/>
+      <w:r>
+        <w:rPr>
+          <w:rFonts w:ascii="Helvetica" w:eastAsia="Times New Roman" w:hAnsi="Helvetica" w:cs="Helvetica"/>
+          <w:b/>
+          <w:bCs/>
+          <w:color w:val="000000"/>
+          <w:sz w:val="24"/>
+          <w:szCs w:val="24"/>
+        </w:rPr>
+        <w:t>Naming</w:t>
+      </w:r>
+      <w:proofErr w:type="spellEnd"/>
+      <w:r>
+        <w:rPr>
+          <w:rFonts w:ascii="Helvetica" w:eastAsia="Times New Roman" w:hAnsi="Helvetica" w:cs="Helvetica"/>
+          <w:b/>
+          <w:bCs/>
+          <w:color w:val="000000"/>
+          <w:sz w:val="24"/>
+          <w:szCs w:val="24"/>
+        </w:rPr>
+        <w:t xml:space="preserve"> &amp; </w:t>
+      </w:r>
+      <w:proofErr w:type="spellStart"/>
+      <w:r>
+        <w:rPr>
+          <w:rFonts w:ascii="Helvetica" w:eastAsia="Times New Roman" w:hAnsi="Helvetica" w:cs="Helvetica"/>
+          <w:b/>
+          <w:bCs/>
+          <w:color w:val="000000"/>
+          <w:sz w:val="24"/>
+          <w:szCs w:val="24"/>
+        </w:rPr>
+        <w:t>Storage</w:t>
+      </w:r>
+      <w:proofErr w:type="spellEnd"/>
+    </w:p>
+    <w:p>
+      <w:pPr>
         <w:shd w:val="clear" w:color="auto" w:fill="FFFFFF"/>
         <w:suppressAutoHyphens w:val="0"/>
         <w:spacing w:before="100" w:beforeAutospacing="1" w:after="0" w:line="240" w:lineRule="auto"/>
@@ -11390,6 +13033,7 @@
           <w:szCs w:val="24"/>
         </w:rPr>
       </w:pPr>
+      <w:proofErr w:type="spellStart"/>
       <w:r>
         <w:rPr>
           <w:rFonts w:ascii="Helvetica" w:eastAsia="Times New Roman" w:hAnsi="Helvetica" w:cs="Helvetica"/>
@@ -11397,7 +13041,37 @@
           <w:sz w:val="24"/>
           <w:szCs w:val="24"/>
         </w:rPr>
-        <w:t>File Name: </w:t>
+        <w:t>File</w:t>
+      </w:r>
+      <w:proofErr w:type="spellEnd"/>
+      <w:r>
+        <w:rPr>
+          <w:rFonts w:ascii="Helvetica" w:eastAsia="Times New Roman" w:hAnsi="Helvetica" w:cs="Helvetica"/>
+          <w:color w:val="333333"/>
+          <w:sz w:val="24"/>
+          <w:szCs w:val="24"/>
+        </w:rPr>
+        <w:t xml:space="preserve"> </w:t>
+      </w:r>
+      <w:proofErr w:type="spellStart"/>
+      <w:r>
+        <w:rPr>
+          <w:rFonts w:ascii="Helvetica" w:eastAsia="Times New Roman" w:hAnsi="Helvetica" w:cs="Helvetica"/>
+          <w:color w:val="333333"/>
+          <w:sz w:val="24"/>
+          <w:szCs w:val="24"/>
+        </w:rPr>
+        <w:t>Name</w:t>
+      </w:r>
+      <w:proofErr w:type="spellEnd"/>
+      <w:r>
+        <w:rPr>
+          <w:rFonts w:ascii="Helvetica" w:eastAsia="Times New Roman" w:hAnsi="Helvetica" w:cs="Helvetica"/>
+          <w:color w:val="333333"/>
+          <w:sz w:val="24"/>
+          <w:szCs w:val="24"/>
+        </w:rPr>
+        <w:t>: </w:t>
       </w:r>
       <w:r>
         <w:rPr>
@@ -11407,17 +13081,9 @@
           <w:szCs w:val="20"/>
           <w:shd w:val="clear" w:color="auto" w:fill="F0F0F0"/>
         </w:rPr>
-        <w:t>&lt;date&gt;_&lt;production_step&gt;.xlsx</w:t>
-      </w:r>
-      <w:r>
-        <w:rPr>
-          <w:rFonts w:ascii="Helvetica" w:eastAsia="Times New Roman" w:hAnsi="Helvetica" w:cs="Helvetica"/>
-          <w:color w:val="333333"/>
-          <w:sz w:val="24"/>
-          <w:szCs w:val="24"/>
-        </w:rPr>
-        <w:t> (e.g. </w:t>
-      </w:r>
+        <w:t>&lt;</w:t>
+      </w:r>
+      <w:proofErr w:type="spellStart"/>
       <w:r>
         <w:rPr>
           <w:rFonts w:ascii="Consolas" w:eastAsia="Times New Roman" w:hAnsi="Consolas" w:cs="Courier New"/>
@@ -11426,43 +13092,9 @@
           <w:szCs w:val="20"/>
           <w:shd w:val="clear" w:color="auto" w:fill="F0F0F0"/>
         </w:rPr>
-        <w:t>01-09-2026_1_Audzetajs.xlsx</w:t>
-      </w:r>
-      <w:r>
-        <w:rPr>
-          <w:rFonts w:ascii="Helvetica" w:eastAsia="Times New Roman" w:hAnsi="Helvetica" w:cs="Helvetica"/>
-          <w:color w:val="333333"/>
-          <w:sz w:val="24"/>
-          <w:szCs w:val="24"/>
-        </w:rPr>
-        <w:t>).</w:t>
-      </w:r>
-    </w:p>
-    <w:p>
-      <w:pPr>
-        <w:numPr>
-          <w:ilvl w:val="0"/>
-          <w:numId w:val="24"/>
-        </w:numPr>
-        <w:shd w:val="clear" w:color="auto" w:fill="FFFFFF"/>
-        <w:suppressAutoHyphens w:val="0"/>
-        <w:spacing w:before="100" w:beforeAutospacing="1" w:after="0" w:line="240" w:lineRule="auto"/>
-        <w:rPr>
-          <w:rFonts w:ascii="Helvetica" w:eastAsia="Times New Roman" w:hAnsi="Helvetica" w:cs="Helvetica"/>
-          <w:color w:val="333333"/>
-          <w:sz w:val="24"/>
-          <w:szCs w:val="24"/>
-        </w:rPr>
-      </w:pPr>
-      <w:r>
-        <w:rPr>
-          <w:rFonts w:ascii="Helvetica" w:eastAsia="Times New Roman" w:hAnsi="Helvetica" w:cs="Helvetica"/>
-          <w:color w:val="333333"/>
-          <w:sz w:val="24"/>
-          <w:szCs w:val="24"/>
-        </w:rPr>
-        <w:t>Saved directly to the public Android Downloads directory (</w:t>
-      </w:r>
+        <w:t>date</w:t>
+      </w:r>
+      <w:proofErr w:type="spellEnd"/>
       <w:r>
         <w:rPr>
           <w:rFonts w:ascii="Consolas" w:eastAsia="Times New Roman" w:hAnsi="Consolas" w:cs="Courier New"/>
@@ -11471,8 +13103,222 @@
           <w:szCs w:val="20"/>
           <w:shd w:val="clear" w:color="auto" w:fill="F0F0F0"/>
         </w:rPr>
+        <w:t>&gt;_&lt;</w:t>
+      </w:r>
+      <w:proofErr w:type="spellStart"/>
+      <w:r>
+        <w:rPr>
+          <w:rFonts w:ascii="Consolas" w:eastAsia="Times New Roman" w:hAnsi="Consolas" w:cs="Courier New"/>
+          <w:color w:val="000000"/>
+          <w:sz w:val="20"/>
+          <w:szCs w:val="20"/>
+          <w:shd w:val="clear" w:color="auto" w:fill="F0F0F0"/>
+        </w:rPr>
+        <w:t>production_step</w:t>
+      </w:r>
+      <w:proofErr w:type="spellEnd"/>
+      <w:r>
+        <w:rPr>
+          <w:rFonts w:ascii="Consolas" w:eastAsia="Times New Roman" w:hAnsi="Consolas" w:cs="Courier New"/>
+          <w:color w:val="000000"/>
+          <w:sz w:val="20"/>
+          <w:szCs w:val="20"/>
+          <w:shd w:val="clear" w:color="auto" w:fill="F0F0F0"/>
+        </w:rPr>
+        <w:t>&gt;.</w:t>
+      </w:r>
+      <w:proofErr w:type="spellStart"/>
+      <w:r>
+        <w:rPr>
+          <w:rFonts w:ascii="Consolas" w:eastAsia="Times New Roman" w:hAnsi="Consolas" w:cs="Courier New"/>
+          <w:color w:val="000000"/>
+          <w:sz w:val="20"/>
+          <w:szCs w:val="20"/>
+          <w:shd w:val="clear" w:color="auto" w:fill="F0F0F0"/>
+        </w:rPr>
+        <w:t>xlsx</w:t>
+      </w:r>
+      <w:proofErr w:type="spellEnd"/>
+      <w:r>
+        <w:rPr>
+          <w:rFonts w:ascii="Helvetica" w:eastAsia="Times New Roman" w:hAnsi="Helvetica" w:cs="Helvetica"/>
+          <w:color w:val="333333"/>
+          <w:sz w:val="24"/>
+          <w:szCs w:val="24"/>
+        </w:rPr>
+        <w:t> </w:t>
+      </w:r>
+      <w:r>
+        <w:rPr>
+          <w:rFonts w:ascii="Helvetica" w:eastAsia="Times New Roman" w:hAnsi="Helvetica" w:cs="Helvetica"/>
+          <w:color w:val="333333"/>
+          <w:sz w:val="24"/>
+          <w:szCs w:val="24"/>
+        </w:rPr>
+        <w:br/>
+      </w:r>
+      <w:r>
+        <w:rPr>
+          <w:rFonts w:ascii="Helvetica" w:eastAsia="Times New Roman" w:hAnsi="Helvetica" w:cs="Helvetica"/>
+          <w:color w:val="333333"/>
+          <w:sz w:val="24"/>
+          <w:szCs w:val="24"/>
+        </w:rPr>
+        <w:t>(</w:t>
+      </w:r>
+      <w:proofErr w:type="spellStart"/>
+      <w:r>
+        <w:rPr>
+          <w:rFonts w:ascii="Helvetica" w:eastAsia="Times New Roman" w:hAnsi="Helvetica" w:cs="Helvetica"/>
+          <w:color w:val="333333"/>
+          <w:sz w:val="24"/>
+          <w:szCs w:val="24"/>
+        </w:rPr>
+        <w:t>e.g</w:t>
+      </w:r>
+      <w:proofErr w:type="spellEnd"/>
+      <w:r>
+        <w:rPr>
+          <w:rFonts w:ascii="Helvetica" w:eastAsia="Times New Roman" w:hAnsi="Helvetica" w:cs="Helvetica"/>
+          <w:color w:val="333333"/>
+          <w:sz w:val="24"/>
+          <w:szCs w:val="24"/>
+        </w:rPr>
+        <w:t>. </w:t>
+      </w:r>
+      <w:r>
+        <w:rPr>
+          <w:rFonts w:ascii="Consolas" w:eastAsia="Times New Roman" w:hAnsi="Consolas" w:cs="Courier New"/>
+          <w:color w:val="000000"/>
+          <w:sz w:val="20"/>
+          <w:szCs w:val="20"/>
+          <w:shd w:val="clear" w:color="auto" w:fill="F0F0F0"/>
+        </w:rPr>
+        <w:t>01-09-2026_1_Audzetajs.xlsx</w:t>
+      </w:r>
+      <w:r>
+        <w:rPr>
+          <w:rFonts w:ascii="Helvetica" w:eastAsia="Times New Roman" w:hAnsi="Helvetica" w:cs="Helvetica"/>
+          <w:color w:val="333333"/>
+          <w:sz w:val="24"/>
+          <w:szCs w:val="24"/>
+        </w:rPr>
+        <w:t>).</w:t>
+      </w:r>
+    </w:p>
+    <w:p>
+      <w:pPr>
+        <w:shd w:val="clear" w:color="auto" w:fill="FFFFFF"/>
+        <w:suppressAutoHyphens w:val="0"/>
+        <w:spacing w:before="100" w:beforeAutospacing="1" w:after="0" w:line="240" w:lineRule="auto"/>
+        <w:rPr>
+          <w:rFonts w:ascii="Helvetica" w:eastAsia="Times New Roman" w:hAnsi="Helvetica" w:cs="Helvetica"/>
+          <w:color w:val="333333"/>
+          <w:sz w:val="24"/>
+          <w:szCs w:val="24"/>
+        </w:rPr>
+      </w:pPr>
+      <w:r>
+        <w:rPr>
+          <w:rFonts w:ascii="Helvetica" w:eastAsia="Times New Roman" w:hAnsi="Helvetica" w:cs="Helvetica"/>
+          <w:color w:val="333333"/>
+          <w:sz w:val="24"/>
+          <w:szCs w:val="24"/>
+        </w:rPr>
+        <w:t xml:space="preserve">Saved </w:t>
+      </w:r>
+      <w:proofErr w:type="spellStart"/>
+      <w:r>
+        <w:rPr>
+          <w:rFonts w:ascii="Helvetica" w:eastAsia="Times New Roman" w:hAnsi="Helvetica" w:cs="Helvetica"/>
+          <w:color w:val="333333"/>
+          <w:sz w:val="24"/>
+          <w:szCs w:val="24"/>
+        </w:rPr>
+        <w:t>directly</w:t>
+      </w:r>
+      <w:proofErr w:type="spellEnd"/>
+      <w:r>
+        <w:rPr>
+          <w:rFonts w:ascii="Helvetica" w:eastAsia="Times New Roman" w:hAnsi="Helvetica" w:cs="Helvetica"/>
+          <w:color w:val="333333"/>
+          <w:sz w:val="24"/>
+          <w:szCs w:val="24"/>
+        </w:rPr>
+        <w:t xml:space="preserve"> to </w:t>
+      </w:r>
+      <w:proofErr w:type="spellStart"/>
+      <w:r>
+        <w:rPr>
+          <w:rFonts w:ascii="Helvetica" w:eastAsia="Times New Roman" w:hAnsi="Helvetica" w:cs="Helvetica"/>
+          <w:color w:val="333333"/>
+          <w:sz w:val="24"/>
+          <w:szCs w:val="24"/>
+        </w:rPr>
+        <w:t>the</w:t>
+      </w:r>
+      <w:proofErr w:type="spellEnd"/>
+      <w:r>
+        <w:rPr>
+          <w:rFonts w:ascii="Helvetica" w:eastAsia="Times New Roman" w:hAnsi="Helvetica" w:cs="Helvetica"/>
+          <w:color w:val="333333"/>
+          <w:sz w:val="24"/>
+          <w:szCs w:val="24"/>
+        </w:rPr>
+        <w:t xml:space="preserve"> public </w:t>
+      </w:r>
+      <w:proofErr w:type="spellStart"/>
+      <w:r>
+        <w:rPr>
+          <w:rFonts w:ascii="Helvetica" w:eastAsia="Times New Roman" w:hAnsi="Helvetica" w:cs="Helvetica"/>
+          <w:color w:val="333333"/>
+          <w:sz w:val="24"/>
+          <w:szCs w:val="24"/>
+        </w:rPr>
+        <w:t>Android</w:t>
+      </w:r>
+      <w:proofErr w:type="spellEnd"/>
+      <w:r>
+        <w:rPr>
+          <w:rFonts w:ascii="Helvetica" w:eastAsia="Times New Roman" w:hAnsi="Helvetica" w:cs="Helvetica"/>
+          <w:color w:val="333333"/>
+          <w:sz w:val="24"/>
+          <w:szCs w:val="24"/>
+        </w:rPr>
+        <w:t xml:space="preserve"> Downloads </w:t>
+      </w:r>
+      <w:proofErr w:type="spellStart"/>
+      <w:r>
+        <w:rPr>
+          <w:rFonts w:ascii="Helvetica" w:eastAsia="Times New Roman" w:hAnsi="Helvetica" w:cs="Helvetica"/>
+          <w:color w:val="333333"/>
+          <w:sz w:val="24"/>
+          <w:szCs w:val="24"/>
+        </w:rPr>
+        <w:t>directory</w:t>
+      </w:r>
+      <w:proofErr w:type="spellEnd"/>
+      <w:r>
+        <w:rPr>
+          <w:rFonts w:ascii="Helvetica" w:eastAsia="Times New Roman" w:hAnsi="Helvetica" w:cs="Helvetica"/>
+          <w:color w:val="333333"/>
+          <w:sz w:val="24"/>
+          <w:szCs w:val="24"/>
+        </w:rPr>
+        <w:t xml:space="preserve"> (</w:t>
+      </w:r>
+      <w:proofErr w:type="spellStart"/>
+      <w:r>
+        <w:rPr>
+          <w:rFonts w:ascii="Consolas" w:eastAsia="Times New Roman" w:hAnsi="Consolas" w:cs="Courier New"/>
+          <w:color w:val="000000"/>
+          <w:sz w:val="20"/>
+          <w:szCs w:val="20"/>
+          <w:shd w:val="clear" w:color="auto" w:fill="F0F0F0"/>
+        </w:rPr>
         <w:t>Environment.DIRECTORY_DOWNLOADS</w:t>
       </w:r>
+      <w:proofErr w:type="spellEnd"/>
       <w:r>
         <w:rPr>
           <w:rFonts w:ascii="Helvetica" w:eastAsia="Times New Roman" w:hAnsi="Helvetica" w:cs="Helvetica"/>
@@ -11485,13 +13331,59 @@
     </w:p>
     <w:p>
       <w:pPr>
+        <w:shd w:val="clear" w:color="auto" w:fill="FFFFFF"/>
+        <w:suppressAutoHyphens w:val="0"/>
+        <w:spacing w:before="100" w:beforeAutospacing="1" w:after="0" w:line="240" w:lineRule="auto"/>
+        <w:rPr>
+          <w:rFonts w:ascii="Helvetica" w:eastAsia="Times New Roman" w:hAnsi="Helvetica" w:cs="Helvetica"/>
+          <w:color w:val="333333"/>
+          <w:sz w:val="24"/>
+          <w:szCs w:val="24"/>
+        </w:rPr>
+      </w:pPr>
+    </w:p>
+    <w:p>
+      <w:pPr>
+        <w:pStyle w:val="NormalWeb"/>
+      </w:pPr>
+    </w:p>
+    <w:p>
+      <w:pPr>
+        <w:pStyle w:val="NormalWeb"/>
+      </w:pPr>
+    </w:p>
+    <w:p>
+      <w:pPr>
+        <w:pStyle w:val="NormalWeb"/>
+      </w:pPr>
+    </w:p>
+    <w:p>
+      <w:pPr>
+        <w:pStyle w:val="NormalWeb"/>
+      </w:pPr>
+    </w:p>
+    <w:p>
+      <w:pPr>
+        <w:shd w:val="clear" w:color="auto" w:fill="FFFFFF"/>
+        <w:suppressAutoHyphens w:val="0"/>
+        <w:spacing w:before="100" w:beforeAutospacing="1" w:after="0" w:line="240" w:lineRule="auto"/>
+        <w:rPr>
+          <w:rFonts w:ascii="Helvetica" w:eastAsia="Times New Roman" w:hAnsi="Helvetica" w:cs="Helvetica"/>
+          <w:color w:val="333333"/>
+          <w:sz w:val="24"/>
+          <w:szCs w:val="24"/>
+        </w:rPr>
+      </w:pPr>
+    </w:p>
+    <w:p>
+      <w:pPr>
         <w:pStyle w:val="Heading1"/>
       </w:pPr>
-      <w:bookmarkStart w:id="11" w:name="_Toc243938854"/>
+      <w:bookmarkStart w:id="12" w:name="_Toc243949327"/>
       <w:r>
         <w:t>Table Preset Management (Tab 3)</w:t>
       </w:r>
-      <w:bookmarkEnd w:id="11"/>
+      <w:bookmarkEnd w:id="12"/>
     </w:p>
     <w:p>
       <w:pPr>
@@ -12097,6 +13989,36 @@
         <w:br/>
         <w:t xml:space="preserve">      },</w:t>
       </w:r>
+    </w:p>
+    <w:p>
+      <w:pPr>
+        <w:shd w:val="clear" w:color="auto" w:fill="FFFFFF"/>
+        <w:suppressAutoHyphens w:val="0"/>
+        <w:spacing w:before="240" w:after="240" w:line="240" w:lineRule="auto"/>
+        <w:outlineLvl w:val="3"/>
+        <w:rPr>
+          <w:rFonts w:ascii="Consolas" w:eastAsia="Times New Roman" w:hAnsi="Consolas" w:cs="Courier New"/>
+          <w:color w:val="586E75"/>
+          <w:sz w:val="20"/>
+          <w:szCs w:val="20"/>
+          <w:bdr w:val="none" w:sz="0" w:space="0" w:color="auto" w:frame="1"/>
+        </w:rPr>
+      </w:pPr>
+    </w:p>
+    <w:p>
+      <w:pPr>
+        <w:shd w:val="clear" w:color="auto" w:fill="FFFFFF"/>
+        <w:suppressAutoHyphens w:val="0"/>
+        <w:spacing w:before="240" w:after="240" w:line="240" w:lineRule="auto"/>
+        <w:outlineLvl w:val="3"/>
+        <w:rPr>
+          <w:rFonts w:ascii="Consolas" w:eastAsia="Times New Roman" w:hAnsi="Consolas" w:cs="Courier New"/>
+          <w:color w:val="586E75"/>
+          <w:sz w:val="20"/>
+          <w:szCs w:val="20"/>
+          <w:bdr w:val="none" w:sz="0" w:space="0" w:color="auto" w:frame="1"/>
+        </w:rPr>
+      </w:pPr>
     </w:p>
     <w:p>
       <w:pPr>
@@ -12385,21 +14307,414 @@
           <w:sz w:val="24"/>
           <w:szCs w:val="24"/>
         </w:rPr>
-        <w:t> Saved instantly to internal JSON files, surviving app restarts and updates.</w:t>
-      </w:r>
+        <w:t xml:space="preserve"> Saved to </w:t>
+      </w:r>
+      <w:proofErr w:type="spellStart"/>
+      <w:r>
+        <w:rPr>
+          <w:rFonts w:ascii="Helvetica" w:eastAsia="Times New Roman" w:hAnsi="Helvetica" w:cs="Helvetica"/>
+          <w:color w:val="333333"/>
+          <w:sz w:val="24"/>
+          <w:szCs w:val="24"/>
+        </w:rPr>
+        <w:t>internal</w:t>
+      </w:r>
+      <w:proofErr w:type="spellEnd"/>
+      <w:r>
+        <w:rPr>
+          <w:rFonts w:ascii="Helvetica" w:eastAsia="Times New Roman" w:hAnsi="Helvetica" w:cs="Helvetica"/>
+          <w:color w:val="333333"/>
+          <w:sz w:val="24"/>
+          <w:szCs w:val="24"/>
+        </w:rPr>
+        <w:t xml:space="preserve"> JSON </w:t>
+      </w:r>
+      <w:proofErr w:type="spellStart"/>
+      <w:r>
+        <w:rPr>
+          <w:rFonts w:ascii="Helvetica" w:eastAsia="Times New Roman" w:hAnsi="Helvetica" w:cs="Helvetica"/>
+          <w:color w:val="333333"/>
+          <w:sz w:val="24"/>
+          <w:szCs w:val="24"/>
+        </w:rPr>
+        <w:t>files</w:t>
+      </w:r>
+      <w:proofErr w:type="spellEnd"/>
+      <w:r>
+        <w:rPr>
+          <w:rFonts w:ascii="Helvetica" w:eastAsia="Times New Roman" w:hAnsi="Helvetica" w:cs="Helvetica"/>
+          <w:color w:val="333333"/>
+          <w:sz w:val="24"/>
+          <w:szCs w:val="24"/>
+        </w:rPr>
+        <w:t xml:space="preserve">, </w:t>
+      </w:r>
+      <w:proofErr w:type="spellStart"/>
+      <w:r>
+        <w:rPr>
+          <w:rFonts w:ascii="Helvetica" w:eastAsia="Times New Roman" w:hAnsi="Helvetica" w:cs="Helvetica"/>
+          <w:color w:val="333333"/>
+          <w:sz w:val="24"/>
+          <w:szCs w:val="24"/>
+        </w:rPr>
+        <w:t>accessible</w:t>
+      </w:r>
+      <w:proofErr w:type="spellEnd"/>
+      <w:r>
+        <w:rPr>
+          <w:rFonts w:ascii="Helvetica" w:eastAsia="Times New Roman" w:hAnsi="Helvetica" w:cs="Helvetica"/>
+          <w:color w:val="333333"/>
+          <w:sz w:val="24"/>
+          <w:szCs w:val="24"/>
+        </w:rPr>
+        <w:t xml:space="preserve"> </w:t>
+      </w:r>
+      <w:proofErr w:type="spellStart"/>
+      <w:r>
+        <w:rPr>
+          <w:rFonts w:ascii="Helvetica" w:eastAsia="Times New Roman" w:hAnsi="Helvetica" w:cs="Helvetica"/>
+          <w:color w:val="333333"/>
+          <w:sz w:val="24"/>
+          <w:szCs w:val="24"/>
+        </w:rPr>
+        <w:t>across</w:t>
+      </w:r>
+      <w:proofErr w:type="spellEnd"/>
+      <w:r>
+        <w:rPr>
+          <w:rFonts w:ascii="Helvetica" w:eastAsia="Times New Roman" w:hAnsi="Helvetica" w:cs="Helvetica"/>
+          <w:color w:val="333333"/>
+          <w:sz w:val="24"/>
+          <w:szCs w:val="24"/>
+        </w:rPr>
+        <w:t xml:space="preserve"> </w:t>
+      </w:r>
+      <w:proofErr w:type="spellStart"/>
+      <w:r>
+        <w:rPr>
+          <w:rFonts w:ascii="Helvetica" w:eastAsia="Times New Roman" w:hAnsi="Helvetica" w:cs="Helvetica"/>
+          <w:color w:val="333333"/>
+          <w:sz w:val="24"/>
+          <w:szCs w:val="24"/>
+        </w:rPr>
+        <w:t>app</w:t>
+      </w:r>
+      <w:proofErr w:type="spellEnd"/>
+      <w:r>
+        <w:rPr>
+          <w:rFonts w:ascii="Helvetica" w:eastAsia="Times New Roman" w:hAnsi="Helvetica" w:cs="Helvetica"/>
+          <w:color w:val="333333"/>
+          <w:sz w:val="24"/>
+          <w:szCs w:val="24"/>
+        </w:rPr>
+        <w:t xml:space="preserve"> restarts </w:t>
+      </w:r>
+      <w:proofErr w:type="spellStart"/>
+      <w:r>
+        <w:rPr>
+          <w:rFonts w:ascii="Helvetica" w:eastAsia="Times New Roman" w:hAnsi="Helvetica" w:cs="Helvetica"/>
+          <w:color w:val="333333"/>
+          <w:sz w:val="24"/>
+          <w:szCs w:val="24"/>
+        </w:rPr>
+        <w:t>and</w:t>
+      </w:r>
+      <w:proofErr w:type="spellEnd"/>
+      <w:r>
+        <w:rPr>
+          <w:rFonts w:ascii="Helvetica" w:eastAsia="Times New Roman" w:hAnsi="Helvetica" w:cs="Helvetica"/>
+          <w:color w:val="333333"/>
+          <w:sz w:val="24"/>
+          <w:szCs w:val="24"/>
+        </w:rPr>
+        <w:t xml:space="preserve"> </w:t>
+      </w:r>
+      <w:proofErr w:type="spellStart"/>
+      <w:r>
+        <w:rPr>
+          <w:rFonts w:ascii="Helvetica" w:eastAsia="Times New Roman" w:hAnsi="Helvetica" w:cs="Helvetica"/>
+          <w:color w:val="333333"/>
+          <w:sz w:val="24"/>
+          <w:szCs w:val="24"/>
+        </w:rPr>
+        <w:t>updates</w:t>
+      </w:r>
+      <w:proofErr w:type="spellEnd"/>
+      <w:r>
+        <w:rPr>
+          <w:rFonts w:ascii="Helvetica" w:eastAsia="Times New Roman" w:hAnsi="Helvetica" w:cs="Helvetica"/>
+          <w:color w:val="333333"/>
+          <w:sz w:val="24"/>
+          <w:szCs w:val="24"/>
+        </w:rPr>
+        <w:t>.</w:t>
+      </w:r>
+    </w:p>
+    <w:p>
+      <w:pPr>
+        <w:shd w:val="clear" w:color="auto" w:fill="FFFFFF"/>
+        <w:suppressAutoHyphens w:val="0"/>
+        <w:spacing w:before="100" w:beforeAutospacing="1" w:after="0" w:line="240" w:lineRule="auto"/>
+        <w:ind w:left="360"/>
+        <w:jc w:val="both"/>
+        <w:rPr>
+          <w:rFonts w:ascii="Helvetica" w:eastAsia="Times New Roman" w:hAnsi="Helvetica" w:cs="Helvetica"/>
+          <w:color w:val="333333"/>
+          <w:sz w:val="24"/>
+          <w:szCs w:val="24"/>
+        </w:rPr>
+      </w:pPr>
+    </w:p>
+    <w:p>
+      <w:pPr>
+        <w:pStyle w:val="NormalWeb"/>
+        <w:ind w:left="360"/>
+        <w:jc w:val="center"/>
+      </w:pPr>
+      <w:r>
+        <w:rPr>
+          <w:noProof/>
+        </w:rPr>
+        <w:drawing>
+          <wp:inline distT="0" distB="0" distL="0" distR="0" wp14:anchorId="2D790B95" wp14:editId="66AF2417">
+            <wp:extent cx="2324100" cy="5164627"/>
+            <wp:effectExtent l="0" t="0" r="0" b="0"/>
+            <wp:docPr id="654548695" name="Picture 18"/>
+            <wp:cNvGraphicFramePr>
+              <a:graphicFrameLocks xmlns:a="http://schemas.openxmlformats.org/drawingml/2006/main" noChangeAspect="1"/>
+            </wp:cNvGraphicFramePr>
+            <a:graphic xmlns:a="http://schemas.openxmlformats.org/drawingml/2006/main">
+              <a:graphicData uri="http://schemas.openxmlformats.org/drawingml/2006/picture">
+                <pic:pic xmlns:pic="http://schemas.openxmlformats.org/drawingml/2006/picture">
+                  <pic:nvPicPr>
+                    <pic:cNvPr id="0" name="Picture 81"/>
+                    <pic:cNvPicPr>
+                      <a:picLocks noChangeAspect="1" noChangeArrowheads="1"/>
+                    </pic:cNvPicPr>
+                  </pic:nvPicPr>
+                  <pic:blipFill>
+                    <a:blip r:embed="rId19" cstate="print">
+                      <a:extLst>
+                        <a:ext uri="{28A0092B-C50C-407E-A947-70E740481C1C}">
+                          <a14:useLocalDpi xmlns:a14="http://schemas.microsoft.com/office/drawing/2010/main" val="0"/>
+                        </a:ext>
+                      </a:extLst>
+                    </a:blip>
+                    <a:srcRect/>
+                    <a:stretch>
+                      <a:fillRect/>
+                    </a:stretch>
+                  </pic:blipFill>
+                  <pic:spPr bwMode="auto">
+                    <a:xfrm>
+                      <a:off x="0" y="0"/>
+                      <a:ext cx="2335719" cy="5190447"/>
+                    </a:xfrm>
+                    <a:prstGeom prst="rect">
+                      <a:avLst/>
+                    </a:prstGeom>
+                    <a:noFill/>
+                    <a:ln>
+                      <a:noFill/>
+                    </a:ln>
+                  </pic:spPr>
+                </pic:pic>
+              </a:graphicData>
+            </a:graphic>
+          </wp:inline>
+        </w:drawing>
+      </w:r>
+      <w:r>
+        <w:t xml:space="preserve">   </w:t>
+      </w:r>
+      <w:r>
+        <w:drawing>
+          <wp:inline distT="0" distB="0" distL="0" distR="0" wp14:anchorId="651CCD9A" wp14:editId="1D7D3035">
+            <wp:extent cx="2324100" cy="5164628"/>
+            <wp:effectExtent l="0" t="0" r="0" b="0"/>
+            <wp:docPr id="244583343" name="Picture 20"/>
+            <wp:cNvGraphicFramePr>
+              <a:graphicFrameLocks xmlns:a="http://schemas.openxmlformats.org/drawingml/2006/main" noChangeAspect="1"/>
+            </wp:cNvGraphicFramePr>
+            <a:graphic xmlns:a="http://schemas.openxmlformats.org/drawingml/2006/main">
+              <a:graphicData uri="http://schemas.openxmlformats.org/drawingml/2006/picture">
+                <pic:pic xmlns:pic="http://schemas.openxmlformats.org/drawingml/2006/picture">
+                  <pic:nvPicPr>
+                    <pic:cNvPr id="0" name="Picture 88"/>
+                    <pic:cNvPicPr>
+                      <a:picLocks noChangeAspect="1" noChangeArrowheads="1"/>
+                    </pic:cNvPicPr>
+                  </pic:nvPicPr>
+                  <pic:blipFill>
+                    <a:blip r:embed="rId20" cstate="print">
+                      <a:extLst>
+                        <a:ext uri="{28A0092B-C50C-407E-A947-70E740481C1C}">
+                          <a14:useLocalDpi xmlns:a14="http://schemas.microsoft.com/office/drawing/2010/main" val="0"/>
+                        </a:ext>
+                      </a:extLst>
+                    </a:blip>
+                    <a:srcRect/>
+                    <a:stretch>
+                      <a:fillRect/>
+                    </a:stretch>
+                  </pic:blipFill>
+                  <pic:spPr bwMode="auto">
+                    <a:xfrm>
+                      <a:off x="0" y="0"/>
+                      <a:ext cx="2329831" cy="5177362"/>
+                    </a:xfrm>
+                    <a:prstGeom prst="rect">
+                      <a:avLst/>
+                    </a:prstGeom>
+                    <a:noFill/>
+                    <a:ln>
+                      <a:noFill/>
+                    </a:ln>
+                  </pic:spPr>
+                </pic:pic>
+              </a:graphicData>
+            </a:graphic>
+          </wp:inline>
+        </w:drawing>
+      </w:r>
+    </w:p>
+    <w:p>
+      <w:pPr>
+        <w:pStyle w:val="NormalWeb"/>
+        <w:ind w:left="360"/>
+        <w:jc w:val="center"/>
+        <w:rPr>
+          <w:rFonts w:asciiTheme="minorHAnsi" w:hAnsiTheme="minorHAnsi" w:cstheme="minorHAnsi"/>
+          <w:i/>
+          <w:iCs/>
+        </w:rPr>
+      </w:pPr>
+      <w:proofErr w:type="spellStart"/>
+      <w:r>
+        <w:rPr>
+          <w:rFonts w:asciiTheme="minorHAnsi" w:hAnsiTheme="minorHAnsi" w:cstheme="minorHAnsi"/>
+          <w:i/>
+          <w:iCs/>
+        </w:rPr>
+        <w:t>Figure</w:t>
+      </w:r>
+      <w:proofErr w:type="spellEnd"/>
+      <w:r>
+        <w:rPr>
+          <w:rFonts w:asciiTheme="minorHAnsi" w:hAnsiTheme="minorHAnsi" w:cstheme="minorHAnsi"/>
+          <w:i/>
+          <w:iCs/>
+        </w:rPr>
+        <w:t xml:space="preserve"> </w:t>
+      </w:r>
+      <w:r>
+        <w:rPr>
+          <w:rFonts w:asciiTheme="minorHAnsi" w:hAnsiTheme="minorHAnsi" w:cstheme="minorHAnsi"/>
+          <w:i/>
+          <w:iCs/>
+        </w:rPr>
+        <w:t>10, 11</w:t>
+      </w:r>
+      <w:r>
+        <w:rPr>
+          <w:rFonts w:asciiTheme="minorHAnsi" w:hAnsiTheme="minorHAnsi" w:cstheme="minorHAnsi"/>
+          <w:i/>
+          <w:iCs/>
+        </w:rPr>
+        <w:t xml:space="preserve">. </w:t>
+      </w:r>
+      <w:proofErr w:type="spellStart"/>
+      <w:r>
+        <w:rPr>
+          <w:rFonts w:asciiTheme="minorHAnsi" w:hAnsiTheme="minorHAnsi" w:cstheme="minorHAnsi"/>
+          <w:i/>
+          <w:iCs/>
+        </w:rPr>
+        <w:t>Tab</w:t>
+      </w:r>
+      <w:proofErr w:type="spellEnd"/>
+      <w:r>
+        <w:rPr>
+          <w:rFonts w:asciiTheme="minorHAnsi" w:hAnsiTheme="minorHAnsi" w:cstheme="minorHAnsi"/>
+          <w:i/>
+          <w:iCs/>
+        </w:rPr>
+        <w:t xml:space="preserve"> 3: </w:t>
+      </w:r>
+      <w:proofErr w:type="spellStart"/>
+      <w:r>
+        <w:rPr>
+          <w:rFonts w:asciiTheme="minorHAnsi" w:hAnsiTheme="minorHAnsi" w:cstheme="minorHAnsi"/>
+          <w:i/>
+          <w:iCs/>
+        </w:rPr>
+        <w:t>Table</w:t>
+      </w:r>
+      <w:proofErr w:type="spellEnd"/>
+      <w:r>
+        <w:rPr>
+          <w:rFonts w:asciiTheme="minorHAnsi" w:hAnsiTheme="minorHAnsi" w:cstheme="minorHAnsi"/>
+          <w:i/>
+          <w:iCs/>
+        </w:rPr>
+        <w:t xml:space="preserve"> </w:t>
+      </w:r>
+      <w:proofErr w:type="spellStart"/>
+      <w:r>
+        <w:rPr>
+          <w:rFonts w:asciiTheme="minorHAnsi" w:hAnsiTheme="minorHAnsi" w:cstheme="minorHAnsi"/>
+          <w:i/>
+          <w:iCs/>
+        </w:rPr>
+        <w:t>Presets</w:t>
+      </w:r>
+      <w:proofErr w:type="spellEnd"/>
+      <w:r>
+        <w:rPr>
+          <w:rFonts w:asciiTheme="minorHAnsi" w:hAnsiTheme="minorHAnsi" w:cstheme="minorHAnsi"/>
+          <w:i/>
+          <w:iCs/>
+        </w:rPr>
+        <w:t>.</w:t>
+      </w:r>
+    </w:p>
+    <w:p>
+      <w:pPr>
+        <w:pStyle w:val="NormalWeb"/>
+        <w:ind w:left="360"/>
+        <w:jc w:val="center"/>
+      </w:pPr>
+    </w:p>
+    <w:p>
+      <w:pPr>
+        <w:pStyle w:val="NormalWeb"/>
+        <w:ind w:left="360"/>
+      </w:pPr>
+    </w:p>
+    <w:p>
+      <w:pPr>
+        <w:shd w:val="clear" w:color="auto" w:fill="FFFFFF"/>
+        <w:suppressAutoHyphens w:val="0"/>
+        <w:spacing w:before="100" w:beforeAutospacing="1" w:after="0" w:line="240" w:lineRule="auto"/>
+        <w:jc w:val="both"/>
+        <w:rPr>
+          <w:rFonts w:ascii="Helvetica" w:eastAsia="Times New Roman" w:hAnsi="Helvetica" w:cs="Helvetica"/>
+          <w:color w:val="333333"/>
+          <w:sz w:val="24"/>
+          <w:szCs w:val="24"/>
+        </w:rPr>
+      </w:pPr>
     </w:p>
     <w:p>
       <w:pPr>
         <w:pStyle w:val="Heading1"/>
       </w:pPr>
-      <w:bookmarkStart w:id="12" w:name="_Toc243938855"/>
-      <w:r>
-        <w:t>Economic</w:t>
-      </w:r>
-      <w:r>
-        <w:t xml:space="preserve"> Considerations &amp; Return on Investment (ROI)</w:t>
-      </w:r>
-      <w:bookmarkEnd w:id="12"/>
+      <w:bookmarkStart w:id="13" w:name="_Toc243949328"/>
+      <w:r>
+        <w:lastRenderedPageBreak/>
+        <w:t>How we earn money?</w:t>
+      </w:r>
+      <w:bookmarkEnd w:id="13"/>
     </w:p>
     <w:p>
       <w:pPr>
@@ -12440,11 +14755,11 @@
           <w:tab w:val="right" w:pos="540"/>
         </w:tabs>
       </w:pPr>
-      <w:bookmarkStart w:id="13" w:name="_Toc243938856"/>
+      <w:bookmarkStart w:id="14" w:name="_Toc243949329"/>
       <w:r>
         <w:t>Time Efficiency &amp; Labor Cost Reduction</w:t>
       </w:r>
-      <w:bookmarkEnd w:id="13"/>
+      <w:bookmarkEnd w:id="14"/>
     </w:p>
     <w:p>
       <w:pPr>
@@ -13003,7 +15318,7 @@
           <w:tab w:val="right" w:pos="540"/>
         </w:tabs>
       </w:pPr>
-      <w:bookmarkStart w:id="14" w:name="_Toc243938857"/>
+      <w:bookmarkStart w:id="15" w:name="_Toc243949330"/>
       <w:r>
         <w:t>Personalizing the “presets” for individual company</w:t>
       </w:r>
@@ -13013,7 +15328,7 @@
       <w:r>
         <w:t>s needs</w:t>
       </w:r>
-      <w:bookmarkEnd w:id="14"/>
+      <w:bookmarkEnd w:id="15"/>
     </w:p>
     <w:p>
       <w:pPr>
@@ -13245,11 +15560,11 @@
           <w:tab w:val="num" w:pos="540"/>
         </w:tabs>
       </w:pPr>
-      <w:bookmarkStart w:id="15" w:name="_Toc243938858"/>
+      <w:bookmarkStart w:id="16" w:name="_Toc243949331"/>
       <w:r>
         <w:t>Low Cloud &amp; Infrastructure Costs</w:t>
       </w:r>
-      <w:bookmarkEnd w:id="15"/>
+      <w:bookmarkEnd w:id="16"/>
     </w:p>
     <w:p>
       <w:pPr>
@@ -13322,7 +15637,6 @@
           <w:sz w:val="24"/>
           <w:szCs w:val="24"/>
         </w:rPr>
-        <w:lastRenderedPageBreak/>
         <w:t>At typical API rates (~€0.001 to €0.003 per page scan), scanning 300 pages</w:t>
       </w:r>
       <w:r>
@@ -13503,27 +15817,16 @@
           <w:tab w:val="right" w:pos="709"/>
         </w:tabs>
       </w:pPr>
-      <w:bookmarkStart w:id="16" w:name="_Toc243938859"/>
-      <w:r>
-        <w:t xml:space="preserve">Profit and Money. </w:t>
-      </w:r>
+      <w:bookmarkStart w:id="17" w:name="_Toc243949332"/>
       <w:proofErr w:type="spellStart"/>
       <w:r>
-        <w:t>Kaching</w:t>
+        <w:t>Buisness</w:t>
       </w:r>
       <w:proofErr w:type="spellEnd"/>
       <w:r>
-        <w:t xml:space="preserve"> </w:t>
-      </w:r>
-      <w:proofErr w:type="spellStart"/>
-      <w:r>
-        <w:t>Kaching</w:t>
-      </w:r>
-      <w:proofErr w:type="spellEnd"/>
-      <w:r>
-        <w:t>.</w:t>
-      </w:r>
-      <w:bookmarkEnd w:id="16"/>
+        <w:t xml:space="preserve"> and Profits</w:t>
+      </w:r>
+      <w:bookmarkEnd w:id="17"/>
     </w:p>
     <w:p>
       <w:pPr>
@@ -13597,6 +15900,7 @@
           <w:szCs w:val="24"/>
           <w:lang w:val="en-US" w:eastAsia="fi-FI"/>
         </w:rPr>
+        <w:lastRenderedPageBreak/>
         <w:t>Business model is C2B.</w:t>
       </w:r>
     </w:p>
@@ -13719,7 +16023,16 @@
           <w:sz w:val="24"/>
           <w:szCs w:val="24"/>
         </w:rPr>
-        <w:t>€</w:t>
+        <w:t>€50 each month</w:t>
+      </w:r>
+      <w:r>
+        <w:rPr>
+          <w:rFonts w:ascii="Helvetica" w:eastAsia="Times New Roman" w:hAnsi="Helvetica" w:cs="Helvetica"/>
+          <w:color w:val="333333"/>
+          <w:sz w:val="24"/>
+          <w:szCs w:val="24"/>
+        </w:rPr>
+        <w:t xml:space="preserve"> or </w:t>
       </w:r>
       <w:r>
         <w:rPr>
@@ -13730,7 +16043,7 @@
           <w:sz w:val="24"/>
           <w:szCs w:val="24"/>
         </w:rPr>
-        <w:t>50 each month</w:t>
+        <w:t>€600 + one-time fees a year</w:t>
       </w:r>
       <w:r>
         <w:rPr>
@@ -13739,37 +16052,6 @@
           <w:sz w:val="24"/>
           <w:szCs w:val="24"/>
         </w:rPr>
-        <w:t xml:space="preserve"> or </w:t>
-      </w:r>
-      <w:r>
-        <w:rPr>
-          <w:rFonts w:ascii="Helvetica" w:eastAsia="Times New Roman" w:hAnsi="Helvetica" w:cs="Helvetica"/>
-          <w:b/>
-          <w:bCs/>
-          <w:color w:val="333333"/>
-          <w:sz w:val="24"/>
-          <w:szCs w:val="24"/>
-        </w:rPr>
-        <w:t>€</w:t>
-      </w:r>
-      <w:r>
-        <w:rPr>
-          <w:rFonts w:ascii="Helvetica" w:eastAsia="Times New Roman" w:hAnsi="Helvetica" w:cs="Helvetica"/>
-          <w:b/>
-          <w:bCs/>
-          <w:color w:val="333333"/>
-          <w:sz w:val="24"/>
-          <w:szCs w:val="24"/>
-        </w:rPr>
-        <w:t>600 + one-time fees a year</w:t>
-      </w:r>
-      <w:r>
-        <w:rPr>
-          <w:rFonts w:ascii="Helvetica" w:eastAsia="Times New Roman" w:hAnsi="Helvetica" w:cs="Helvetica"/>
-          <w:color w:val="333333"/>
-          <w:sz w:val="24"/>
-          <w:szCs w:val="24"/>
-        </w:rPr>
         <w:t>.</w:t>
       </w:r>
     </w:p>
@@ -13777,11 +16059,11 @@
       <w:pPr>
         <w:pStyle w:val="Heading1"/>
       </w:pPr>
-      <w:bookmarkStart w:id="17" w:name="_Toc243938860"/>
+      <w:bookmarkStart w:id="18" w:name="_Toc243949333"/>
       <w:r>
         <w:t>Key Source Code Implementation Fragments</w:t>
       </w:r>
-      <w:bookmarkEnd w:id="17"/>
+      <w:bookmarkEnd w:id="18"/>
     </w:p>
     <w:p>
       <w:pPr>
@@ -13790,7 +16072,7 @@
           <w:tab w:val="clear" w:pos="9923"/>
         </w:tabs>
       </w:pPr>
-      <w:bookmarkStart w:id="18" w:name="_Toc243938861"/>
+      <w:bookmarkStart w:id="19" w:name="_Toc243949334"/>
       <w:proofErr w:type="spellStart"/>
       <w:r>
         <w:rPr>
@@ -13807,7 +16089,7 @@
       <w:r>
         <w:t> — Token Splitting &amp; Realignment</w:t>
       </w:r>
-      <w:bookmarkEnd w:id="18"/>
+      <w:bookmarkEnd w:id="19"/>
     </w:p>
     <w:p>
       <w:pPr>
@@ -15030,7 +17312,6 @@
           <w:color w:val="FFFFFF"/>
           <w:bdr w:val="none" w:sz="0" w:space="0" w:color="auto" w:frame="1"/>
         </w:rPr>
-        <w:lastRenderedPageBreak/>
         <w:t xml:space="preserve">            </w:t>
       </w:r>
       <w:r>
@@ -16137,7 +18418,7 @@
           <w:tab w:val="right" w:pos="720"/>
         </w:tabs>
       </w:pPr>
-      <w:bookmarkStart w:id="19" w:name="_Toc243938862"/>
+      <w:bookmarkStart w:id="20" w:name="_Toc243949335"/>
       <w:proofErr w:type="spellStart"/>
       <w:r>
         <w:rPr>
@@ -16148,13 +18429,14 @@
           <w:szCs w:val="31"/>
           <w:shd w:val="clear" w:color="auto" w:fill="F0F0F0"/>
         </w:rPr>
+        <w:lastRenderedPageBreak/>
         <w:t>DataNormalizer.kt</w:t>
       </w:r>
       <w:proofErr w:type="spellEnd"/>
       <w:r>
         <w:t> — Project Code &amp; Forward Filling</w:t>
       </w:r>
-      <w:bookmarkEnd w:id="19"/>
+      <w:bookmarkEnd w:id="20"/>
     </w:p>
     <w:p>
       <w:pPr>
@@ -17984,7 +20266,7 @@
           <w:tab w:val="right" w:pos="720"/>
         </w:tabs>
       </w:pPr>
-      <w:bookmarkStart w:id="20" w:name="_Toc243938863"/>
+      <w:bookmarkStart w:id="21" w:name="_Toc243949336"/>
       <w:proofErr w:type="spellStart"/>
       <w:r>
         <w:rPr>
@@ -18002,7 +20284,7 @@
       <w:r>
         <w:t> — Markdown Debug Notes &amp; Export Generator</w:t>
       </w:r>
-      <w:bookmarkEnd w:id="20"/>
+      <w:bookmarkEnd w:id="21"/>
     </w:p>
     <w:p>
       <w:pPr>
@@ -20644,12 +22926,19 @@
       <w:pPr>
         <w:pStyle w:val="Heading1"/>
       </w:pPr>
-      <w:bookmarkStart w:id="21" w:name="_Toc243938864"/>
+      <w:bookmarkStart w:id="22" w:name="_Toc243949337"/>
       <w:r>
         <w:lastRenderedPageBreak/>
         <w:t>Dependencies</w:t>
       </w:r>
-      <w:bookmarkEnd w:id="21"/>
+      <w:bookmarkEnd w:id="22"/>
+    </w:p>
+    <w:p>
+      <w:pPr>
+        <w:rPr>
+          <w:lang w:val="en-US" w:eastAsia="fi-FI"/>
+        </w:rPr>
+      </w:pPr>
     </w:p>
     <w:tbl>
       <w:tblPr>
@@ -21723,10 +24012,10 @@
       </w:pPr>
     </w:p>
     <w:sectPr>
-      <w:headerReference w:type="default" r:id="rId11"/>
-      <w:footerReference w:type="default" r:id="rId12"/>
-      <w:headerReference w:type="first" r:id="rId13"/>
-      <w:footerReference w:type="first" r:id="rId14"/>
+      <w:headerReference w:type="default" r:id="rId21"/>
+      <w:footerReference w:type="default" r:id="rId22"/>
+      <w:headerReference w:type="first" r:id="rId23"/>
+      <w:footerReference w:type="first" r:id="rId24"/>
       <w:pgSz w:w="11906" w:h="16838"/>
       <w:pgMar w:top="1132" w:right="849" w:bottom="1135" w:left="1418" w:header="426" w:footer="419" w:gutter="0"/>
       <w:cols w:space="720"/>
@@ -21827,7 +24116,7 @@
                   <w:rPr>
                     <w:color w:val="1F497D" w:themeColor="text2"/>
                   </w:rPr>
-                  <w:t>17</w:t>
+                  <w:t>21</w:t>
                 </w:r>
               </w:p>
               <w:p>
@@ -21854,15 +24143,61 @@
         <w:sz w:val="16"/>
         <w:szCs w:val="16"/>
       </w:rPr>
-      <w:t>©</w:t>
+      <w:t xml:space="preserve">©2026 </w:t>
     </w:r>
+    <w:proofErr w:type="spellStart"/>
     <w:r>
       <w:rPr>
         <w:rFonts w:ascii="Arial" w:hAnsi="Arial" w:cs="Arial"/>
         <w:sz w:val="16"/>
         <w:szCs w:val="16"/>
       </w:rPr>
-      <w:t>2026 ViA Faculty of Engineering</w:t>
+      <w:t>ViA</w:t>
+    </w:r>
+    <w:proofErr w:type="spellEnd"/>
+    <w:r>
+      <w:rPr>
+        <w:rFonts w:ascii="Arial" w:hAnsi="Arial" w:cs="Arial"/>
+        <w:sz w:val="16"/>
+        <w:szCs w:val="16"/>
+      </w:rPr>
+      <w:t xml:space="preserve"> </w:t>
+    </w:r>
+    <w:proofErr w:type="spellStart"/>
+    <w:r>
+      <w:rPr>
+        <w:rFonts w:ascii="Arial" w:hAnsi="Arial" w:cs="Arial"/>
+        <w:sz w:val="16"/>
+        <w:szCs w:val="16"/>
+      </w:rPr>
+      <w:t>Faculty</w:t>
+    </w:r>
+    <w:proofErr w:type="spellEnd"/>
+    <w:r>
+      <w:rPr>
+        <w:rFonts w:ascii="Arial" w:hAnsi="Arial" w:cs="Arial"/>
+        <w:sz w:val="16"/>
+        <w:szCs w:val="16"/>
+      </w:rPr>
+      <w:t xml:space="preserve"> </w:t>
+    </w:r>
+    <w:proofErr w:type="spellStart"/>
+    <w:r>
+      <w:rPr>
+        <w:rFonts w:ascii="Arial" w:hAnsi="Arial" w:cs="Arial"/>
+        <w:sz w:val="16"/>
+        <w:szCs w:val="16"/>
+      </w:rPr>
+      <w:t>of</w:t>
+    </w:r>
+    <w:proofErr w:type="spellEnd"/>
+    <w:r>
+      <w:rPr>
+        <w:rFonts w:ascii="Arial" w:hAnsi="Arial" w:cs="Arial"/>
+        <w:sz w:val="16"/>
+        <w:szCs w:val="16"/>
+      </w:rPr>
+      <w:t xml:space="preserve"> Engineering</w:t>
     </w:r>
   </w:p>
   <w:p>
@@ -21932,13 +24267,7 @@
                   <w:rPr>
                     <w:color w:val="1F497D" w:themeColor="text2"/>
                   </w:rPr>
-                  <w:t xml:space="preserve"> </w:t>
-                </w:r>
-                <w:r>
-                  <w:rPr>
-                    <w:color w:val="1F497D" w:themeColor="text2"/>
-                  </w:rPr>
-                  <w:t>/ 6</w:t>
+                  <w:t xml:space="preserve"> / 6</w:t>
                 </w:r>
               </w:p>
             </w:txbxContent>
@@ -21955,13 +24284,59 @@
       </w:rPr>
       <w:t xml:space="preserve">©2026 </w:t>
     </w:r>
+    <w:proofErr w:type="spellStart"/>
     <w:r>
       <w:rPr>
         <w:rFonts w:ascii="Arial" w:hAnsi="Arial" w:cs="Arial"/>
         <w:sz w:val="16"/>
         <w:szCs w:val="16"/>
       </w:rPr>
-      <w:t>ViA Faculty of Engineering</w:t>
+      <w:t>ViA</w:t>
+    </w:r>
+    <w:proofErr w:type="spellEnd"/>
+    <w:r>
+      <w:rPr>
+        <w:rFonts w:ascii="Arial" w:hAnsi="Arial" w:cs="Arial"/>
+        <w:sz w:val="16"/>
+        <w:szCs w:val="16"/>
+      </w:rPr>
+      <w:t xml:space="preserve"> </w:t>
+    </w:r>
+    <w:proofErr w:type="spellStart"/>
+    <w:r>
+      <w:rPr>
+        <w:rFonts w:ascii="Arial" w:hAnsi="Arial" w:cs="Arial"/>
+        <w:sz w:val="16"/>
+        <w:szCs w:val="16"/>
+      </w:rPr>
+      <w:t>Faculty</w:t>
+    </w:r>
+    <w:proofErr w:type="spellEnd"/>
+    <w:r>
+      <w:rPr>
+        <w:rFonts w:ascii="Arial" w:hAnsi="Arial" w:cs="Arial"/>
+        <w:sz w:val="16"/>
+        <w:szCs w:val="16"/>
+      </w:rPr>
+      <w:t xml:space="preserve"> </w:t>
+    </w:r>
+    <w:proofErr w:type="spellStart"/>
+    <w:r>
+      <w:rPr>
+        <w:rFonts w:ascii="Arial" w:hAnsi="Arial" w:cs="Arial"/>
+        <w:sz w:val="16"/>
+        <w:szCs w:val="16"/>
+      </w:rPr>
+      <w:t>of</w:t>
+    </w:r>
+    <w:proofErr w:type="spellEnd"/>
+    <w:r>
+      <w:rPr>
+        <w:rFonts w:ascii="Arial" w:hAnsi="Arial" w:cs="Arial"/>
+        <w:sz w:val="16"/>
+        <w:szCs w:val="16"/>
+      </w:rPr>
+      <w:t xml:space="preserve"> Engineering</w:t>
     </w:r>
   </w:p>
   <w:p>
@@ -27811,7 +30186,6 @@
   <w:style w:type="character" w:default="1" w:styleId="DefaultParagraphFont">
     <w:name w:val="Default Paragraph Font"/>
     <w:uiPriority w:val="1"/>
-    <w:semiHidden/>
     <w:unhideWhenUsed/>
   </w:style>
   <w:style w:type="table" w:default="1" w:styleId="TableNormal">
@@ -28733,4 +31107,16 @@
   <a:objectDefaults/>
   <a:extraClrSchemeLst/>
 </a:theme>
+</file>
+
+<file path=customXml/item1.xml><?xml version="1.0" encoding="utf-8"?>
+<b:Sources xmlns:b="http://schemas.openxmlformats.org/officeDocument/2006/bibliography" xmlns="http://schemas.openxmlformats.org/officeDocument/2006/bibliography" SelectedStyle="\APASixthEditionOfficeOnline.xsl" StyleName="APA" Version="6"/>
+</file>
+
+<file path=customXml/itemProps1.xml><?xml version="1.0" encoding="utf-8"?>
+<ds:datastoreItem xmlns:ds="http://schemas.openxmlformats.org/officeDocument/2006/customXml" ds:itemID="{82D48803-4AC8-4C13-83F7-6458345E62D8}">
+  <ds:schemaRefs>
+    <ds:schemaRef ds:uri="http://schemas.openxmlformats.org/officeDocument/2006/bibliography"/>
+  </ds:schemaRefs>
+</ds:datastoreItem>
 </file>